--- a/Talento_Tecnico/Propuesta_Diplomado_Talento_Tecnico_Kinal.docx
+++ b/Talento_Tecnico/Propuesta_Diplomado_Talento_Tecnico_Kinal.docx
@@ -4,7 +4,7 @@
   <w:body>
     <w:p>
       <w:pPr>
-        <w:spacing w:before="400" w:after="40" w:line="276" w:lineRule="auto"/>
+        <w:spacing w:before="300" w:after="40" w:line="276" w:lineRule="auto"/>
       </w:pPr>
       <w:r>
         <w:rPr>
@@ -18,7 +18,7 @@
     </w:p>
     <w:p>
       <w:pPr>
-        <w:spacing w:before="0" w:after="400" w:line="276" w:lineRule="auto"/>
+        <w:spacing w:before="0" w:after="360" w:line="276" w:lineRule="auto"/>
       </w:pPr>
       <w:r>
         <w:rPr>
@@ -26,37 +26,37 @@
           <w:color w:val="4A5568"/>
           <w:sz w:val="22"/>
         </w:rPr>
-        <w:t>Escuela Técnica Superior — Centro de Desarrollo Empresarial y Formación Continua</w:t>
+        <w:t>Dirección de Vinculación Empresarial — Escuela Técnica Superior</w:t>
       </w:r>
     </w:p>
     <w:p>
       <w:pPr>
-        <w:spacing w:before="280" w:after="200" w:line="276" w:lineRule="auto"/>
+        <w:spacing w:before="200" w:after="160" w:line="276" w:lineRule="auto"/>
       </w:pPr>
       <w:r>
         <w:rPr>
           <w:rFonts w:ascii="Calibri" w:hAnsi="Calibri"/>
           <w:b/>
           <w:color w:val="003366"/>
-          <w:sz w:val="34"/>
+          <w:sz w:val="32"/>
         </w:rPr>
-        <w:t>PLANIFICACIÓN Y PROPUESTA FORMATIVA INSTITUCIONAL:</w:t>
+        <w:t>PROPUESTA FORMATIVA Y MODELO DE VINCULACIÓN EMPRESARIAL:</w:t>
         <w:br/>
-        <w:t>DIPLOMADO DE CERTIFICACIÓN GERENCIAL EN GESTIÓN ESTRATÉGICA DEL TALENTO TÉCNICO</w:t>
+        <w:t>PROGRAMA EJECUTIVO EN GESTIÓN DEL TALENTO TÉCNICO, LIDERAZGO Y FACTOR HUMANO</w:t>
       </w:r>
     </w:p>
     <w:p>
       <w:pPr>
-        <w:spacing w:before="0" w:after="400" w:line="276" w:lineRule="auto"/>
+        <w:spacing w:before="0" w:after="360" w:line="276" w:lineRule="auto"/>
       </w:pPr>
       <w:r>
         <w:rPr>
           <w:rFonts w:ascii="Calibri" w:hAnsi="Calibri"/>
           <w:i/>
           <w:color w:val="4A5568"/>
-          <w:sz w:val="23"/>
+          <w:sz w:val="22"/>
         </w:rPr>
-        <w:t>Programa Ejecutivo Híbrido para la Alta Dirección y Líderes de Talento: Capitalizando el Valor del Técnico Superior Universitario (TSU), la Formación Dual y la Cultura del Factor Humano (4 Semanas Intensivas Consecutivas)</w:t>
+        <w:t>Iniciativa Institucional de Diálogo y Fortalecimiento para Líderes de Equipos y Mandos Medios frente a las Demandas Actuales de la Industria (1 Mes de Duración | Modalidad Virtual Semanal + 2 Jornadas Presenciales Especiales)</w:t>
       </w:r>
     </w:p>
     <w:tbl>
@@ -75,8 +75,8 @@
         </w:tblBorders>
       </w:tblPr>
       <w:tblGrid>
-        <w:gridCol w:w="3168"/>
-        <w:gridCol w:w="6192"/>
+        <w:gridCol w:w="3312"/>
+        <w:gridCol w:w="6048"/>
       </w:tblGrid>
       <w:tr>
         <w:tc>
@@ -84,10 +84,10 @@
             <w:tcW w:type="dxa" w:w="4680"/>
             <w:shd w:fill="F7FAFC"/>
             <w:tcMar>
-              <w:top w:w="65" w:type="dxa"/>
-              <w:bottom w:w="65" w:type="dxa"/>
-              <w:left w:w="90" w:type="dxa"/>
-              <w:right w:w="90" w:type="dxa"/>
+              <w:top w:w="60" w:type="dxa"/>
+              <w:bottom w:w="60" w:type="dxa"/>
+              <w:left w:w="80" w:type="dxa"/>
+              <w:right w:w="80" w:type="dxa"/>
             </w:tcMar>
           </w:tcPr>
           <w:p>
@@ -101,7 +101,7 @@
                 <w:color w:val="003366"/>
                 <w:sz w:val="19"/>
               </w:rPr>
-              <w:t>Nivel Formativo de Referencia:</w:t>
+              <w:t>Naturaleza del Programa:</w:t>
             </w:r>
           </w:p>
         </w:tc>
@@ -109,10 +109,10 @@
           <w:tcPr>
             <w:tcW w:type="dxa" w:w="4680"/>
             <w:tcMar>
-              <w:top w:w="65" w:type="dxa"/>
-              <w:bottom w:w="65" w:type="dxa"/>
-              <w:left w:w="90" w:type="dxa"/>
-              <w:right w:w="90" w:type="dxa"/>
+              <w:top w:w="60" w:type="dxa"/>
+              <w:bottom w:w="60" w:type="dxa"/>
+              <w:left w:w="80" w:type="dxa"/>
+              <w:right w:w="80" w:type="dxa"/>
             </w:tcMar>
           </w:tcPr>
           <w:p>
@@ -125,7 +125,7 @@
                 <w:color w:val="1A202C"/>
                 <w:sz w:val="19"/>
               </w:rPr>
-              <w:t>Equivalencia DQR Nivel 6 - 7 (Dirección estratégica de talento, diseño organizacional y liderazgo)</w:t>
+              <w:t>Iniciativa de vinculación empresarial y fortalecimiento directivo en gestión del talento operativo</w:t>
             </w:r>
           </w:p>
         </w:tc>
@@ -136,10 +136,10 @@
             <w:tcW w:type="dxa" w:w="4680"/>
             <w:shd w:fill="F7FAFC"/>
             <w:tcMar>
-              <w:top w:w="65" w:type="dxa"/>
-              <w:bottom w:w="65" w:type="dxa"/>
-              <w:left w:w="90" w:type="dxa"/>
-              <w:right w:w="90" w:type="dxa"/>
+              <w:top w:w="60" w:type="dxa"/>
+              <w:bottom w:w="60" w:type="dxa"/>
+              <w:left w:w="80" w:type="dxa"/>
+              <w:right w:w="80" w:type="dxa"/>
             </w:tcMar>
           </w:tcPr>
           <w:p>
@@ -161,10 +161,10 @@
           <w:tcPr>
             <w:tcW w:type="dxa" w:w="4680"/>
             <w:tcMar>
-              <w:top w:w="65" w:type="dxa"/>
-              <w:bottom w:w="65" w:type="dxa"/>
-              <w:left w:w="90" w:type="dxa"/>
-              <w:right w:w="90" w:type="dxa"/>
+              <w:top w:w="60" w:type="dxa"/>
+              <w:bottom w:w="60" w:type="dxa"/>
+              <w:left w:w="80" w:type="dxa"/>
+              <w:right w:w="80" w:type="dxa"/>
             </w:tcMar>
           </w:tcPr>
           <w:p>
@@ -177,7 +177,7 @@
                 <w:color w:val="1A202C"/>
                 <w:sz w:val="19"/>
               </w:rPr>
-              <w:t>Gerentes Generales, Gerentes de Talento Humano / RRHH, Reclutadores y Gerentes de Operaciones/Planta</w:t>
+              <w:t>Representantes empresariales: Gerentes Generales, Gerentes de Operaciones/Planta, Directores de Talento Humano / RRHH, Reclutadores y Mandos Medios con equipos a su cargo</w:t>
             </w:r>
           </w:p>
         </w:tc>
@@ -188,10 +188,10 @@
             <w:tcW w:type="dxa" w:w="4680"/>
             <w:shd w:fill="F7FAFC"/>
             <w:tcMar>
-              <w:top w:w="65" w:type="dxa"/>
-              <w:bottom w:w="65" w:type="dxa"/>
-              <w:left w:w="90" w:type="dxa"/>
-              <w:right w:w="90" w:type="dxa"/>
+              <w:top w:w="60" w:type="dxa"/>
+              <w:bottom w:w="60" w:type="dxa"/>
+              <w:left w:w="80" w:type="dxa"/>
+              <w:right w:w="80" w:type="dxa"/>
             </w:tcMar>
           </w:tcPr>
           <w:p>
@@ -213,10 +213,10 @@
           <w:tcPr>
             <w:tcW w:type="dxa" w:w="4680"/>
             <w:tcMar>
-              <w:top w:w="65" w:type="dxa"/>
-              <w:bottom w:w="65" w:type="dxa"/>
-              <w:left w:w="90" w:type="dxa"/>
-              <w:right w:w="90" w:type="dxa"/>
+              <w:top w:w="60" w:type="dxa"/>
+              <w:bottom w:w="60" w:type="dxa"/>
+              <w:left w:w="80" w:type="dxa"/>
+              <w:right w:w="80" w:type="dxa"/>
             </w:tcMar>
           </w:tcPr>
           <w:p>
@@ -229,7 +229,7 @@
                 <w:color w:val="1A202C"/>
                 <w:sz w:val="19"/>
               </w:rPr>
-              <w:t>32 horas directas sincrónicas/presenciales (40 horas formativas totales en 4 semanas consecutivas intensivas)</w:t>
+              <w:t>1 mes de duración (4 semanas) | 16 horas de contacto directo sincrónico/presencial + 4 horas de autodiagnóstico empresarial (20 horas formativas ejecutivas totales)</w:t>
             </w:r>
           </w:p>
         </w:tc>
@@ -240,10 +240,10 @@
             <w:tcW w:type="dxa" w:w="4680"/>
             <w:shd w:fill="F7FAFC"/>
             <w:tcMar>
-              <w:top w:w="65" w:type="dxa"/>
-              <w:bottom w:w="65" w:type="dxa"/>
-              <w:left w:w="90" w:type="dxa"/>
-              <w:right w:w="90" w:type="dxa"/>
+              <w:top w:w="60" w:type="dxa"/>
+              <w:bottom w:w="60" w:type="dxa"/>
+              <w:left w:w="80" w:type="dxa"/>
+              <w:right w:w="80" w:type="dxa"/>
             </w:tcMar>
           </w:tcPr>
           <w:p>
@@ -265,10 +265,10 @@
           <w:tcPr>
             <w:tcW w:type="dxa" w:w="4680"/>
             <w:tcMar>
-              <w:top w:w="65" w:type="dxa"/>
-              <w:bottom w:w="65" w:type="dxa"/>
-              <w:left w:w="90" w:type="dxa"/>
-              <w:right w:w="90" w:type="dxa"/>
+              <w:top w:w="60" w:type="dxa"/>
+              <w:bottom w:w="60" w:type="dxa"/>
+              <w:left w:w="80" w:type="dxa"/>
+              <w:right w:w="80" w:type="dxa"/>
             </w:tcMar>
           </w:tcPr>
           <w:p>
@@ -281,7 +281,7 @@
                 <w:color w:val="1A202C"/>
                 <w:sz w:val="19"/>
               </w:rPr>
-              <w:t>Híbrido: 16h Virtual Sincrónico (Microsoft Teams) + 16h Presencial (4 Sábados consecutivos en Kinal) + Kinal.academy</w:t>
+              <w:t>Híbrida: 1 sesión virtual semanal de 2 horas en Microsoft Teams (8h virtuales) + 2 jornadas presenciales especiales en campus Kinal (8h presenciales)</w:t>
             </w:r>
           </w:p>
         </w:tc>
@@ -292,10 +292,10 @@
             <w:tcW w:type="dxa" w:w="4680"/>
             <w:shd w:fill="F7FAFC"/>
             <w:tcMar>
-              <w:top w:w="65" w:type="dxa"/>
-              <w:bottom w:w="65" w:type="dxa"/>
-              <w:left w:w="90" w:type="dxa"/>
-              <w:right w:w="90" w:type="dxa"/>
+              <w:top w:w="60" w:type="dxa"/>
+              <w:bottom w:w="60" w:type="dxa"/>
+              <w:left w:w="80" w:type="dxa"/>
+              <w:right w:w="80" w:type="dxa"/>
             </w:tcMar>
           </w:tcPr>
           <w:p>
@@ -309,7 +309,7 @@
                 <w:color w:val="003366"/>
                 <w:sz w:val="19"/>
               </w:rPr>
-              <w:t>Estructura de Horarios:</w:t>
+              <w:t>Jornadas Presenciales Especiales:</w:t>
             </w:r>
           </w:p>
         </w:tc>
@@ -317,10 +317,10 @@
           <w:tcPr>
             <w:tcW w:type="dxa" w:w="4680"/>
             <w:tcMar>
-              <w:top w:w="65" w:type="dxa"/>
-              <w:bottom w:w="65" w:type="dxa"/>
-              <w:left w:w="90" w:type="dxa"/>
-              <w:right w:w="90" w:type="dxa"/>
+              <w:top w:w="60" w:type="dxa"/>
+              <w:bottom w:w="60" w:type="dxa"/>
+              <w:left w:w="80" w:type="dxa"/>
+              <w:right w:w="80" w:type="dxa"/>
             </w:tcMar>
           </w:tcPr>
           <w:p>
@@ -333,7 +333,7 @@
                 <w:color w:val="1A202C"/>
                 <w:sz w:val="19"/>
               </w:rPr>
-              <w:t>Martes y Jueves (19:00 a 21:00 hrs en Teams) y 4 Sábados consecutivos (8:00 a 12:00 hrs en campus Kinal)</w:t>
+              <w:t>1) Sesión Inicial de Apertura y Presentación de la Iniciativa (Kinal) | 2) Jornada de Cierre, Diálogo Industria-Academia y Entrega de Diplomas y Reconocimientos (Kinal)</w:t>
             </w:r>
           </w:p>
         </w:tc>
@@ -344,10 +344,10 @@
             <w:tcW w:type="dxa" w:w="4680"/>
             <w:shd w:fill="F7FAFC"/>
             <w:tcMar>
-              <w:top w:w="65" w:type="dxa"/>
-              <w:bottom w:w="65" w:type="dxa"/>
-              <w:left w:w="90" w:type="dxa"/>
-              <w:right w:w="90" w:type="dxa"/>
+              <w:top w:w="60" w:type="dxa"/>
+              <w:bottom w:w="60" w:type="dxa"/>
+              <w:left w:w="80" w:type="dxa"/>
+              <w:right w:w="80" w:type="dxa"/>
             </w:tcMar>
           </w:tcPr>
           <w:p>
@@ -361,7 +361,7 @@
                 <w:color w:val="003366"/>
                 <w:sz w:val="19"/>
               </w:rPr>
-              <w:t>Ejes Estratégicos del Programa:</w:t>
+              <w:t>Ejes Temáticos Centrales:</w:t>
             </w:r>
           </w:p>
         </w:tc>
@@ -369,10 +369,10 @@
           <w:tcPr>
             <w:tcW w:type="dxa" w:w="4680"/>
             <w:tcMar>
-              <w:top w:w="65" w:type="dxa"/>
-              <w:bottom w:w="65" w:type="dxa"/>
-              <w:left w:w="90" w:type="dxa"/>
-              <w:right w:w="90" w:type="dxa"/>
+              <w:top w:w="60" w:type="dxa"/>
+              <w:bottom w:w="60" w:type="dxa"/>
+              <w:left w:w="80" w:type="dxa"/>
+              <w:right w:w="80" w:type="dxa"/>
             </w:tcMar>
           </w:tcPr>
           <w:p>
@@ -385,7 +385,7 @@
                 <w:color w:val="1A202C"/>
                 <w:sz w:val="19"/>
               </w:rPr>
-              <w:t>Valor del TSU en la industria, reclutamiento por competencias, modelos de formación dual y Factor Humano</w:t>
+              <w:t>Manejo y desarrollo de personal, Liderazgo y factor humano, Fortalecimiento de competencias técnicas, Desarrollo de mandos medios, Necesidades actuales de la industria</w:t>
             </w:r>
           </w:p>
         </w:tc>
@@ -396,10 +396,10 @@
             <w:tcW w:type="dxa" w:w="4680"/>
             <w:shd w:fill="F7FAFC"/>
             <w:tcMar>
-              <w:top w:w="65" w:type="dxa"/>
-              <w:bottom w:w="65" w:type="dxa"/>
-              <w:left w:w="90" w:type="dxa"/>
-              <w:right w:w="90" w:type="dxa"/>
+              <w:top w:w="60" w:type="dxa"/>
+              <w:bottom w:w="60" w:type="dxa"/>
+              <w:left w:w="80" w:type="dxa"/>
+              <w:right w:w="80" w:type="dxa"/>
             </w:tcMar>
           </w:tcPr>
           <w:p>
@@ -413,7 +413,7 @@
                 <w:color w:val="003366"/>
                 <w:sz w:val="19"/>
               </w:rPr>
-              <w:t>Nota Mínima Aprobatoria:</w:t>
+              <w:t>Acreditación y Reconocimiento:</w:t>
             </w:r>
           </w:p>
         </w:tc>
@@ -421,10 +421,10 @@
           <w:tcPr>
             <w:tcW w:type="dxa" w:w="4680"/>
             <w:tcMar>
-              <w:top w:w="65" w:type="dxa"/>
-              <w:bottom w:w="65" w:type="dxa"/>
-              <w:left w:w="90" w:type="dxa"/>
-              <w:right w:w="90" w:type="dxa"/>
+              <w:top w:w="60" w:type="dxa"/>
+              <w:bottom w:w="60" w:type="dxa"/>
+              <w:left w:w="80" w:type="dxa"/>
+              <w:right w:w="80" w:type="dxa"/>
             </w:tcMar>
           </w:tcPr>
           <w:p>
@@ -437,7 +437,7 @@
                 <w:color w:val="1A202C"/>
                 <w:sz w:val="19"/>
               </w:rPr>
-              <w:t>75 puntos sobre 100 en análisis de casos, auditoría de competencias y Proyecto Directivo Capstone</w:t>
+              <w:t>Diploma de Participación Institucional y Reconocimiento Empresarial otorgado por Fundación Kinal a la empresa y a su representante (Aprobación &gt;= 75 pts)</w:t>
             </w:r>
           </w:p>
         </w:tc>
@@ -448,10 +448,10 @@
             <w:tcW w:type="dxa" w:w="4680"/>
             <w:shd w:fill="F7FAFC"/>
             <w:tcMar>
-              <w:top w:w="65" w:type="dxa"/>
-              <w:bottom w:w="65" w:type="dxa"/>
-              <w:left w:w="90" w:type="dxa"/>
-              <w:right w:w="90" w:type="dxa"/>
+              <w:top w:w="60" w:type="dxa"/>
+              <w:bottom w:w="60" w:type="dxa"/>
+              <w:left w:w="80" w:type="dxa"/>
+              <w:right w:w="80" w:type="dxa"/>
             </w:tcMar>
           </w:tcPr>
           <w:p>
@@ -473,10 +473,10 @@
           <w:tcPr>
             <w:tcW w:type="dxa" w:w="4680"/>
             <w:tcMar>
-              <w:top w:w="65" w:type="dxa"/>
-              <w:bottom w:w="65" w:type="dxa"/>
-              <w:left w:w="90" w:type="dxa"/>
-              <w:right w:w="90" w:type="dxa"/>
+              <w:top w:w="60" w:type="dxa"/>
+              <w:bottom w:w="60" w:type="dxa"/>
+              <w:left w:w="80" w:type="dxa"/>
+              <w:right w:w="80" w:type="dxa"/>
             </w:tcMar>
           </w:tcPr>
           <w:p>
@@ -512,7 +512,7 @@
           <w:color w:val="003366"/>
           <w:sz w:val="30"/>
         </w:rPr>
-        <w:t>1. Marco Filosófico e Ideario Institucional de Fundación Kinal</w:t>
+        <w:t>1. Marco Institucional e Ideario de Fundación Kinal</w:t>
       </w:r>
     </w:p>
     <w:p>
@@ -525,7 +525,7 @@
           <w:color w:val="1A202C"/>
           <w:sz w:val="21"/>
         </w:rPr>
-        <w:t>Este diplomado gerencial se sustenta en la visión humanística del trabajo de Fundación Kinal, la cual postula que la rentabilidad y la eficiencia operativa de una organización son fruto directo de la dignidad, la formación integral y el cuidado de las personas que la integran:</w:t>
+        <w:t>Fundación Kinal impulsa esta iniciativa directiva sustentada en su vocación histórica de servicio a la sociedad guatemalteca, integrando la excelencia técnica y operativa con el cultivo permanente de los valores humanos fundamentales:</w:t>
       </w:r>
     </w:p>
     <w:tbl>
@@ -584,7 +584,7 @@
     </w:tbl>
     <w:p>
       <w:pPr>
-        <w:spacing w:before="0" w:after="120" w:line="276" w:lineRule="auto"/>
+        <w:spacing w:before="0" w:after="80"/>
       </w:pPr>
     </w:p>
     <w:tbl>
@@ -643,7 +643,7 @@
     </w:tbl>
     <w:p>
       <w:pPr>
-        <w:spacing w:before="0" w:after="120" w:line="276" w:lineRule="auto"/>
+        <w:spacing w:before="0" w:after="80"/>
       </w:pPr>
     </w:p>
     <w:p>
@@ -656,9 +656,9 @@
           <w:rFonts w:ascii="Calibri" w:hAnsi="Calibri"/>
           <w:b/>
           <w:color w:val="003366"/>
-          <w:sz w:val="26"/>
+          <w:sz w:val="25"/>
         </w:rPr>
-        <w:t>1.1 El Factor Humano: La Rama Formativa que Transforma la Cultura Productiva</w:t>
+        <w:t>1.1 El Factor Humano: La Columna Vertebral de la Cultura Operativa</w:t>
       </w:r>
     </w:p>
     <w:p>
@@ -671,15 +671,15 @@
           <w:color w:val="1A202C"/>
           <w:sz w:val="20"/>
         </w:rPr>
-        <w:t>En la tradición formativa de Kinal, el **Factor Humano** no es un módulo accesorio ni una charla motivacional pasajera; es la columna vertebral que acompaña a cada técnico y profesional a lo largo de toda su trayectoria. En este diplomado, los líderes empresariales descubren cómo trasladar esta filosofía a sus propias organizaciones a través de valores laicos pero profundamente humanos:</w:t>
+        <w:t>En Fundación Kinal, el **Factor Humano** es una rama de formación humana laica y universal que acompaña a todos los procesos formativos y de vinculación con la empresa. En este programa para representantes empresariales, el Factor Humano se traduce en directrices operativas concretas:</w:t>
         <w:br/>
-        <w:t>• Respeto Irrenunciable a la Dignidad de la Persona: Desterrar de manera definitiva el maltrato verbal, el autoritarismo, el sarcasmo y los climas hostiles en cuadrillas de planta y taller. Reconocer que el operario técnico merece un liderazgo justo, formador y empático.</w:t>
+        <w:t>• Respeto Irrenunciable a la Dignidad de la Persona: Desterrar en forma definitiva el maltrato verbal, el autoritarismo, el sarcasmo y los climas hostiles en cuadrillas de planta y taller. Reconocer que los operarios y mandos medios merecen un liderazgo justo, formador y empático.</w:t>
         <w:br/>
-        <w:t>• El Principio del «Trabajo Bien Hecho»: La excelencia técnica cotidiana entendida como deber moral y profesional: orden estricto (5S), custodia impecable de la maquinaria, veracidad absoluta en registros de calidad y orgullo por la obra bien terminada.</w:t>
+        <w:t>• El Principio del «Trabajo Bien Hecho»: La calidad cotidiana entendida como estándar ético y deber profesional: orden riguroso (5S), custodia celosa de la maquinaria, veracidad absoluta en registros de calidad y orgullo por la obra bien terminada.</w:t>
         <w:br/>
-        <w:t>• Libertad Personal Responsable y Autonomía: Fomentar colaboradores maduros que actúan por convicción y profesionalismo, sin requerir supervisores policíacos detrás de ellos.</w:t>
+        <w:t>• Libertad Personal Responsable: Fomentar colaboradores maduros y autónomos que actúan por convicción técnica y moral, reduciendo la necesidad de supervisión policiaca.</w:t>
         <w:br/>
-        <w:t>• Espíritu de Servicio y Solidaridad: La cooperación interdepartamental genuina para derribar los silos entre operaciones, mantenimiento, recursos humanos y dirección general.</w:t>
+        <w:t>• Espíritu de Servicio y Solidaridad: La cooperación activa entre departamentos (producción, mantenimiento y calidad) para superar silos organizacionales.</w:t>
       </w:r>
     </w:p>
     <w:p>
@@ -694,7 +694,7 @@
           <w:color w:val="003366"/>
           <w:sz w:val="30"/>
         </w:rPr>
-        <w:t>2. Fundamentación Estratégica: El Retorno de Inversión del TSU</w:t>
+        <w:t>2. Fundamentación Estratégica: Vinculación y Diálogo Industria-Academia</w:t>
       </w:r>
     </w:p>
     <w:p>
@@ -707,13 +707,15 @@
           <w:color w:val="1A202C"/>
           <w:sz w:val="20"/>
         </w:rPr>
-        <w:t>La industria guatemalteca sufre una paradoja crónica en su gestión operativa: gasta sumas millonarias en maquinaria de última generación (Industria 4.0, PLCs, redes, robótica), pero tropieza sistemáticamente al seleccionar al personal que debe operarla y mantenerla:</w:t>
+        <w:t>Esta iniciativa responde a una necesidad sentida y compartida entre el sector industrial y la educación técnica superior:</w:t>
         <w:br/>
-        <w:t>• El Error de la Subcualificación: Asignar líneas automatizadas a personal con formación básica empírica o bachilleres sin especialización técnica superior. El resultado es mantenimiento reactivo destructivo, paradas de planta no programadas y mermas intolerables por falta de método analítico de diagnóstico.</w:t>
+        <w:t>• Conocer de Primera Mano las Necesidades Actuales de la Industria: Las tecnologías operativas (automatización, IoT industrial, redes, robótica y manufactura) evolucionan con rapidez. Kinal abre este espacio de diálogo para identificar exactamente qué competencias técnicas y humanas demandan hoy las empresas más dinámicas.</w:t>
         <w:br/>
-        <w:t>• El Error de la Sobrecualificación: Contratar ingenieros universitarios recién graduados para puestos de supervisión de línea o mantenimiento directo. El resultado es frustración inmediata: el ingeniero busca diseño o gestión de oficina, rechaza el trabajo de campo en el taller, percibe el puesto como transitorio y renuncia a los 6 u 8 meses, disparando los costos de rotación.</w:t>
+        <w:t>• Fortalecer a los Profesionales que Lideran Equipos de Trabajo: Muchos supervisores de taller y mandos medios ascienden por sus destrezas técnicas pero carecen de herramientas formales para el manejo de personal, la resolución constructiva de conflictos y el liderazgo motivador.</w:t>
         <w:br/>
-        <w:t>• La Solución Estratégica: El Técnico Superior Universitario (TSU): El grado TSU de Kinal (3 años de educación técnica superior y universitaria, con más de 1,500 horas de prácticas de banco, laboratorios y plantas piloto) representa el 'eslabón perdido' de la productividad nacional. Equivale exactamente al *Meister* (Maestro Técnico) o *Techniker* del sistema alemán (DQR Niveles 5-6): domina la física y el cálculo aplicado, resuelve averías complejas en campo y posee la formación humana para liderar cuadrillas operativas con estabilidad a largo plazo.</w:t>
+        <w:t>• Superar el Dilema del Talento Técnico (Sub vs Sobrecualificación): El sector industrial suele oscilar entre contratar operarios empíricos que no dominan diagnóstico analítico o ingenieros universitarios que se frustran en el trabajo de piso y rotan a los pocos meses. El programa visibiliza el rol del **Técnico Superior Universitario (TSU)** como solución de alto impacto y estabilidad a largo plazo.</w:t>
+        <w:br/>
+        <w:t>• Retroalimentación para la Formación de Estudiantes y Egresados: El diálogo directo con los gerentes permite a Kinal afinar sus mallas curriculares, garantizando que los graduandos salgan al mercado con el perfil exacto que el aparato productivo nacional requiere.</w:t>
       </w:r>
     </w:p>
     <w:p>
@@ -728,7 +730,7 @@
           <w:color w:val="003366"/>
           <w:sz w:val="30"/>
         </w:rPr>
-        <w:t>3. Marco Alemán de Cualificaciones (DQR) y Formación Dual en la Empresa</w:t>
+        <w:t>3. Marco Alemán DQR y Formación Profesional Dual en Alternancia</w:t>
       </w:r>
     </w:p>
     <w:tbl>
@@ -787,7 +789,7 @@
     </w:tbl>
     <w:p>
       <w:pPr>
-        <w:spacing w:before="0" w:after="120" w:line="276" w:lineRule="auto"/>
+        <w:spacing w:before="0" w:after="80"/>
       </w:pPr>
     </w:p>
     <w:tbl>
@@ -829,7 +831,7 @@
                 <w:color w:val="003366"/>
                 <w:sz w:val="20"/>
               </w:rPr>
-              <w:t xml:space="preserve">Concepto de Competencia en el DQR: </w:t>
+              <w:t xml:space="preserve">Concepto de Competencia según el DQR: </w:t>
             </w:r>
             <w:r>
               <w:rPr>
@@ -846,7 +848,7 @@
     </w:tbl>
     <w:p>
       <w:pPr>
-        <w:spacing w:before="0" w:after="120" w:line="276" w:lineRule="auto"/>
+        <w:spacing w:before="0" w:after="80"/>
       </w:pPr>
     </w:p>
     <w:p>
@@ -859,13 +861,7 @@
           <w:color w:val="1A202C"/>
           <w:sz w:val="20"/>
         </w:rPr>
-        <w:t>El diplomado enseña a los gerentes a incorporar los estándares duales en sus propias plantas:</w:t>
-        <w:br/>
-        <w:t>1. Co-Formación en Alternancia: Pasar de la postura pasiva ('esperar a ver qué me envía la academia') a la postura dual activa, donde la empresa se convierte en un centro de aprendizaje estructurado mediante semilleros técnicos y pasantías planificadas.</w:t>
-        <w:br/>
-        <w:t>2. El Tutor Empresarial (Ausbilder): Formar a los jefes de taller y supervisores de línea como mentores técnicos capaces de transferir conocimientos sin egoísmos y guiar al joven en su integración cultural.</w:t>
-        <w:br/>
-        <w:t>3. Evaluación por Resultados de Aprendizaje: Sustituir los filtros basados únicamente en diplomas de papel por pruebas situacionales donde se evidencia la *capacidad integral de acción técnica*.</w:t>
+        <w:t>El programa comparte con los líderes empresariales cómo los estándares duales alemanes (DQR Niveles 5 y 6 / Meister) se aterrizan con éxito en Guatemala a través de convenios de aprendizaje, tutores empresariales (*Ausbilder*) y semilleros de talento en la propia planta.</w:t>
       </w:r>
     </w:p>
     <w:p>
@@ -880,7 +876,7 @@
           <w:color w:val="003366"/>
           <w:sz w:val="30"/>
         </w:rPr>
-        <w:t>4. Competencia General y Perfiles del Participante</w:t>
+        <w:t>4. Competencia General y Perfil de los Participantes</w:t>
       </w:r>
     </w:p>
     <w:p>
@@ -896,7 +892,7 @@
         </w:rPr>
         <w:t>Competencia General del Programa:</w:t>
         <w:br/>
-        <w:t>El participante formula e implementa estrategias integrales de atracción, evaluación, fidelización y desarrollo de talento técnico operativo en su organización, capitalizando las competencias del Técnico Superior Universitario (TSU) y el modelo de formación dual, diseñando programas internos de Factor Humano basados en valores laicos universales para erradicar el maltrato en planta y elevar la productividad y seguridad laboral con el estándar del «trabajo bien hecho».</w:t>
+        <w:t>El participante aplica herramientas directivas contemporáneas para el manejo, desarrollo y liderazgo de personal técnico y mandos medios, integrando la cultura del Factor Humano y el estándar del «trabajo bien hecho» en sus cuadrillas operativas, y participa activamente en el diálogo de vinculación industria-academia para identificar y fortalecer las competencias técnicas y humanas demandadas por el sector productivo.</w:t>
       </w:r>
     </w:p>
     <w:p>
@@ -909,9 +905,9 @@
           <w:color w:val="1A202C"/>
           <w:sz w:val="20"/>
         </w:rPr>
-        <w:t>• Perfil de Ingreso: Gerentes Generales, Directores de Recursos Humanos / Talento Humano, Gerentes de Planta, Jefes de Reclutamiento, Gerentes de Mantenimiento y líderes de operaciones en empresas del sector manufacturero, agroindustrial, telecomunicaciones, energía, servicios técnicos y construcción en Guatemala.</w:t>
+        <w:t>• Perfil de Ingreso: Representantes de empresas con responsabilidad sobre equipos de trabajo: Gerentes Generales, Gerentes de Operaciones, Planta o Mantenimiento, Directores/Gerentes de Talento Humano y Recursos Humanos, Reclutadores Técnicos y Supervisores Generales de sectores como manufactura, agroindustria, plásticos, alimentos, telecomunicaciones, energía y servicios técnicos.</w:t>
         <w:br/>
-        <w:t>• Perfil de Egreso: Líder estratégico certificado capaz de estructurar matrices de competencias operativas precisas, reducir drásticamente el costo de rotación técnica, establecer semilleros duales con Fundación Kinal y liderar programas de Factor Humano que humanicen los procesos productivos.</w:t>
+        <w:t>• Perfil de Egreso: Líder empresarial actualizado con visión integral del talento técnico, capaz de liderar a sus mandos medios con empatía y exigencia profesional, erradicar el maltrato en planta, estructurar semilleros de aprendizaje y vincular a su organización en alianzas estratégicas de empleabilidad con Fundación Kinal.</w:t>
       </w:r>
     </w:p>
     <w:p>
@@ -926,7 +922,20 @@
           <w:color w:val="003366"/>
           <w:sz w:val="30"/>
         </w:rPr>
-        <w:t>5. Estructura Modular y Distribución Formativa (4 Semanas Consecutivas)</w:t>
+        <w:t>5. Estructura Formativa Oficial (1 Mes de Duración | Híbrido Ejecutivo)</w:t>
+      </w:r>
+    </w:p>
+    <w:p>
+      <w:pPr>
+        <w:spacing w:before="0" w:after="120" w:line="276" w:lineRule="auto"/>
+      </w:pPr>
+      <w:r>
+        <w:rPr>
+          <w:rFonts w:ascii="Calibri" w:hAnsi="Calibri"/>
+          <w:color w:val="1A202C"/>
+          <w:sz w:val="20"/>
+        </w:rPr>
+        <w:t>El programa ha sido diseñado para maximizar el aprovechamiento del tiempo de los ejecutivos y representantes empresariales, articulando **1 sesión semanal virtual** a lo largo de un mes con **2 jornadas presenciales especiales** en las instalaciones de Fundación Kinal:</w:t>
       </w:r>
     </w:p>
     <w:tbl>
@@ -945,11 +954,11 @@
         </w:tblBorders>
       </w:tblPr>
       <w:tblGrid>
+        <w:gridCol w:w="1872"/>
+        <w:gridCol w:w="3168"/>
+        <w:gridCol w:w="1008"/>
         <w:gridCol w:w="1584"/>
-        <w:gridCol w:w="3024"/>
-        <w:gridCol w:w="1152"/>
-        <w:gridCol w:w="1584"/>
-        <w:gridCol w:w="2016"/>
+        <w:gridCol w:w="1728"/>
       </w:tblGrid>
       <w:tr>
         <w:tc>
@@ -968,7 +977,7 @@
                 <w:color w:val="FFFFFF"/>
                 <w:sz w:val="17"/>
               </w:rPr>
-              <w:t>Módulo / Semana</w:t>
+              <w:t>Encuentro / Modalidad</w:t>
             </w:r>
           </w:p>
         </w:tc>
@@ -988,7 +997,7 @@
                 <w:color w:val="FFFFFF"/>
                 <w:sz w:val="17"/>
               </w:rPr>
-              <w:t>Nombre de la Unidad Formativa</w:t>
+              <w:t>Nombre del Módulo / Actividad</w:t>
             </w:r>
           </w:p>
         </w:tc>
@@ -1028,7 +1037,7 @@
                 <w:color w:val="FFFFFF"/>
                 <w:sz w:val="17"/>
               </w:rPr>
-              <w:t>Sesiones</w:t>
+              <w:t>Formato / Plataforma</w:t>
             </w:r>
           </w:p>
         </w:tc>
@@ -1048,7 +1057,7 @@
                 <w:color w:val="FFFFFF"/>
                 <w:sz w:val="17"/>
               </w:rPr>
-              <w:t>Producto Terminal del Módulo</w:t>
+              <w:t>Producto Observable</w:t>
             </w:r>
           </w:p>
         </w:tc>
@@ -1057,12 +1066,12 @@
         <w:tc>
           <w:tcPr>
             <w:tcW w:type="dxa" w:w="1872"/>
-            <w:shd w:fill="F7FAFC"/>
+            <w:shd w:fill="EBF8FF"/>
             <w:tcMar>
-              <w:top w:w="55" w:type="dxa"/>
-              <w:bottom w:w="55" w:type="dxa"/>
-              <w:left w:w="65" w:type="dxa"/>
-              <w:right w:w="65" w:type="dxa"/>
+              <w:top w:w="50" w:type="dxa"/>
+              <w:bottom w:w="50" w:type="dxa"/>
+              <w:left w:w="60" w:type="dxa"/>
+              <w:right w:w="60" w:type="dxa"/>
             </w:tcMar>
           </w:tcPr>
           <w:p>
@@ -1076,44 +1085,19 @@
                 <w:color w:val="1A202C"/>
                 <w:sz w:val="17"/>
               </w:rPr>
-              <w:t>Módulo 1 (Semana 1)</w:t>
+              <w:t>Jornada Especial 1 (Presencial)</w:t>
             </w:r>
           </w:p>
         </w:tc>
         <w:tc>
           <w:tcPr>
             <w:tcW w:type="dxa" w:w="1872"/>
-            <w:shd w:fill="F7FAFC"/>
+            <w:shd w:fill="EBF8FF"/>
             <w:tcMar>
-              <w:top w:w="55" w:type="dxa"/>
-              <w:bottom w:w="55" w:type="dxa"/>
-              <w:left w:w="65" w:type="dxa"/>
-              <w:right w:w="65" w:type="dxa"/>
-            </w:tcMar>
-          </w:tcPr>
-          <w:p>
-            <w:pPr>
-              <w:spacing w:before="0" w:after="0" w:line="276" w:lineRule="auto"/>
-            </w:pPr>
-            <w:r>
-              <w:rPr>
-                <w:rFonts w:ascii="Calibri" w:hAnsi="Calibri"/>
-                <w:color w:val="1A202C"/>
-                <w:sz w:val="17"/>
-              </w:rPr>
-              <w:t>El Valor del TSU y la Radiografía del Talento Operativo en Guatemala</w:t>
-            </w:r>
-          </w:p>
-        </w:tc>
-        <w:tc>
-          <w:tcPr>
-            <w:tcW w:type="dxa" w:w="1872"/>
-            <w:shd w:fill="F7FAFC"/>
-            <w:tcMar>
-              <w:top w:w="55" w:type="dxa"/>
-              <w:bottom w:w="55" w:type="dxa"/>
-              <w:left w:w="65" w:type="dxa"/>
-              <w:right w:w="65" w:type="dxa"/>
+              <w:top w:w="50" w:type="dxa"/>
+              <w:bottom w:w="50" w:type="dxa"/>
+              <w:left w:w="60" w:type="dxa"/>
+              <w:right w:w="60" w:type="dxa"/>
             </w:tcMar>
           </w:tcPr>
           <w:p>
@@ -1127,70 +1111,19 @@
                 <w:color w:val="1A202C"/>
                 <w:sz w:val="17"/>
               </w:rPr>
-              <w:t>8 Horas</w:t>
+              <w:t>Apertura Institucional, Presentación de la Iniciativa y Recorrido por Talleres de Kinal</w:t>
             </w:r>
           </w:p>
         </w:tc>
         <w:tc>
           <w:tcPr>
             <w:tcW w:type="dxa" w:w="1872"/>
-            <w:shd w:fill="F7FAFC"/>
+            <w:shd w:fill="EBF8FF"/>
             <w:tcMar>
-              <w:top w:w="55" w:type="dxa"/>
-              <w:bottom w:w="55" w:type="dxa"/>
-              <w:left w:w="65" w:type="dxa"/>
-              <w:right w:w="65" w:type="dxa"/>
-            </w:tcMar>
-          </w:tcPr>
-          <w:p>
-            <w:pPr>
-              <w:spacing w:before="0" w:after="0" w:line="276" w:lineRule="auto"/>
-            </w:pPr>
-            <w:r>
-              <w:rPr>
-                <w:rFonts w:ascii="Calibri" w:hAnsi="Calibri"/>
-                <w:color w:val="1A202C"/>
-                <w:sz w:val="17"/>
-              </w:rPr>
-              <w:t>2 Virtuales (4h) + Sábado 1 Kinal (4h)</w:t>
-            </w:r>
-          </w:p>
-        </w:tc>
-        <w:tc>
-          <w:tcPr>
-            <w:tcW w:type="dxa" w:w="1872"/>
-            <w:shd w:fill="F7FAFC"/>
-            <w:tcMar>
-              <w:top w:w="55" w:type="dxa"/>
-              <w:bottom w:w="55" w:type="dxa"/>
-              <w:left w:w="65" w:type="dxa"/>
-              <w:right w:w="65" w:type="dxa"/>
-            </w:tcMar>
-          </w:tcPr>
-          <w:p>
-            <w:pPr>
-              <w:spacing w:before="0" w:after="0" w:line="276" w:lineRule="auto"/>
-            </w:pPr>
-            <w:r>
-              <w:rPr>
-                <w:rFonts w:ascii="Calibri" w:hAnsi="Calibri"/>
-                <w:color w:val="1A202C"/>
-                <w:sz w:val="17"/>
-              </w:rPr>
-              <w:t>Diagnóstico de Brechas Operativas y Caso de Negocio (ROI del TSU)</w:t>
-            </w:r>
-          </w:p>
-        </w:tc>
-      </w:tr>
-      <w:tr>
-        <w:tc>
-          <w:tcPr>
-            <w:tcW w:type="dxa" w:w="1872"/>
-            <w:tcMar>
-              <w:top w:w="55" w:type="dxa"/>
-              <w:bottom w:w="55" w:type="dxa"/>
-              <w:left w:w="65" w:type="dxa"/>
-              <w:right w:w="65" w:type="dxa"/>
+              <w:top w:w="50" w:type="dxa"/>
+              <w:bottom w:w="50" w:type="dxa"/>
+              <w:left w:w="60" w:type="dxa"/>
+              <w:right w:w="60" w:type="dxa"/>
             </w:tcMar>
           </w:tcPr>
           <w:p>
@@ -1204,42 +1137,19 @@
                 <w:color w:val="1A202C"/>
                 <w:sz w:val="17"/>
               </w:rPr>
-              <w:t>Módulo 2 (Semana 2)</w:t>
+              <w:t>4 Horas</w:t>
             </w:r>
           </w:p>
         </w:tc>
         <w:tc>
           <w:tcPr>
             <w:tcW w:type="dxa" w:w="1872"/>
+            <w:shd w:fill="EBF8FF"/>
             <w:tcMar>
-              <w:top w:w="55" w:type="dxa"/>
-              <w:bottom w:w="55" w:type="dxa"/>
-              <w:left w:w="65" w:type="dxa"/>
-              <w:right w:w="65" w:type="dxa"/>
-            </w:tcMar>
-          </w:tcPr>
-          <w:p>
-            <w:pPr>
-              <w:spacing w:before="0" w:after="0" w:line="276" w:lineRule="auto"/>
-            </w:pPr>
-            <w:r>
-              <w:rPr>
-                <w:rFonts w:ascii="Calibri" w:hAnsi="Calibri"/>
-                <w:color w:val="1A202C"/>
-                <w:sz w:val="17"/>
-              </w:rPr>
-              <w:t>Reclutamiento por Competencias Técnicas y Sistemas de Formación Dual</w:t>
-            </w:r>
-          </w:p>
-        </w:tc>
-        <w:tc>
-          <w:tcPr>
-            <w:tcW w:type="dxa" w:w="1872"/>
-            <w:tcMar>
-              <w:top w:w="55" w:type="dxa"/>
-              <w:bottom w:w="55" w:type="dxa"/>
-              <w:left w:w="65" w:type="dxa"/>
-              <w:right w:w="65" w:type="dxa"/>
+              <w:top w:w="50" w:type="dxa"/>
+              <w:bottom w:w="50" w:type="dxa"/>
+              <w:left w:w="60" w:type="dxa"/>
+              <w:right w:w="60" w:type="dxa"/>
             </w:tcMar>
           </w:tcPr>
           <w:p>
@@ -1253,69 +1163,19 @@
                 <w:color w:val="1A202C"/>
                 <w:sz w:val="17"/>
               </w:rPr>
-              <w:t>8 Horas</w:t>
+              <w:t>Presencial en Campus Kinal (Sábado o Mañana Ejecutiva)</w:t>
             </w:r>
           </w:p>
         </w:tc>
         <w:tc>
           <w:tcPr>
             <w:tcW w:type="dxa" w:w="1872"/>
+            <w:shd w:fill="EBF8FF"/>
             <w:tcMar>
-              <w:top w:w="55" w:type="dxa"/>
-              <w:bottom w:w="55" w:type="dxa"/>
-              <w:left w:w="65" w:type="dxa"/>
-              <w:right w:w="65" w:type="dxa"/>
-            </w:tcMar>
-          </w:tcPr>
-          <w:p>
-            <w:pPr>
-              <w:spacing w:before="0" w:after="0" w:line="276" w:lineRule="auto"/>
-            </w:pPr>
-            <w:r>
-              <w:rPr>
-                <w:rFonts w:ascii="Calibri" w:hAnsi="Calibri"/>
-                <w:color w:val="1A202C"/>
-                <w:sz w:val="17"/>
-              </w:rPr>
-              <w:t>2 Virtuales (4h) + Sábado 2 Kinal (4h)</w:t>
-            </w:r>
-          </w:p>
-        </w:tc>
-        <w:tc>
-          <w:tcPr>
-            <w:tcW w:type="dxa" w:w="1872"/>
-            <w:tcMar>
-              <w:top w:w="55" w:type="dxa"/>
-              <w:bottom w:w="55" w:type="dxa"/>
-              <w:left w:w="65" w:type="dxa"/>
-              <w:right w:w="65" w:type="dxa"/>
-            </w:tcMar>
-          </w:tcPr>
-          <w:p>
-            <w:pPr>
-              <w:spacing w:before="0" w:after="0" w:line="276" w:lineRule="auto"/>
-            </w:pPr>
-            <w:r>
-              <w:rPr>
-                <w:rFonts w:ascii="Calibri" w:hAnsi="Calibri"/>
-                <w:color w:val="1A202C"/>
-                <w:sz w:val="17"/>
-              </w:rPr>
-              <w:t>Descriptor por Competencias Demostrables y Plan Semillero Dual</w:t>
-            </w:r>
-          </w:p>
-        </w:tc>
-      </w:tr>
-      <w:tr>
-        <w:tc>
-          <w:tcPr>
-            <w:tcW w:type="dxa" w:w="1872"/>
-            <w:shd w:fill="F7FAFC"/>
-            <w:tcMar>
-              <w:top w:w="55" w:type="dxa"/>
-              <w:bottom w:w="55" w:type="dxa"/>
-              <w:left w:w="65" w:type="dxa"/>
-              <w:right w:w="65" w:type="dxa"/>
+              <w:top w:w="50" w:type="dxa"/>
+              <w:bottom w:w="50" w:type="dxa"/>
+              <w:left w:w="60" w:type="dxa"/>
+              <w:right w:w="60" w:type="dxa"/>
             </w:tcMar>
           </w:tcPr>
           <w:p>
@@ -1329,44 +1189,20 @@
                 <w:color w:val="1A202C"/>
                 <w:sz w:val="17"/>
               </w:rPr>
-              <w:t>Módulo 3 (Semana 3)</w:t>
+              <w:t>Encuadre de Vinculación y Diagnóstico Preliminar de Expectativas</w:t>
             </w:r>
           </w:p>
         </w:tc>
+      </w:tr>
+      <w:tr>
         <w:tc>
           <w:tcPr>
             <w:tcW w:type="dxa" w:w="1872"/>
-            <w:shd w:fill="F7FAFC"/>
             <w:tcMar>
-              <w:top w:w="55" w:type="dxa"/>
-              <w:bottom w:w="55" w:type="dxa"/>
-              <w:left w:w="65" w:type="dxa"/>
-              <w:right w:w="65" w:type="dxa"/>
-            </w:tcMar>
-          </w:tcPr>
-          <w:p>
-            <w:pPr>
-              <w:spacing w:before="0" w:after="0" w:line="276" w:lineRule="auto"/>
-            </w:pPr>
-            <w:r>
-              <w:rPr>
-                <w:rFonts w:ascii="Calibri" w:hAnsi="Calibri"/>
-                <w:color w:val="1A202C"/>
-                <w:sz w:val="17"/>
-              </w:rPr>
-              <w:t>Cultura del Factor Humano: Valores Laicos, Dignidad y Clima Operativo</w:t>
-            </w:r>
-          </w:p>
-        </w:tc>
-        <w:tc>
-          <w:tcPr>
-            <w:tcW w:type="dxa" w:w="1872"/>
-            <w:shd w:fill="F7FAFC"/>
-            <w:tcMar>
-              <w:top w:w="55" w:type="dxa"/>
-              <w:bottom w:w="55" w:type="dxa"/>
-              <w:left w:w="65" w:type="dxa"/>
-              <w:right w:w="65" w:type="dxa"/>
+              <w:top w:w="50" w:type="dxa"/>
+              <w:bottom w:w="50" w:type="dxa"/>
+              <w:left w:w="60" w:type="dxa"/>
+              <w:right w:w="60" w:type="dxa"/>
             </w:tcMar>
           </w:tcPr>
           <w:p>
@@ -1380,19 +1216,18 @@
                 <w:color w:val="1A202C"/>
                 <w:sz w:val="17"/>
               </w:rPr>
-              <w:t>8 Horas</w:t>
+              <w:t>Semana 1 / Sesión Virtual 1</w:t>
             </w:r>
           </w:p>
         </w:tc>
         <w:tc>
           <w:tcPr>
             <w:tcW w:type="dxa" w:w="1872"/>
-            <w:shd w:fill="F7FAFC"/>
             <w:tcMar>
-              <w:top w:w="55" w:type="dxa"/>
-              <w:bottom w:w="55" w:type="dxa"/>
-              <w:left w:w="65" w:type="dxa"/>
-              <w:right w:w="65" w:type="dxa"/>
+              <w:top w:w="50" w:type="dxa"/>
+              <w:bottom w:w="50" w:type="dxa"/>
+              <w:left w:w="60" w:type="dxa"/>
+              <w:right w:w="60" w:type="dxa"/>
             </w:tcMar>
           </w:tcPr>
           <w:p>
@@ -1405,45 +1240,18 @@
                 <w:color w:val="1A202C"/>
                 <w:sz w:val="17"/>
               </w:rPr>
-              <w:t>2 Virtuales (4h) + Sábado 3 Kinal (4h)</w:t>
+              <w:t>Manejo y Desarrollo de Personal Técnico: Retención, 'Missing Middle' y Curva de Aprendizaje</w:t>
             </w:r>
           </w:p>
         </w:tc>
         <w:tc>
           <w:tcPr>
             <w:tcW w:type="dxa" w:w="1872"/>
-            <w:shd w:fill="F7FAFC"/>
             <w:tcMar>
-              <w:top w:w="55" w:type="dxa"/>
-              <w:bottom w:w="55" w:type="dxa"/>
-              <w:left w:w="65" w:type="dxa"/>
-              <w:right w:w="65" w:type="dxa"/>
-            </w:tcMar>
-          </w:tcPr>
-          <w:p>
-            <w:pPr>
-              <w:spacing w:before="0" w:after="0" w:line="276" w:lineRule="auto"/>
-            </w:pPr>
-            <w:r>
-              <w:rPr>
-                <w:rFonts w:ascii="Calibri" w:hAnsi="Calibri"/>
-                <w:color w:val="1A202C"/>
-                <w:sz w:val="17"/>
-              </w:rPr>
-              <w:t>Protocolo de Erradicación del Maltrato y Charla de Factor Humano</w:t>
-            </w:r>
-          </w:p>
-        </w:tc>
-      </w:tr>
-      <w:tr>
-        <w:tc>
-          <w:tcPr>
-            <w:tcW w:type="dxa" w:w="1872"/>
-            <w:tcMar>
-              <w:top w:w="55" w:type="dxa"/>
-              <w:bottom w:w="55" w:type="dxa"/>
-              <w:left w:w="65" w:type="dxa"/>
-              <w:right w:w="65" w:type="dxa"/>
+              <w:top w:w="50" w:type="dxa"/>
+              <w:bottom w:w="50" w:type="dxa"/>
+              <w:left w:w="60" w:type="dxa"/>
+              <w:right w:w="60" w:type="dxa"/>
             </w:tcMar>
           </w:tcPr>
           <w:p>
@@ -1457,7 +1265,7 @@
                 <w:color w:val="1A202C"/>
                 <w:sz w:val="17"/>
               </w:rPr>
-              <w:t>Módulo 4 (Semana 4)</w:t>
+              <w:t>2 Horas</w:t>
             </w:r>
           </w:p>
         </w:tc>
@@ -1465,10 +1273,10 @@
           <w:tcPr>
             <w:tcW w:type="dxa" w:w="1872"/>
             <w:tcMar>
-              <w:top w:w="55" w:type="dxa"/>
-              <w:bottom w:w="55" w:type="dxa"/>
-              <w:left w:w="65" w:type="dxa"/>
-              <w:right w:w="65" w:type="dxa"/>
+              <w:top w:w="50" w:type="dxa"/>
+              <w:bottom w:w="50" w:type="dxa"/>
+              <w:left w:w="60" w:type="dxa"/>
+              <w:right w:w="60" w:type="dxa"/>
             </w:tcMar>
           </w:tcPr>
           <w:p>
@@ -1481,7 +1289,7 @@
                 <w:color w:val="1A202C"/>
                 <w:sz w:val="17"/>
               </w:rPr>
-              <w:t>Diseño e Implementación del Programa Corporativo (Proyecto Capstone)</w:t>
+              <w:t>Virtual Sincrónico (Microsoft Teams)</w:t>
             </w:r>
           </w:p>
         </w:tc>
@@ -1489,10 +1297,37 @@
           <w:tcPr>
             <w:tcW w:type="dxa" w:w="1872"/>
             <w:tcMar>
-              <w:top w:w="55" w:type="dxa"/>
-              <w:bottom w:w="55" w:type="dxa"/>
-              <w:left w:w="65" w:type="dxa"/>
-              <w:right w:w="65" w:type="dxa"/>
+              <w:top w:w="50" w:type="dxa"/>
+              <w:bottom w:w="50" w:type="dxa"/>
+              <w:left w:w="60" w:type="dxa"/>
+              <w:right w:w="60" w:type="dxa"/>
+            </w:tcMar>
+          </w:tcPr>
+          <w:p>
+            <w:pPr>
+              <w:spacing w:before="0" w:after="0" w:line="276" w:lineRule="auto"/>
+            </w:pPr>
+            <w:r>
+              <w:rPr>
+                <w:rFonts w:ascii="Calibri" w:hAnsi="Calibri"/>
+                <w:color w:val="1A202C"/>
+                <w:sz w:val="17"/>
+              </w:rPr>
+              <w:t>Mapa de Brechas Operativas y Plan de Inducción Técnica</w:t>
+            </w:r>
+          </w:p>
+        </w:tc>
+      </w:tr>
+      <w:tr>
+        <w:tc>
+          <w:tcPr>
+            <w:tcW w:type="dxa" w:w="1872"/>
+            <w:shd w:fill="F7FAFC"/>
+            <w:tcMar>
+              <w:top w:w="50" w:type="dxa"/>
+              <w:bottom w:w="50" w:type="dxa"/>
+              <w:left w:w="60" w:type="dxa"/>
+              <w:right w:w="60" w:type="dxa"/>
             </w:tcMar>
           </w:tcPr>
           <w:p>
@@ -1506,18 +1341,19 @@
                 <w:color w:val="1A202C"/>
                 <w:sz w:val="17"/>
               </w:rPr>
-              <w:t>8 Horas</w:t>
+              <w:t>Semana 2 / Sesión Virtual 2</w:t>
             </w:r>
           </w:p>
         </w:tc>
         <w:tc>
           <w:tcPr>
             <w:tcW w:type="dxa" w:w="1872"/>
+            <w:shd w:fill="F7FAFC"/>
             <w:tcMar>
-              <w:top w:w="55" w:type="dxa"/>
-              <w:bottom w:w="55" w:type="dxa"/>
-              <w:left w:w="65" w:type="dxa"/>
-              <w:right w:w="65" w:type="dxa"/>
+              <w:top w:w="50" w:type="dxa"/>
+              <w:bottom w:w="50" w:type="dxa"/>
+              <w:left w:w="60" w:type="dxa"/>
+              <w:right w:w="60" w:type="dxa"/>
             </w:tcMar>
           </w:tcPr>
           <w:p>
@@ -1530,18 +1366,45 @@
                 <w:color w:val="1A202C"/>
                 <w:sz w:val="17"/>
               </w:rPr>
-              <w:t>2 Virtuales (4h) + Sábado 4 Kinal (4h)</w:t>
+              <w:t>Liderazgo y Factor Humano: Dignidad, Trabajo Bien Hecho y Erradicación del Maltrato</w:t>
             </w:r>
           </w:p>
         </w:tc>
         <w:tc>
           <w:tcPr>
             <w:tcW w:type="dxa" w:w="1872"/>
+            <w:shd w:fill="F7FAFC"/>
             <w:tcMar>
-              <w:top w:w="55" w:type="dxa"/>
-              <w:bottom w:w="55" w:type="dxa"/>
-              <w:left w:w="65" w:type="dxa"/>
-              <w:right w:w="65" w:type="dxa"/>
+              <w:top w:w="50" w:type="dxa"/>
+              <w:bottom w:w="50" w:type="dxa"/>
+              <w:left w:w="60" w:type="dxa"/>
+              <w:right w:w="60" w:type="dxa"/>
+            </w:tcMar>
+          </w:tcPr>
+          <w:p>
+            <w:pPr>
+              <w:spacing w:before="0" w:after="0" w:line="276" w:lineRule="auto"/>
+            </w:pPr>
+            <w:r>
+              <w:rPr>
+                <w:rFonts w:ascii="Calibri" w:hAnsi="Calibri"/>
+                <w:b/>
+                <w:color w:val="1A202C"/>
+                <w:sz w:val="17"/>
+              </w:rPr>
+              <w:t>2 Horas</w:t>
+            </w:r>
+          </w:p>
+        </w:tc>
+        <w:tc>
+          <w:tcPr>
+            <w:tcW w:type="dxa" w:w="1872"/>
+            <w:shd w:fill="F7FAFC"/>
+            <w:tcMar>
+              <w:top w:w="50" w:type="dxa"/>
+              <w:bottom w:w="50" w:type="dxa"/>
+              <w:left w:w="60" w:type="dxa"/>
+              <w:right w:w="60" w:type="dxa"/>
             </w:tcMar>
           </w:tcPr>
           <w:p>
@@ -1554,7 +1417,417 @@
                 <w:color w:val="1A202C"/>
                 <w:sz w:val="17"/>
               </w:rPr>
-              <w:t>Plan Integral de Talento y Factor Humano Evaluado (&gt;= 75 Pts)</w:t>
+              <w:t>Virtual Sincrónico (Microsoft Teams)</w:t>
+            </w:r>
+          </w:p>
+        </w:tc>
+        <w:tc>
+          <w:tcPr>
+            <w:tcW w:type="dxa" w:w="1872"/>
+            <w:shd w:fill="F7FAFC"/>
+            <w:tcMar>
+              <w:top w:w="50" w:type="dxa"/>
+              <w:bottom w:w="50" w:type="dxa"/>
+              <w:left w:w="60" w:type="dxa"/>
+              <w:right w:w="60" w:type="dxa"/>
+            </w:tcMar>
+          </w:tcPr>
+          <w:p>
+            <w:pPr>
+              <w:spacing w:before="0" w:after="0" w:line="276" w:lineRule="auto"/>
+            </w:pPr>
+            <w:r>
+              <w:rPr>
+                <w:rFonts w:ascii="Calibri" w:hAnsi="Calibri"/>
+                <w:color w:val="1A202C"/>
+                <w:sz w:val="17"/>
+              </w:rPr>
+              <w:t>Código de Convivencia Operativa y Protocolo Cero Maltrato</w:t>
+            </w:r>
+          </w:p>
+        </w:tc>
+      </w:tr>
+      <w:tr>
+        <w:tc>
+          <w:tcPr>
+            <w:tcW w:type="dxa" w:w="1872"/>
+            <w:tcMar>
+              <w:top w:w="50" w:type="dxa"/>
+              <w:bottom w:w="50" w:type="dxa"/>
+              <w:left w:w="60" w:type="dxa"/>
+              <w:right w:w="60" w:type="dxa"/>
+            </w:tcMar>
+          </w:tcPr>
+          <w:p>
+            <w:pPr>
+              <w:spacing w:before="0" w:after="0" w:line="276" w:lineRule="auto"/>
+            </w:pPr>
+            <w:r>
+              <w:rPr>
+                <w:rFonts w:ascii="Calibri" w:hAnsi="Calibri"/>
+                <w:b/>
+                <w:color w:val="1A202C"/>
+                <w:sz w:val="17"/>
+              </w:rPr>
+              <w:t>Semana 3 / Sesión Virtual 3</w:t>
+            </w:r>
+          </w:p>
+        </w:tc>
+        <w:tc>
+          <w:tcPr>
+            <w:tcW w:type="dxa" w:w="1872"/>
+            <w:tcMar>
+              <w:top w:w="50" w:type="dxa"/>
+              <w:bottom w:w="50" w:type="dxa"/>
+              <w:left w:w="60" w:type="dxa"/>
+              <w:right w:w="60" w:type="dxa"/>
+            </w:tcMar>
+          </w:tcPr>
+          <w:p>
+            <w:pPr>
+              <w:spacing w:before="0" w:after="0" w:line="276" w:lineRule="auto"/>
+            </w:pPr>
+            <w:r>
+              <w:rPr>
+                <w:rFonts w:ascii="Calibri" w:hAnsi="Calibri"/>
+                <w:color w:val="1A202C"/>
+                <w:sz w:val="17"/>
+              </w:rPr>
+              <w:t>Fortalecimiento de Competencias Técnicas: Estándares DQR 5-6, TSU y Formación Dual</w:t>
+            </w:r>
+          </w:p>
+        </w:tc>
+        <w:tc>
+          <w:tcPr>
+            <w:tcW w:type="dxa" w:w="1872"/>
+            <w:tcMar>
+              <w:top w:w="50" w:type="dxa"/>
+              <w:bottom w:w="50" w:type="dxa"/>
+              <w:left w:w="60" w:type="dxa"/>
+              <w:right w:w="60" w:type="dxa"/>
+            </w:tcMar>
+          </w:tcPr>
+          <w:p>
+            <w:pPr>
+              <w:spacing w:before="0" w:after="0" w:line="276" w:lineRule="auto"/>
+            </w:pPr>
+            <w:r>
+              <w:rPr>
+                <w:rFonts w:ascii="Calibri" w:hAnsi="Calibri"/>
+                <w:b/>
+                <w:color w:val="1A202C"/>
+                <w:sz w:val="17"/>
+              </w:rPr>
+              <w:t>2 Horas</w:t>
+            </w:r>
+          </w:p>
+        </w:tc>
+        <w:tc>
+          <w:tcPr>
+            <w:tcW w:type="dxa" w:w="1872"/>
+            <w:tcMar>
+              <w:top w:w="50" w:type="dxa"/>
+              <w:bottom w:w="50" w:type="dxa"/>
+              <w:left w:w="60" w:type="dxa"/>
+              <w:right w:w="60" w:type="dxa"/>
+            </w:tcMar>
+          </w:tcPr>
+          <w:p>
+            <w:pPr>
+              <w:spacing w:before="0" w:after="0" w:line="276" w:lineRule="auto"/>
+            </w:pPr>
+            <w:r>
+              <w:rPr>
+                <w:rFonts w:ascii="Calibri" w:hAnsi="Calibri"/>
+                <w:color w:val="1A202C"/>
+                <w:sz w:val="17"/>
+              </w:rPr>
+              <w:t>Virtual Sincrónico (Microsoft Teams)</w:t>
+            </w:r>
+          </w:p>
+        </w:tc>
+        <w:tc>
+          <w:tcPr>
+            <w:tcW w:type="dxa" w:w="1872"/>
+            <w:tcMar>
+              <w:top w:w="50" w:type="dxa"/>
+              <w:bottom w:w="50" w:type="dxa"/>
+              <w:left w:w="60" w:type="dxa"/>
+              <w:right w:w="60" w:type="dxa"/>
+            </w:tcMar>
+          </w:tcPr>
+          <w:p>
+            <w:pPr>
+              <w:spacing w:before="0" w:after="0" w:line="276" w:lineRule="auto"/>
+            </w:pPr>
+            <w:r>
+              <w:rPr>
+                <w:rFonts w:ascii="Calibri" w:hAnsi="Calibri"/>
+                <w:color w:val="1A202C"/>
+                <w:sz w:val="17"/>
+              </w:rPr>
+              <w:t>Matriz de Competencias Operativas y Esquema de Rotación Dual</w:t>
+            </w:r>
+          </w:p>
+        </w:tc>
+      </w:tr>
+      <w:tr>
+        <w:tc>
+          <w:tcPr>
+            <w:tcW w:type="dxa" w:w="1872"/>
+            <w:shd w:fill="F7FAFC"/>
+            <w:tcMar>
+              <w:top w:w="50" w:type="dxa"/>
+              <w:bottom w:w="50" w:type="dxa"/>
+              <w:left w:w="60" w:type="dxa"/>
+              <w:right w:w="60" w:type="dxa"/>
+            </w:tcMar>
+          </w:tcPr>
+          <w:p>
+            <w:pPr>
+              <w:spacing w:before="0" w:after="0" w:line="276" w:lineRule="auto"/>
+            </w:pPr>
+            <w:r>
+              <w:rPr>
+                <w:rFonts w:ascii="Calibri" w:hAnsi="Calibri"/>
+                <w:b/>
+                <w:color w:val="1A202C"/>
+                <w:sz w:val="17"/>
+              </w:rPr>
+              <w:t>Semana 4 / Sesión Virtual 4</w:t>
+            </w:r>
+          </w:p>
+        </w:tc>
+        <w:tc>
+          <w:tcPr>
+            <w:tcW w:type="dxa" w:w="1872"/>
+            <w:shd w:fill="F7FAFC"/>
+            <w:tcMar>
+              <w:top w:w="50" w:type="dxa"/>
+              <w:bottom w:w="50" w:type="dxa"/>
+              <w:left w:w="60" w:type="dxa"/>
+              <w:right w:w="60" w:type="dxa"/>
+            </w:tcMar>
+          </w:tcPr>
+          <w:p>
+            <w:pPr>
+              <w:spacing w:before="0" w:after="0" w:line="276" w:lineRule="auto"/>
+            </w:pPr>
+            <w:r>
+              <w:rPr>
+                <w:rFonts w:ascii="Calibri" w:hAnsi="Calibri"/>
+                <w:color w:val="1A202C"/>
+                <w:sz w:val="17"/>
+              </w:rPr>
+              <w:t>Desarrollo de Mandos Medios y Necesidades Actuales de la Industria</w:t>
+            </w:r>
+          </w:p>
+        </w:tc>
+        <w:tc>
+          <w:tcPr>
+            <w:tcW w:type="dxa" w:w="1872"/>
+            <w:shd w:fill="F7FAFC"/>
+            <w:tcMar>
+              <w:top w:w="50" w:type="dxa"/>
+              <w:bottom w:w="50" w:type="dxa"/>
+              <w:left w:w="60" w:type="dxa"/>
+              <w:right w:w="60" w:type="dxa"/>
+            </w:tcMar>
+          </w:tcPr>
+          <w:p>
+            <w:pPr>
+              <w:spacing w:before="0" w:after="0" w:line="276" w:lineRule="auto"/>
+            </w:pPr>
+            <w:r>
+              <w:rPr>
+                <w:rFonts w:ascii="Calibri" w:hAnsi="Calibri"/>
+                <w:b/>
+                <w:color w:val="1A202C"/>
+                <w:sz w:val="17"/>
+              </w:rPr>
+              <w:t>2 Horas</w:t>
+            </w:r>
+          </w:p>
+        </w:tc>
+        <w:tc>
+          <w:tcPr>
+            <w:tcW w:type="dxa" w:w="1872"/>
+            <w:shd w:fill="F7FAFC"/>
+            <w:tcMar>
+              <w:top w:w="50" w:type="dxa"/>
+              <w:bottom w:w="50" w:type="dxa"/>
+              <w:left w:w="60" w:type="dxa"/>
+              <w:right w:w="60" w:type="dxa"/>
+            </w:tcMar>
+          </w:tcPr>
+          <w:p>
+            <w:pPr>
+              <w:spacing w:before="0" w:after="0" w:line="276" w:lineRule="auto"/>
+            </w:pPr>
+            <w:r>
+              <w:rPr>
+                <w:rFonts w:ascii="Calibri" w:hAnsi="Calibri"/>
+                <w:color w:val="1A202C"/>
+                <w:sz w:val="17"/>
+              </w:rPr>
+              <w:t>Virtual Sincrónico (Microsoft Teams)</w:t>
+            </w:r>
+          </w:p>
+        </w:tc>
+        <w:tc>
+          <w:tcPr>
+            <w:tcW w:type="dxa" w:w="1872"/>
+            <w:shd w:fill="F7FAFC"/>
+            <w:tcMar>
+              <w:top w:w="50" w:type="dxa"/>
+              <w:bottom w:w="50" w:type="dxa"/>
+              <w:left w:w="60" w:type="dxa"/>
+              <w:right w:w="60" w:type="dxa"/>
+            </w:tcMar>
+          </w:tcPr>
+          <w:p>
+            <w:pPr>
+              <w:spacing w:before="0" w:after="0" w:line="276" w:lineRule="auto"/>
+            </w:pPr>
+            <w:r>
+              <w:rPr>
+                <w:rFonts w:ascii="Calibri" w:hAnsi="Calibri"/>
+                <w:color w:val="1A202C"/>
+                <w:sz w:val="17"/>
+              </w:rPr>
+              <w:t>Plan de Fortalecimiento de Supervisores y Métricas Operativas (OEE/SSO)</w:t>
+            </w:r>
+          </w:p>
+        </w:tc>
+      </w:tr>
+      <w:tr>
+        <w:tc>
+          <w:tcPr>
+            <w:tcW w:type="dxa" w:w="1872"/>
+            <w:shd w:fill="EBF8FF"/>
+            <w:tcMar>
+              <w:top w:w="50" w:type="dxa"/>
+              <w:bottom w:w="50" w:type="dxa"/>
+              <w:left w:w="60" w:type="dxa"/>
+              <w:right w:w="60" w:type="dxa"/>
+            </w:tcMar>
+          </w:tcPr>
+          <w:p>
+            <w:pPr>
+              <w:spacing w:before="0" w:after="0" w:line="276" w:lineRule="auto"/>
+            </w:pPr>
+            <w:r>
+              <w:rPr>
+                <w:rFonts w:ascii="Calibri" w:hAnsi="Calibri"/>
+                <w:b/>
+                <w:color w:val="1A202C"/>
+                <w:sz w:val="17"/>
+              </w:rPr>
+              <w:t>Jornada Especial 2 (Presencial)</w:t>
+            </w:r>
+          </w:p>
+        </w:tc>
+        <w:tc>
+          <w:tcPr>
+            <w:tcW w:type="dxa" w:w="1872"/>
+            <w:shd w:fill="EBF8FF"/>
+            <w:tcMar>
+              <w:top w:w="50" w:type="dxa"/>
+              <w:bottom w:w="50" w:type="dxa"/>
+              <w:left w:w="60" w:type="dxa"/>
+              <w:right w:w="60" w:type="dxa"/>
+            </w:tcMar>
+          </w:tcPr>
+          <w:p>
+            <w:pPr>
+              <w:spacing w:before="0" w:after="0" w:line="276" w:lineRule="auto"/>
+            </w:pPr>
+            <w:r>
+              <w:rPr>
+                <w:rFonts w:ascii="Calibri" w:hAnsi="Calibri"/>
+                <w:b/>
+                <w:color w:val="1A202C"/>
+                <w:sz w:val="17"/>
+              </w:rPr>
+              <w:t>Plenaria de Diálogo Industria-Academia, Entrega de Diplomas y Reconocimientos</w:t>
+            </w:r>
+          </w:p>
+        </w:tc>
+        <w:tc>
+          <w:tcPr>
+            <w:tcW w:type="dxa" w:w="1872"/>
+            <w:shd w:fill="EBF8FF"/>
+            <w:tcMar>
+              <w:top w:w="50" w:type="dxa"/>
+              <w:bottom w:w="50" w:type="dxa"/>
+              <w:left w:w="60" w:type="dxa"/>
+              <w:right w:w="60" w:type="dxa"/>
+            </w:tcMar>
+          </w:tcPr>
+          <w:p>
+            <w:pPr>
+              <w:spacing w:before="0" w:after="0" w:line="276" w:lineRule="auto"/>
+            </w:pPr>
+            <w:r>
+              <w:rPr>
+                <w:rFonts w:ascii="Calibri" w:hAnsi="Calibri"/>
+                <w:b/>
+                <w:color w:val="1A202C"/>
+                <w:sz w:val="17"/>
+              </w:rPr>
+              <w:t>4 Horas</w:t>
+            </w:r>
+          </w:p>
+        </w:tc>
+        <w:tc>
+          <w:tcPr>
+            <w:tcW w:type="dxa" w:w="1872"/>
+            <w:shd w:fill="EBF8FF"/>
+            <w:tcMar>
+              <w:top w:w="50" w:type="dxa"/>
+              <w:bottom w:w="50" w:type="dxa"/>
+              <w:left w:w="60" w:type="dxa"/>
+              <w:right w:w="60" w:type="dxa"/>
+            </w:tcMar>
+          </w:tcPr>
+          <w:p>
+            <w:pPr>
+              <w:spacing w:before="0" w:after="0" w:line="276" w:lineRule="auto"/>
+            </w:pPr>
+            <w:r>
+              <w:rPr>
+                <w:rFonts w:ascii="Calibri" w:hAnsi="Calibri"/>
+                <w:b/>
+                <w:color w:val="1A202C"/>
+                <w:sz w:val="17"/>
+              </w:rPr>
+              <w:t>Presencial en Campus Kinal (Sábado o Mañana Ejecutiva)</w:t>
+            </w:r>
+          </w:p>
+        </w:tc>
+        <w:tc>
+          <w:tcPr>
+            <w:tcW w:type="dxa" w:w="1872"/>
+            <w:shd w:fill="EBF8FF"/>
+            <w:tcMar>
+              <w:top w:w="50" w:type="dxa"/>
+              <w:bottom w:w="50" w:type="dxa"/>
+              <w:left w:w="60" w:type="dxa"/>
+              <w:right w:w="60" w:type="dxa"/>
+            </w:tcMar>
+          </w:tcPr>
+          <w:p>
+            <w:pPr>
+              <w:spacing w:before="0" w:after="0" w:line="276" w:lineRule="auto"/>
+            </w:pPr>
+            <w:r>
+              <w:rPr>
+                <w:rFonts w:ascii="Calibri" w:hAnsi="Calibri"/>
+                <w:b/>
+                <w:color w:val="1A202C"/>
+                <w:sz w:val="17"/>
+              </w:rPr>
+              <w:t>Consolidado de Demandas Técnicas y Diplomas Oficiales Entregados</w:t>
             </w:r>
           </w:p>
         </w:tc>
@@ -1570,15 +1843,15 @@
           <w:color w:val="1A202C"/>
           <w:sz w:val="19"/>
         </w:rPr>
-        <w:t>Balance de la Modalidad Híbrida Ejecutiva (4 Semanas Intensivas Consecutivas):</w:t>
+        <w:t>Balance de la Carga Horaria y Formativa:</w:t>
         <w:br/>
-        <w:t>• Ritmo Continuo sin Interrupciones: 4 semanas calendario consecutivas de inmersión ejecutiva.</w:t>
+        <w:t>• 8 Horas Presenciales Vivenciales (2 Jornadas Especiales en Kinal): Jornada Inicial de Apertura (4h) para presentar la iniciativa, networking y recorrido de laboratorios; Jornada de Cierre (4h) para plenaria de diálogo industria-academia, entrega solemne de diplomas y reconocimientos, y cóctel de vinculación.</w:t>
         <w:br/>
-        <w:t>• 16 Horas Virtuales Sincrónicas en Microsoft Teams: 8 sesiones nocturnas de 2 horas (Martes y Jueves de 19:00 a 21:00 hrs) dedicadas al marco conceptual, herramientas directivas y análisis de casos.</w:t>
+        <w:t>• 8 Horas Virtuales Sincrónicas en Microsoft Teams: 4 sesiones semanales de 2 horas (1 sesión por semana) dedicadas a herramientas de gestión, liderazgo, factor humano y mandos medios.</w:t>
         <w:br/>
-        <w:t>• 16 Horas Presenciales en Kinal (4 Sábados Consecutivos sin sábados de por medio): 4 sábados consecutivos de 4 horas (8:00 a 12:00 hrs) con inmersión en talleres y laboratorios de TSU, networking directivo y sustentación.</w:t>
+        <w:t>• 4 Horas de Autodiagnóstico en Kinal.academy (Moodle): Ficha de levantamiento de necesidades de cualificación y plan de mejora operativa.</w:t>
         <w:br/>
-        <w:t>• Plataforma LMS Kinal.academy (Moodle): Alojamiento de lecturas ejecutivas, rúbricas y entrega del Proyecto Capstone.</w:t>
+        <w:t>• Total: 20 Horas Formativas Ejecutivas.</w:t>
       </w:r>
     </w:p>
     <w:p>
@@ -1593,26 +1866,122 @@
           <w:color w:val="003366"/>
           <w:sz w:val="30"/>
         </w:rPr>
-        <w:t>6. Estrategia Pedagógica Ejecutiva e Inmersión Vivencial</w:t>
+        <w:t>6. Articulación de los 5 Ejes Temáticos del Programa</w:t>
       </w:r>
     </w:p>
     <w:p>
       <w:pPr>
-        <w:spacing w:before="0" w:after="120" w:line="276" w:lineRule="auto"/>
+        <w:spacing w:before="40" w:after="80" w:line="276" w:lineRule="auto"/>
+        <w:ind w:left="288"/>
       </w:pPr>
       <w:r>
         <w:rPr>
           <w:rFonts w:ascii="Calibri" w:hAnsi="Calibri"/>
+          <w:b/>
+          <w:color w:val="003366"/>
+          <w:sz w:val="19"/>
+        </w:rPr>
+        <w:t xml:space="preserve">• 1. Manejo y Desarrollo de Personal: </w:t>
+      </w:r>
+      <w:r>
+        <w:rPr>
+          <w:rFonts w:ascii="Calibri" w:hAnsi="Calibri"/>
           <w:color w:val="1A202C"/>
-          <w:sz w:val="20"/>
+          <w:sz w:val="19"/>
         </w:rPr>
-        <w:t>El programa adopta un enfoque andragógico directivo basado en tres pilares:</w:t>
-        <w:br/>
-        <w:t>1. Método del Caso Industrial: Discusión guiada de situaciones reales de empresas guatemaltecas (conflictos de cuadrilla, accidentes por descuido, rotación crítica de técnicos, reclutamiento fallido).</w:t>
-        <w:br/>
-        <w:t>2. Inmersión Vivencial en Laboratorios de Kinal (4 Sábados Consecutivos): Durante cada sábado consecutivo, los gerentes recorren los laboratorios de automatización, mecatrónica, redes, ciberseguridad y manufactura, dialogando directamente con estudiantes de TSU que exponen sus proyectos finales. Esto desmitifica de forma palpable la capacidad técnica y madurez de los graduandos.</w:t>
-        <w:br/>
-        <w:t>3. Proyecto Directivo Capstone: Cada gerente participante desarrolla a lo largo de las 4 semanas el 'Plan de Talento Técnico y Cultura del Factor Humano' aplicable directamente a su empresa real, con asesoría individualizada de expertos de Kinal.</w:t>
+        <w:t>Métodos modernos de atracción, onboarding e inducción técnica. Identificación temprana de talento operativo, diseño de curvas de aprendizaje y reducción de la rotación en líneas de producción y talleres.</w:t>
+      </w:r>
+    </w:p>
+    <w:p>
+      <w:pPr>
+        <w:spacing w:before="40" w:after="80" w:line="276" w:lineRule="auto"/>
+        <w:ind w:left="288"/>
+      </w:pPr>
+      <w:r>
+        <w:rPr>
+          <w:rFonts w:ascii="Calibri" w:hAnsi="Calibri"/>
+          <w:b/>
+          <w:color w:val="003366"/>
+          <w:sz w:val="19"/>
+        </w:rPr>
+        <w:t xml:space="preserve">• 2. Liderazgo y Factor Humano: </w:t>
+      </w:r>
+      <w:r>
+        <w:rPr>
+          <w:rFonts w:ascii="Calibri" w:hAnsi="Calibri"/>
+          <w:color w:val="1A202C"/>
+          <w:sz w:val="19"/>
+        </w:rPr>
+        <w:t>La filosofía del Factor Humano de Fundación Kinal aplicada a cuadrillas: dignidad de la persona, erradicación del maltrato verbal y autoritarismo, fomento del «trabajo bien hecho» y desarrollo de seguridad psicológica.</w:t>
+      </w:r>
+    </w:p>
+    <w:p>
+      <w:pPr>
+        <w:spacing w:before="40" w:after="80" w:line="276" w:lineRule="auto"/>
+        <w:ind w:left="288"/>
+      </w:pPr>
+      <w:r>
+        <w:rPr>
+          <w:rFonts w:ascii="Calibri" w:hAnsi="Calibri"/>
+          <w:b/>
+          <w:color w:val="003366"/>
+          <w:sz w:val="19"/>
+        </w:rPr>
+        <w:t xml:space="preserve">• 3. Fortalecimiento de Competencias Técnicas: </w:t>
+      </w:r>
+      <w:r>
+        <w:rPr>
+          <w:rFonts w:ascii="Calibri" w:hAnsi="Calibri"/>
+          <w:color w:val="1A202C"/>
+          <w:sz w:val="19"/>
+        </w:rPr>
+        <w:t>Mapeo de cualificaciones bajo el Marco Alemán DQR 5-6. Demostración práctica del valor del Técnico Superior Universitario (TSU) y estructuración de semilleros duales escuela-empresa.</w:t>
+      </w:r>
+    </w:p>
+    <w:p>
+      <w:pPr>
+        <w:spacing w:before="40" w:after="80" w:line="276" w:lineRule="auto"/>
+        <w:ind w:left="288"/>
+      </w:pPr>
+      <w:r>
+        <w:rPr>
+          <w:rFonts w:ascii="Calibri" w:hAnsi="Calibri"/>
+          <w:b/>
+          <w:color w:val="003366"/>
+          <w:sz w:val="19"/>
+        </w:rPr>
+        <w:t xml:space="preserve">• 4. Desarrollo de Mandos Medios: </w:t>
+      </w:r>
+      <w:r>
+        <w:rPr>
+          <w:rFonts w:ascii="Calibri" w:hAnsi="Calibri"/>
+          <w:color w:val="1A202C"/>
+          <w:sz w:val="19"/>
+        </w:rPr>
+        <w:t>Herramientas formativas para supervisores, jefes de taller y jefes de turno: comunicación asertiva, resolución de conflictos de equipo, liderazgo pedagógico en el puesto (*Ausbilder*) y medición de KPIs (OEE, SSO).</w:t>
+      </w:r>
+    </w:p>
+    <w:p>
+      <w:pPr>
+        <w:spacing w:before="40" w:after="80" w:line="276" w:lineRule="auto"/>
+        <w:ind w:left="288"/>
+      </w:pPr>
+      <w:r>
+        <w:rPr>
+          <w:rFonts w:ascii="Calibri" w:hAnsi="Calibri"/>
+          <w:b/>
+          <w:color w:val="003366"/>
+          <w:sz w:val="19"/>
+        </w:rPr>
+        <w:t xml:space="preserve">• 5. Necesidades Actuales de la Industria y Vinculación Bidireccional: </w:t>
+      </w:r>
+      <w:r>
+        <w:rPr>
+          <w:rFonts w:ascii="Calibri" w:hAnsi="Calibri"/>
+          <w:color w:val="1A202C"/>
+          <w:sz w:val="19"/>
+        </w:rPr>
+        <w:t>Espacios formales de diálogo estructurado donde las empresas participantes comparten con las autoridades de Kinal sus requerimientos inmediatos y futuros en tecnología, automatización y destrezas humanas.</w:t>
       </w:r>
     </w:p>
     <w:p>
@@ -1627,338 +1996,26 @@
           <w:color w:val="003366"/>
           <w:sz w:val="30"/>
         </w:rPr>
-        <w:t>7. Sistema de Evaluación Institucional y Criterio de Certificación</w:t>
+        <w:t>7. Acreditación Institucional, Diplomas y Reconocimientos</w:t>
       </w:r>
     </w:p>
-    <w:tbl>
-      <w:tblPr>
-        <w:tblW w:type="auto" w:w="0"/>
-        <w:jc w:val="center"/>
-        <w:tblLayout w:type="fixed"/>
-        <w:tblLook w:firstColumn="1" w:firstRow="1" w:lastColumn="0" w:lastRow="0" w:noHBand="0" w:noVBand="1" w:val="04A0"/>
-      </w:tblPr>
-      <w:tblGrid>
-        <w:gridCol w:w="9360"/>
-      </w:tblGrid>
-      <w:tr>
-        <w:tc>
-          <w:tcPr>
-            <w:tcW w:type="dxa" w:w="9360"/>
-            <w:shd w:fill="F7FAFC"/>
-            <w:tcMar>
-              <w:top w:w="120" w:type="dxa"/>
-              <w:bottom w:w="120" w:type="dxa"/>
-              <w:left w:w="180" w:type="dxa"/>
-              <w:right w:w="120" w:type="dxa"/>
-            </w:tcMar>
-            <w:tcBorders>
-              <w:left w:val="single" w:sz="24" w:space="0" w:color="003366"/>
-              <w:top w:val="none"/>
-              <w:bottom w:val="none"/>
-              <w:right w:val="none"/>
-            </w:tcBorders>
-          </w:tcPr>
-          <w:p>
-            <w:pPr>
-              <w:spacing w:before="0" w:after="0" w:line="276" w:lineRule="auto"/>
-            </w:pPr>
-            <w:r>
-              <w:rPr>
-                <w:rFonts w:ascii="Calibri" w:hAnsi="Calibri"/>
-                <w:b/>
-                <w:color w:val="003366"/>
-                <w:sz w:val="20"/>
-              </w:rPr>
-              <w:t xml:space="preserve">Umbral Aprobatorio Institucional Obligatorio: </w:t>
-            </w:r>
-            <w:r>
-              <w:rPr>
-                <w:rFonts w:ascii="Calibri" w:hAnsi="Calibri"/>
-                <w:i/>
-                <w:color w:val="2D3748"/>
-                <w:sz w:val="20"/>
-              </w:rPr>
-              <w:t>La obtención de la certificación ejecutiva emitida por Fundación Kinal exige alcanzar una calificación mínima de 75 puntos sobre 100 en la evaluación continua de casos y en la defensa del Proyecto Directivo Capstone en el Sábado 4 consecutivo, conforme a la normativa de evaluación institucional.</w:t>
-            </w:r>
-          </w:p>
-        </w:tc>
-      </w:tr>
-    </w:tbl>
     <w:p>
       <w:pPr>
         <w:spacing w:before="0" w:after="120" w:line="276" w:lineRule="auto"/>
       </w:pPr>
+      <w:r>
+        <w:rPr>
+          <w:rFonts w:ascii="Calibri" w:hAnsi="Calibri"/>
+          <w:color w:val="1A202C"/>
+          <w:sz w:val="20"/>
+        </w:rPr>
+        <w:t>En la Jornada Presencial de Cierre en campus Kinal se realizará un acto protocolario especial con dos distinciones oficiales:</w:t>
+        <w:br/>
+        <w:t>1. Diploma de Participación Individual: Otorgado al representante empresarial que cumplió con el 80% de asistencia a las sesiones sincrónicas y la entrega de su ficha diagnóstica (con nota mínima aprobatoria institucional de 75/100 puntos).</w:t>
+        <w:br/>
+        <w:t>2. Reconocimiento Empresarial Institucional: Galardón emitido por Fundación Kinal a la empresa participante, acreditándola como «Empresa Aliada en la Vinculación Técnica y Formación del Talento Humano», con acceso prioritario a la Bolsa de Egresados y convenios de formación dual.</w:t>
+      </w:r>
     </w:p>
-    <w:tbl>
-      <w:tblPr>
-        <w:tblW w:type="auto" w:w="0"/>
-        <w:jc w:val="center"/>
-        <w:tblLayout w:type="fixed"/>
-        <w:tblLook w:firstColumn="1" w:firstRow="1" w:lastColumn="0" w:lastRow="0" w:noHBand="0" w:noVBand="1" w:val="04A0"/>
-        <w:tblBorders>
-          <w:top w:val="single" w:sz="4" w:space="0" w:color="CBD5E0"/>
-          <w:bottom w:val="single" w:sz="4" w:space="0" w:color="CBD5E0"/>
-          <w:insideH w:val="single" w:sz="4" w:space="0" w:color="CBD5E0"/>
-          <w:insideV w:val="none"/>
-          <w:left w:val="none"/>
-          <w:right w:val="none"/>
-        </w:tblBorders>
-      </w:tblPr>
-      <w:tblGrid>
-        <w:gridCol w:w="3888"/>
-        <w:gridCol w:w="5472"/>
-      </w:tblGrid>
-      <w:tr>
-        <w:tc>
-          <w:tcPr>
-            <w:tcW w:type="dxa" w:w="4680"/>
-            <w:shd w:fill="003366"/>
-          </w:tcPr>
-          <w:p>
-            <w:pPr>
-              <w:spacing w:before="0" w:after="0" w:line="276" w:lineRule="auto"/>
-            </w:pPr>
-            <w:r>
-              <w:rPr>
-                <w:rFonts w:ascii="Calibri" w:hAnsi="Calibri"/>
-                <w:b/>
-                <w:color w:val="FFFFFF"/>
-                <w:sz w:val="17"/>
-              </w:rPr>
-              <w:t>Componente de Evaluación</w:t>
-            </w:r>
-          </w:p>
-        </w:tc>
-        <w:tc>
-          <w:tcPr>
-            <w:tcW w:type="dxa" w:w="4680"/>
-            <w:shd w:fill="003366"/>
-          </w:tcPr>
-          <w:p>
-            <w:pPr>
-              <w:spacing w:before="0" w:after="0" w:line="276" w:lineRule="auto"/>
-            </w:pPr>
-            <w:r>
-              <w:rPr>
-                <w:rFonts w:ascii="Calibri" w:hAnsi="Calibri"/>
-                <w:b/>
-                <w:color w:val="FFFFFF"/>
-                <w:sz w:val="17"/>
-              </w:rPr>
-              <w:t>Criterio de Desempeño y Evidencia</w:t>
-            </w:r>
-          </w:p>
-        </w:tc>
-      </w:tr>
-      <w:tr>
-        <w:tc>
-          <w:tcPr>
-            <w:tcW w:type="dxa" w:w="4680"/>
-            <w:shd w:fill="F7FAFC"/>
-            <w:tcMar>
-              <w:top w:w="55" w:type="dxa"/>
-              <w:bottom w:w="55" w:type="dxa"/>
-              <w:left w:w="65" w:type="dxa"/>
-              <w:right w:w="65" w:type="dxa"/>
-            </w:tcMar>
-          </w:tcPr>
-          <w:p>
-            <w:pPr>
-              <w:spacing w:before="0" w:after="0" w:line="276" w:lineRule="auto"/>
-            </w:pPr>
-            <w:r>
-              <w:rPr>
-                <w:rFonts w:ascii="Calibri" w:hAnsi="Calibri"/>
-                <w:b/>
-                <w:color w:val="1A202C"/>
-                <w:sz w:val="17"/>
-              </w:rPr>
-              <w:t>Participación en Casos y Foros Directivos en Teams (25%)</w:t>
-            </w:r>
-          </w:p>
-        </w:tc>
-        <w:tc>
-          <w:tcPr>
-            <w:tcW w:type="dxa" w:w="4680"/>
-            <w:shd w:fill="F7FAFC"/>
-            <w:tcMar>
-              <w:top w:w="55" w:type="dxa"/>
-              <w:bottom w:w="55" w:type="dxa"/>
-              <w:left w:w="65" w:type="dxa"/>
-              <w:right w:w="65" w:type="dxa"/>
-            </w:tcMar>
-          </w:tcPr>
-          <w:p>
-            <w:pPr>
-              <w:spacing w:before="0" w:after="0" w:line="276" w:lineRule="auto"/>
-            </w:pPr>
-            <w:r>
-              <w:rPr>
-                <w:rFonts w:ascii="Calibri" w:hAnsi="Calibri"/>
-                <w:color w:val="1A202C"/>
-                <w:sz w:val="17"/>
-              </w:rPr>
-              <w:t>Aportes fundamentados en el análisis de dilemas de contratación, casos de rotación y dinámicas de grupo en sesiones virtuales.</w:t>
-            </w:r>
-          </w:p>
-        </w:tc>
-      </w:tr>
-      <w:tr>
-        <w:tc>
-          <w:tcPr>
-            <w:tcW w:type="dxa" w:w="4680"/>
-            <w:tcMar>
-              <w:top w:w="55" w:type="dxa"/>
-              <w:bottom w:w="55" w:type="dxa"/>
-              <w:left w:w="65" w:type="dxa"/>
-              <w:right w:w="65" w:type="dxa"/>
-            </w:tcMar>
-          </w:tcPr>
-          <w:p>
-            <w:pPr>
-              <w:spacing w:before="0" w:after="0" w:line="276" w:lineRule="auto"/>
-            </w:pPr>
-            <w:r>
-              <w:rPr>
-                <w:rFonts w:ascii="Calibri" w:hAnsi="Calibri"/>
-                <w:b/>
-                <w:color w:val="1A202C"/>
-                <w:sz w:val="17"/>
-              </w:rPr>
-              <w:t>Talleres Presenciales e Inmersión en Laboratorios Kinal (25%)</w:t>
-            </w:r>
-          </w:p>
-        </w:tc>
-        <w:tc>
-          <w:tcPr>
-            <w:tcW w:type="dxa" w:w="4680"/>
-            <w:tcMar>
-              <w:top w:w="55" w:type="dxa"/>
-              <w:bottom w:w="55" w:type="dxa"/>
-              <w:left w:w="65" w:type="dxa"/>
-              <w:right w:w="65" w:type="dxa"/>
-            </w:tcMar>
-          </w:tcPr>
-          <w:p>
-            <w:pPr>
-              <w:spacing w:before="0" w:after="0" w:line="276" w:lineRule="auto"/>
-            </w:pPr>
-            <w:r>
-              <w:rPr>
-                <w:rFonts w:ascii="Calibri" w:hAnsi="Calibri"/>
-                <w:color w:val="1A202C"/>
-                <w:sz w:val="17"/>
-              </w:rPr>
-              <w:t>Asistencia activa a los 4 sábados consecutivos en campus Kinal, auditoría de competencias en bancos reales y ejercicios de rol directivo.</w:t>
-            </w:r>
-          </w:p>
-        </w:tc>
-      </w:tr>
-      <w:tr>
-        <w:tc>
-          <w:tcPr>
-            <w:tcW w:type="dxa" w:w="4680"/>
-            <w:shd w:fill="F7FAFC"/>
-            <w:tcMar>
-              <w:top w:w="55" w:type="dxa"/>
-              <w:bottom w:w="55" w:type="dxa"/>
-              <w:left w:w="65" w:type="dxa"/>
-              <w:right w:w="65" w:type="dxa"/>
-            </w:tcMar>
-          </w:tcPr>
-          <w:p>
-            <w:pPr>
-              <w:spacing w:before="0" w:after="0" w:line="276" w:lineRule="auto"/>
-            </w:pPr>
-            <w:r>
-              <w:rPr>
-                <w:rFonts w:ascii="Calibri" w:hAnsi="Calibri"/>
-                <w:b/>
-                <w:color w:val="1A202C"/>
-                <w:sz w:val="17"/>
-              </w:rPr>
-              <w:t>Diseño de Herramientas de Factor Humano (20%)</w:t>
-            </w:r>
-          </w:p>
-        </w:tc>
-        <w:tc>
-          <w:tcPr>
-            <w:tcW w:type="dxa" w:w="4680"/>
-            <w:shd w:fill="F7FAFC"/>
-            <w:tcMar>
-              <w:top w:w="55" w:type="dxa"/>
-              <w:bottom w:w="55" w:type="dxa"/>
-              <w:left w:w="65" w:type="dxa"/>
-              <w:right w:w="65" w:type="dxa"/>
-            </w:tcMar>
-          </w:tcPr>
-          <w:p>
-            <w:pPr>
-              <w:spacing w:before="0" w:after="0" w:line="276" w:lineRule="auto"/>
-            </w:pPr>
-            <w:r>
-              <w:rPr>
-                <w:rFonts w:ascii="Calibri" w:hAnsi="Calibri"/>
-                <w:color w:val="1A202C"/>
-                <w:sz w:val="17"/>
-              </w:rPr>
-              <w:t>Elaboración de matrices de reclutamiento por competencias y protocolos de charlas de Factor Humano para mandos medios.</w:t>
-            </w:r>
-          </w:p>
-        </w:tc>
-      </w:tr>
-      <w:tr>
-        <w:tc>
-          <w:tcPr>
-            <w:tcW w:type="dxa" w:w="4680"/>
-            <w:tcMar>
-              <w:top w:w="55" w:type="dxa"/>
-              <w:bottom w:w="55" w:type="dxa"/>
-              <w:left w:w="65" w:type="dxa"/>
-              <w:right w:w="65" w:type="dxa"/>
-            </w:tcMar>
-          </w:tcPr>
-          <w:p>
-            <w:pPr>
-              <w:spacing w:before="0" w:after="0" w:line="276" w:lineRule="auto"/>
-            </w:pPr>
-            <w:r>
-              <w:rPr>
-                <w:rFonts w:ascii="Calibri" w:hAnsi="Calibri"/>
-                <w:b/>
-                <w:color w:val="1A202C"/>
-                <w:sz w:val="17"/>
-              </w:rPr>
-              <w:t>Defensa del Proyecto Directivo Capstone (30%)</w:t>
-            </w:r>
-          </w:p>
-        </w:tc>
-        <w:tc>
-          <w:tcPr>
-            <w:tcW w:type="dxa" w:w="4680"/>
-            <w:tcMar>
-              <w:top w:w="55" w:type="dxa"/>
-              <w:bottom w:w="55" w:type="dxa"/>
-              <w:left w:w="65" w:type="dxa"/>
-              <w:right w:w="65" w:type="dxa"/>
-            </w:tcMar>
-          </w:tcPr>
-          <w:p>
-            <w:pPr>
-              <w:spacing w:before="0" w:after="0" w:line="276" w:lineRule="auto"/>
-            </w:pPr>
-            <w:r>
-              <w:rPr>
-                <w:rFonts w:ascii="Calibri" w:hAnsi="Calibri"/>
-                <w:color w:val="1A202C"/>
-                <w:sz w:val="17"/>
-              </w:rPr>
-              <w:t>Presentación oral y escrita del Plan Integral de Talento Técnico y Factor Humano para su empresa ante el comité evaluador de Kinal en el Sábado 4.</w:t>
-            </w:r>
-          </w:p>
-        </w:tc>
-      </w:tr>
-    </w:tbl>
     <w:p>
       <w:pPr>
         <w:keepNext/>
@@ -1971,7 +2028,7 @@
           <w:color w:val="003366"/>
           <w:sz w:val="30"/>
         </w:rPr>
-        <w:t>8. Ecosistema Digital Institucional y Espacios Físicos</w:t>
+        <w:t>8. Ecosistema Digital e Infraestructura Institucional</w:t>
       </w:r>
     </w:p>
     <w:p>
@@ -1986,11 +2043,11 @@
         </w:rPr>
         <w:t>En cumplimiento de los estándares institucionales de Fundación Kinal:</w:t>
         <w:br/>
-        <w:t>• Plataforma Virtual Sincrónica: Microsoft Teams para las 8 sesiones nocturnas interactivas, con canales dedicados para análisis de casos y repositorio de grabaciones.</w:t>
+        <w:t>• Plataforma Virtual Sincrónica: Microsoft Teams para las 4 sesiones semanales interactivas, con salas para dinámicas grupales y grabación de respaldo.</w:t>
         <w:br/>
-        <w:t>• Plataforma LMS Oficial: Kinal.academy (Moodle) para la gestión académica, descarga de lecturas de liderazgo, rúbricas de evaluación y entrega formal del Proyecto Capstone.</w:t>
+        <w:t>• Plataforma LMS Oficial: Kinal.academy (Moodle) para la gestión del material de lectura, instrumentos de autodiagnóstico y levantamiento de necesidades de la industria.</w:t>
         <w:br/>
-        <w:t>• Instalaciones Presenciales en Kinal: Auditorio con soporte multimedia, salas de trabajo ejecutivo y recorrido guiado por los talleres de TSU (Laboratorios de Automatización Siemens, Mecatrónica CNC, Electrónica y Redes) durante los 4 sábados consecutivos.</w:t>
+        <w:t>• Instalaciones Presenciales en Kinal: Auditorio Ejecutivo climatizado con soporte audiovisual de alta fidelidad, salas de coworking directivo y visita inmersiva a los Laboratorios de Automatización Siemens, Mecatrónica CNC, Electrónica, Redes y Talleres Industriales.</w:t>
       </w:r>
     </w:p>
     <w:sectPr>
@@ -2018,7 +2075,7 @@
         <w:color w:val="4A5568"/>
         <w:sz w:val="17"/>
       </w:rPr>
-      <w:t>Fundación Kinal | Diplomado de Certificación Gerencial en Gestión del Talento Técnico — Propuesta Oficial</w:t>
+      <w:t>Fundación Kinal | Programa Ejecutivo de Vinculación en Talento Técnico y Factor Humano — Propuesta Oficial</w:t>
     </w:r>
   </w:p>
 </w:ftr>

--- a/Talento_Tecnico/Propuesta_Diplomado_Talento_Tecnico_Kinal.docx
+++ b/Talento_Tecnico/Propuesta_Diplomado_Talento_Tecnico_Kinal.docx
@@ -26,7 +26,7 @@
           <w:color w:val="4A5568"/>
           <w:sz w:val="22"/>
         </w:rPr>
-        <w:t>Dirección de Vinculación Empresarial — Escuela Técnica Superior</w:t>
+        <w:t>Dirección de Vinculación Empresarial — Centro de Desarrollo Gerencial y Técnico</w:t>
       </w:r>
     </w:p>
     <w:p>
@@ -40,9 +40,9 @@
           <w:color w:val="003366"/>
           <w:sz w:val="32"/>
         </w:rPr>
-        <w:t>PROPUESTA FORMATIVA Y MODELO DE VINCULACIÓN EMPRESARIAL:</w:t>
+        <w:t>PROPUESTA FORMATIVA INSTITUCIONAL:</w:t>
         <w:br/>
-        <w:t>PROGRAMA EJECUTIVO EN GESTIÓN DEL TALENTO TÉCNICO, LIDERAZGO Y FACTOR HUMANO</w:t>
+        <w:t>PROGRAMA EJECUTIVO DE VINCULACIÓN Y LIDERAZGO: GESTIÓN DEL TALENTO TÉCNICO Y MANDOS MEDIOS</w:t>
       </w:r>
     </w:p>
     <w:p>
@@ -56,7 +56,7 @@
           <w:color w:val="4A5568"/>
           <w:sz w:val="22"/>
         </w:rPr>
-        <w:t>Iniciativa Institucional de Diálogo y Fortalecimiento para Líderes de Equipos y Mandos Medios frente a las Demandas Actuales de la Industria (1 Mes de Duración | Modalidad Virtual Semanal + 2 Jornadas Presenciales Especiales)</w:t>
+        <w:t>Capacitación Gerencial y Diálogo Estratégico para Representantes de Empresas: Manejo de Personal, Liderazgo, Factor Humano, Fortalecimiento de Competencias y Necesidades Actuales de la Industria (1 Mes de Duración | Modalidad Virtual Semanal + 2 Jornadas Presenciales Especiales)</w:t>
       </w:r>
     </w:p>
     <w:tbl>
@@ -125,7 +125,7 @@
                 <w:color w:val="1A202C"/>
                 <w:sz w:val="19"/>
               </w:rPr>
-              <w:t>Iniciativa de vinculación empresarial y fortalecimiento directivo en gestión del talento operativo</w:t>
+              <w:t>Capacitación gerencial e iniciativa de vinculación empresarial de Fundación Kinal</w:t>
             </w:r>
           </w:p>
         </w:tc>
@@ -177,7 +177,7 @@
                 <w:color w:val="1A202C"/>
                 <w:sz w:val="19"/>
               </w:rPr>
-              <w:t>Representantes empresariales: Gerentes Generales, Gerentes de Operaciones/Planta, Directores de Talento Humano / RRHH, Reclutadores y Mandos Medios con equipos a su cargo</w:t>
+              <w:t>Gerentes Generales, Gerentes de Operaciones/Planta/Mantenimiento, Directores y Gerentes de Talento Humano / RRHH, Reclutadores y Mandos Medios con equipos a su cargo</w:t>
             </w:r>
           </w:p>
         </w:tc>
@@ -229,7 +229,7 @@
                 <w:color w:val="1A202C"/>
                 <w:sz w:val="19"/>
               </w:rPr>
-              <w:t>1 mes de duración (4 semanas) | 16 horas de contacto directo sincrónico/presencial + 4 horas de autodiagnóstico empresarial (20 horas formativas ejecutivas totales)</w:t>
+              <w:t>1 mes de duración (4 semanas) | 16 horas de contacto sincrónico/presencial + 4 horas de autodiagnóstico empresarial (20 horas formativas ejecutivas totales)</w:t>
             </w:r>
           </w:p>
         </w:tc>
@@ -333,7 +333,7 @@
                 <w:color w:val="1A202C"/>
                 <w:sz w:val="19"/>
               </w:rPr>
-              <w:t>1) Sesión Inicial de Apertura y Presentación de la Iniciativa (Kinal) | 2) Jornada de Cierre, Diálogo Industria-Academia y Entrega de Diplomas y Reconocimientos (Kinal)</w:t>
+              <w:t>1) Sesión Inicial de Apertura, Presentación de la Iniciativa y Diálogo (Kinal) | 2) Jornada de Cierre, Plenaria de Necesidades Industriales y Entrega de Diplomas y Reconocimientos (Kinal)</w:t>
             </w:r>
           </w:p>
         </w:tc>
@@ -361,7 +361,7 @@
                 <w:color w:val="003366"/>
                 <w:sz w:val="19"/>
               </w:rPr>
-              <w:t>Ejes Temáticos Centrales:</w:t>
+              <w:t>Los 5 Ejes Temáticos Oficiales:</w:t>
             </w:r>
           </w:p>
         </w:tc>
@@ -385,7 +385,7 @@
                 <w:color w:val="1A202C"/>
                 <w:sz w:val="19"/>
               </w:rPr>
-              <w:t>Manejo y desarrollo de personal, Liderazgo y factor humano, Fortalecimiento de competencias técnicas, Desarrollo de mandos medios, Necesidades actuales de la industria</w:t>
+              <w:t>1. Manejo y desarrollo de personal | 2. Liderazgo y factor humano | 3. Fortalecimiento de competencias técnicas | 4. Desarrollo de mandos medios | 5. Necesidades actuales de la industria</w:t>
             </w:r>
           </w:p>
         </w:tc>
@@ -437,7 +437,7 @@
                 <w:color w:val="1A202C"/>
                 <w:sz w:val="19"/>
               </w:rPr>
-              <w:t>Diploma de Participación Institucional y Reconocimiento Empresarial otorgado por Fundación Kinal a la empresa y a su representante (Aprobación &gt;= 75 pts)</w:t>
+              <w:t>Diploma de Participación Individual y Reconocimiento Empresarial Institucional otorgado por Fundación Kinal a la empresa y a su representante (Aprobación &gt;= 75 pts)</w:t>
             </w:r>
           </w:p>
         </w:tc>
@@ -489,7 +489,7 @@
                 <w:color w:val="1A202C"/>
                 <w:sz w:val="19"/>
               </w:rPr>
-              <w:t>Fundación Kinal — Auditorio Ejecutivo y Complejo de Talleres y Laboratorios TSU, Zona 7, Ciudad de Guatemala</w:t>
+              <w:t>Fundación Kinal — Auditorio Ejecutivo y Complejo de Talleres y Laboratorios de Formación Técnica, Zona 7, Ciudad de Guatemala</w:t>
             </w:r>
           </w:p>
         </w:tc>
@@ -525,7 +525,7 @@
           <w:color w:val="1A202C"/>
           <w:sz w:val="21"/>
         </w:rPr>
-        <w:t>Fundación Kinal impulsa esta iniciativa directiva sustentada en su vocación histórica de servicio a la sociedad guatemalteca, integrando la excelencia técnica y operativa con el cultivo permanente de los valores humanos fundamentales:</w:t>
+        <w:t>Fundación Kinal impulsa esta iniciativa directiva sustentada en su vocación histórica de servicio a la sociedad guatemalteca, articulando la excelencia técnica y operativa con el cultivo permanente de los valores humanos fundamentales:</w:t>
       </w:r>
     </w:p>
     <w:tbl>
@@ -658,7 +658,7 @@
           <w:color w:val="003366"/>
           <w:sz w:val="25"/>
         </w:rPr>
-        <w:t>1.1 El Factor Humano: La Columna Vertebral de la Cultura Operativa</w:t>
+        <w:t>1.1 El Factor Humano: Liderazgo y Dignidad en el Ámbito Operativo</w:t>
       </w:r>
     </w:p>
     <w:p>
@@ -671,15 +671,15 @@
           <w:color w:val="1A202C"/>
           <w:sz w:val="20"/>
         </w:rPr>
-        <w:t>En Fundación Kinal, el **Factor Humano** es una rama de formación humana laica y universal que acompaña a todos los procesos formativos y de vinculación con la empresa. En este programa para representantes empresariales, el Factor Humano se traduce en directrices operativas concretas:</w:t>
+        <w:t>En Fundación Kinal, el **Factor Humano** es una rama de formación humana laica y universal que acompaña a todos los procesos formativos y de vinculación con la empresa. En este programa para líderes empresariales, el Factor Humano se traduce en herramientas gerenciales concretas:</w:t>
         <w:br/>
         <w:t>• Respeto Irrenunciable a la Dignidad de la Persona: Desterrar en forma definitiva el maltrato verbal, el autoritarismo, el sarcasmo y los climas hostiles en cuadrillas de planta y taller. Reconocer que los operarios y mandos medios merecen un liderazgo justo, formador y empático.</w:t>
         <w:br/>
-        <w:t>• El Principio del «Trabajo Bien Hecho»: La calidad cotidiana entendida como estándar ético y deber profesional: orden riguroso (5S), custodia celosa de la maquinaria, veracidad absoluta en registros de calidad y orgullo por la obra bien terminada.</w:t>
+        <w:t>• El Principio del «Trabajo Bien Hecho»: La calidad cotidiana entendida como estándar ético y deber profesional: orden riguroso (5S), custodia celosa de la maquinaria, veracidad absoluta en bitácoras de calidad y orgullo por el oficio bien desempeñado.</w:t>
         <w:br/>
-        <w:t>• Libertad Personal Responsable: Fomentar colaboradores maduros y autónomos que actúan por convicción técnica y moral, reduciendo la necesidad de supervisión policiaca.</w:t>
+        <w:t>• Libertad Personal Responsable: Desarrollar colaboradores maduros y autónomos que actúan por convicción técnica y moral, reduciendo la necesidad de supervisión policiaca.</w:t>
         <w:br/>
-        <w:t>• Espíritu de Servicio y Solidaridad: La cooperación activa entre departamentos (producción, mantenimiento y calidad) para superar silos organizacionales.</w:t>
+        <w:t>• Espíritu de Servicio y Solidaridad: La cooperación activa entre departamentos (producción, mantenimiento y calidad) para derribar silos organizacionales y construir un clima de colaboración genuina.</w:t>
       </w:r>
     </w:p>
     <w:p>
@@ -694,7 +694,7 @@
           <w:color w:val="003366"/>
           <w:sz w:val="30"/>
         </w:rPr>
-        <w:t>2. Fundamentación Estratégica: Vinculación y Diálogo Industria-Academia</w:t>
+        <w:t>2. Fundamentación: Capacitación para Líderes y Vinculación con la Industria</w:t>
       </w:r>
     </w:p>
     <w:p>
@@ -707,15 +707,11 @@
           <w:color w:val="1A202C"/>
           <w:sz w:val="20"/>
         </w:rPr>
-        <w:t>Esta iniciativa responde a una necesidad sentida y compartida entre el sector industrial y la educación técnica superior:</w:t>
+        <w:t>Este programa responde a una doble necesidad estratégica del sector empresarial y educativo guatemalteco:</w:t>
         <w:br/>
-        <w:t>• Conocer de Primera Mano las Necesidades Actuales de la Industria: Las tecnologías operativas (automatización, IoT industrial, redes, robótica y manufactura) evolucionan con rapidez. Kinal abre este espacio de diálogo para identificar exactamente qué competencias técnicas y humanas demandan hoy las empresas más dinámicas.</w:t>
+        <w:t>1. Dotar a los Gerentes y Líderes de Herramientas Prácticas de Gestión Humana y Técnica: Los directivos y mandos medios enfrentan diariamente el reto de liderar cuadrillas operativas, acelerar curvas de aprendizaje, resolver conflictos de piso, evaluar competencias y reducir la rotación prematura de personal.</w:t>
         <w:br/>
-        <w:t>• Fortalecer a los Profesionales que Lideran Equipos de Trabajo: Muchos supervisores de taller y mandos medios ascienden por sus destrezas técnicas pero carecen de herramientas formales para el manejo de personal, la resolución constructiva de conflictos y el liderazgo motivador.</w:t>
-        <w:br/>
-        <w:t>• Superar el Dilema del Talento Técnico (Sub vs Sobrecualificación): El sector industrial suele oscilar entre contratar operarios empíricos que no dominan diagnóstico analítico o ingenieros universitarios que se frustran en el trabajo de piso y rotan a los pocos meses. El programa visibiliza el rol del **Técnico Superior Universitario (TSU)** como solución de alto impacto y estabilidad a largo plazo.</w:t>
-        <w:br/>
-        <w:t>• Retroalimentación para la Formación de Estudiantes y Egresados: El diálogo directo con los gerentes permite a Kinal afinar sus mallas curriculares, garantizando que los graduandos salgan al mercado con el perfil exacto que el aparato productivo nacional requiere.</w:t>
+        <w:t>2. Conocer de Primera Mano las Necesidades Actuales de la Industria: Las tecnologías operativas (automatización, IoT industrial, robótica, redes y mantenimiento predictivo) demandan una constante actualización. Kinal abre este espacio de diálogo para escuchar a las empresas y retroalimentar la formación de sus estudiantes y egresados técnicos, fortaleciendo el vínculo escuela-empresa.</w:t>
       </w:r>
     </w:p>
     <w:p>
@@ -730,138 +726,122 @@
           <w:color w:val="003366"/>
           <w:sz w:val="30"/>
         </w:rPr>
-        <w:t>3. Marco Alemán DQR y Formación Profesional Dual en Alternancia</w:t>
+        <w:t>3. Articulación de los 5 Ejes Temáticos del Programa</w:t>
       </w:r>
-    </w:p>
-    <w:tbl>
-      <w:tblPr>
-        <w:tblW w:type="auto" w:w="0"/>
-        <w:jc w:val="center"/>
-        <w:tblLayout w:type="fixed"/>
-        <w:tblLook w:firstColumn="1" w:firstRow="1" w:lastColumn="0" w:lastRow="0" w:noHBand="0" w:noVBand="1" w:val="04A0"/>
-      </w:tblPr>
-      <w:tblGrid>
-        <w:gridCol w:w="9360"/>
-      </w:tblGrid>
-      <w:tr>
-        <w:tc>
-          <w:tcPr>
-            <w:tcW w:type="dxa" w:w="9360"/>
-            <w:shd w:fill="F7FAFC"/>
-            <w:tcMar>
-              <w:top w:w="120" w:type="dxa"/>
-              <w:bottom w:w="120" w:type="dxa"/>
-              <w:left w:w="180" w:type="dxa"/>
-              <w:right w:w="120" w:type="dxa"/>
-            </w:tcMar>
-            <w:tcBorders>
-              <w:left w:val="single" w:sz="24" w:space="0" w:color="003366"/>
-              <w:top w:val="none"/>
-              <w:bottom w:val="none"/>
-              <w:right w:val="none"/>
-            </w:tcBorders>
-          </w:tcPr>
-          <w:p>
-            <w:pPr>
-              <w:spacing w:before="0" w:after="0" w:line="276" w:lineRule="auto"/>
-            </w:pPr>
-            <w:r>
-              <w:rPr>
-                <w:rFonts w:ascii="Calibri" w:hAnsi="Calibri"/>
-                <w:b/>
-                <w:color w:val="003366"/>
-                <w:sz w:val="20"/>
-              </w:rPr>
-              <w:t xml:space="preserve">Definición de Formación Profesional Dual: </w:t>
-            </w:r>
-            <w:r>
-              <w:rPr>
-                <w:rFonts w:ascii="Calibri" w:hAnsi="Calibri"/>
-                <w:i/>
-                <w:color w:val="2D3748"/>
-                <w:sz w:val="20"/>
-              </w:rPr>
-              <w:t>«concepto de aprendizaje para jóvenes que tiene como objetivo preparar a los aprendices para su vida profesional, por lo que la formación se realiza en régimen de alternancia entre la escuela o el centro de formación y la empresa. El aprender en el proceso del trabajo es base y a la vez objetivo de la acción formativa».</w:t>
-            </w:r>
-          </w:p>
-        </w:tc>
-      </w:tr>
-    </w:tbl>
-    <w:p>
-      <w:pPr>
-        <w:spacing w:before="0" w:after="80"/>
-      </w:pPr>
-    </w:p>
-    <w:tbl>
-      <w:tblPr>
-        <w:tblW w:type="auto" w:w="0"/>
-        <w:jc w:val="center"/>
-        <w:tblLayout w:type="fixed"/>
-        <w:tblLook w:firstColumn="1" w:firstRow="1" w:lastColumn="0" w:lastRow="0" w:noHBand="0" w:noVBand="1" w:val="04A0"/>
-      </w:tblPr>
-      <w:tblGrid>
-        <w:gridCol w:w="9360"/>
-      </w:tblGrid>
-      <w:tr>
-        <w:tc>
-          <w:tcPr>
-            <w:tcW w:type="dxa" w:w="9360"/>
-            <w:shd w:fill="F7FAFC"/>
-            <w:tcMar>
-              <w:top w:w="120" w:type="dxa"/>
-              <w:bottom w:w="120" w:type="dxa"/>
-              <w:left w:w="180" w:type="dxa"/>
-              <w:right w:w="120" w:type="dxa"/>
-            </w:tcMar>
-            <w:tcBorders>
-              <w:left w:val="single" w:sz="24" w:space="0" w:color="003366"/>
-              <w:top w:val="none"/>
-              <w:bottom w:val="none"/>
-              <w:right w:val="none"/>
-            </w:tcBorders>
-          </w:tcPr>
-          <w:p>
-            <w:pPr>
-              <w:spacing w:before="0" w:after="0" w:line="276" w:lineRule="auto"/>
-            </w:pPr>
-            <w:r>
-              <w:rPr>
-                <w:rFonts w:ascii="Calibri" w:hAnsi="Calibri"/>
-                <w:b/>
-                <w:color w:val="003366"/>
-                <w:sz w:val="20"/>
-              </w:rPr>
-              <w:t xml:space="preserve">Concepto de Competencia según el DQR: </w:t>
-            </w:r>
-            <w:r>
-              <w:rPr>
-                <w:rFonts w:ascii="Calibri" w:hAnsi="Calibri"/>
-                <w:i/>
-                <w:color w:val="2D3748"/>
-                <w:sz w:val="20"/>
-              </w:rPr>
-              <w:t>«the ability and readiness of the individual to use knowledge, skills and personal, social and methodological competences and to behave in a considered, individual and socially responsible manner. Competence is understood in this sense as the comprehensive ability to act».</w:t>
-            </w:r>
-          </w:p>
-        </w:tc>
-      </w:tr>
-    </w:tbl>
-    <w:p>
-      <w:pPr>
-        <w:spacing w:before="0" w:after="80"/>
-      </w:pPr>
     </w:p>
     <w:p>
       <w:pPr>
-        <w:spacing w:before="0" w:after="120" w:line="276" w:lineRule="auto"/>
+        <w:spacing w:before="40" w:after="80" w:line="276" w:lineRule="auto"/>
+        <w:ind w:left="288"/>
       </w:pPr>
       <w:r>
         <w:rPr>
           <w:rFonts w:ascii="Calibri" w:hAnsi="Calibri"/>
+          <w:b/>
+          <w:color w:val="003366"/>
+          <w:sz w:val="19"/>
+        </w:rPr>
+        <w:t xml:space="preserve">• 1. Manejo y Desarrollo de Personal: </w:t>
+      </w:r>
+      <w:r>
+        <w:rPr>
+          <w:rFonts w:ascii="Calibri" w:hAnsi="Calibri"/>
           <w:color w:val="1A202C"/>
-          <w:sz w:val="20"/>
+          <w:sz w:val="19"/>
         </w:rPr>
-        <w:t>El programa comparte con los líderes empresariales cómo los estándares duales alemanes (DQR Niveles 5 y 6 / Meister) se aterrizan con éxito en Guatemala a través de convenios de aprendizaje, tutores empresariales (*Ausbilder*) y semilleros de talento en la propia planta.</w:t>
+        <w:t>Métodos directivos de atracción e inducción técnica acelerada (onboarding en 30-60-90 días). Gestión de la curva de aprendizaje en piso de planta, diseño de planes de carrera operativa y estrategias de fidelización para mitigar la rotación prematura.</w:t>
+      </w:r>
+    </w:p>
+    <w:p>
+      <w:pPr>
+        <w:spacing w:before="40" w:after="80" w:line="276" w:lineRule="auto"/>
+        <w:ind w:left="288"/>
+      </w:pPr>
+      <w:r>
+        <w:rPr>
+          <w:rFonts w:ascii="Calibri" w:hAnsi="Calibri"/>
+          <w:b/>
+          <w:color w:val="003366"/>
+          <w:sz w:val="19"/>
+        </w:rPr>
+        <w:t xml:space="preserve">• 2. Liderazgo y Factor Humano: </w:t>
+      </w:r>
+      <w:r>
+        <w:rPr>
+          <w:rFonts w:ascii="Calibri" w:hAnsi="Calibri"/>
+          <w:color w:val="1A202C"/>
+          <w:sz w:val="19"/>
+        </w:rPr>
+        <w:t>La filosofía del Factor Humano de Fundación Kinal aplicada a cuadrillas: dignidad de la persona, erradicación del maltrato verbal y el autoritarismo en talleres, seguridad psicológica para el reporte de averías/incidentes y cultura del «trabajo bien hecho».</w:t>
+      </w:r>
+    </w:p>
+    <w:p>
+      <w:pPr>
+        <w:spacing w:before="40" w:after="80" w:line="276" w:lineRule="auto"/>
+        <w:ind w:left="288"/>
+      </w:pPr>
+      <w:r>
+        <w:rPr>
+          <w:rFonts w:ascii="Calibri" w:hAnsi="Calibri"/>
+          <w:b/>
+          <w:color w:val="003366"/>
+          <w:sz w:val="19"/>
+        </w:rPr>
+        <w:t xml:space="preserve">• 3. Fortalecimiento de Competencias Técnicas: </w:t>
+      </w:r>
+      <w:r>
+        <w:rPr>
+          <w:rFonts w:ascii="Calibri" w:hAnsi="Calibri"/>
+          <w:color w:val="1A202C"/>
+          <w:sz w:val="19"/>
+        </w:rPr>
+        <w:t>Mapeo y diseño de matrices de competencias operativas observables (saber, saber hacer y saber ser). Evaluación técnica práctica en el puesto de trabajo y esquemas de aprendizaje continuo y formación dual escuela-empresa.</w:t>
+      </w:r>
+    </w:p>
+    <w:p>
+      <w:pPr>
+        <w:spacing w:before="40" w:after="80" w:line="276" w:lineRule="auto"/>
+        <w:ind w:left="288"/>
+      </w:pPr>
+      <w:r>
+        <w:rPr>
+          <w:rFonts w:ascii="Calibri" w:hAnsi="Calibri"/>
+          <w:b/>
+          <w:color w:val="003366"/>
+          <w:sz w:val="19"/>
+        </w:rPr>
+        <w:t xml:space="preserve">• 4. Desarrollo de Mandos Medios: </w:t>
+      </w:r>
+      <w:r>
+        <w:rPr>
+          <w:rFonts w:ascii="Calibri" w:hAnsi="Calibri"/>
+          <w:color w:val="1A202C"/>
+          <w:sz w:val="19"/>
+        </w:rPr>
+        <w:t>Herramientas formativas para supervisores de primera línea, jefes de taller y jefes de turno: comunicación asertiva, retroalimentación constructiva, resolución de conflictos de equipo, liderazgo pedagógico (*Ausbilder*) y 'Charlas de 10 minutos de Factor Humano'.</w:t>
+      </w:r>
+    </w:p>
+    <w:p>
+      <w:pPr>
+        <w:spacing w:before="40" w:after="80" w:line="276" w:lineRule="auto"/>
+        <w:ind w:left="288"/>
+      </w:pPr>
+      <w:r>
+        <w:rPr>
+          <w:rFonts w:ascii="Calibri" w:hAnsi="Calibri"/>
+          <w:b/>
+          <w:color w:val="003366"/>
+          <w:sz w:val="19"/>
+        </w:rPr>
+        <w:t xml:space="preserve">• 5. Necesidades Actuales de la Industria (Eje de Diálogo): </w:t>
+      </w:r>
+      <w:r>
+        <w:rPr>
+          <w:rFonts w:ascii="Calibri" w:hAnsi="Calibri"/>
+          <w:color w:val="1A202C"/>
+          <w:sz w:val="19"/>
+        </w:rPr>
+        <w:t>Espacio formal y estructurado de diálogo bidireccional en las dos jornadas presenciales especiales, donde las empresas comparten sus requerimientos tecnológicos, brechas operativas y destrezas demandadas para retroalimentar los planes formativos de Kinal.</w:t>
       </w:r>
     </w:p>
     <w:p>
@@ -892,7 +872,7 @@
         </w:rPr>
         <w:t>Competencia General del Programa:</w:t>
         <w:br/>
-        <w:t>El participante aplica herramientas directivas contemporáneas para el manejo, desarrollo y liderazgo de personal técnico y mandos medios, integrando la cultura del Factor Humano y el estándar del «trabajo bien hecho» en sus cuadrillas operativas, y participa activamente en el diálogo de vinculación industria-academia para identificar y fortalecer las competencias técnicas y humanas demandadas por el sector productivo.</w:t>
+        <w:t>El participante aplica herramientas gerenciales contemporáneas para el manejo, desarrollo y liderazgo de personal operativo y mandos medios, integrando la cultura del Factor Humano y el estándar del «trabajo bien hecho» en sus cuadrillas, y participa activamente en el diálogo de vinculación industria-academia para identificar y alinear las competencias técnicas y humanas requeridas por el sector productivo.</w:t>
       </w:r>
     </w:p>
     <w:p>
@@ -905,9 +885,9 @@
           <w:color w:val="1A202C"/>
           <w:sz w:val="20"/>
         </w:rPr>
-        <w:t>• Perfil de Ingreso: Representantes de empresas con responsabilidad sobre equipos de trabajo: Gerentes Generales, Gerentes de Operaciones, Planta o Mantenimiento, Directores/Gerentes de Talento Humano y Recursos Humanos, Reclutadores Técnicos y Supervisores Generales de sectores como manufactura, agroindustria, plásticos, alimentos, telecomunicaciones, energía y servicios técnicos.</w:t>
+        <w:t>• Perfil de Ingreso: Gerentes Generales, Gerentes de Operaciones, Planta o Mantenimiento, Directores/Gerentes de Talento Humano y Recursos Humanos, Jefes de Reclutamiento y Supervisores Generales con responsabilidad sobre equipos técnicos en sectores como manufactura, agroindustria, alimentos, plásticos, telecomunicaciones, energía y servicios técnicos.</w:t>
         <w:br/>
-        <w:t>• Perfil de Egreso: Líder empresarial actualizado con visión integral del talento técnico, capaz de liderar a sus mandos medios con empatía y exigencia profesional, erradicar el maltrato en planta, estructurar semilleros de aprendizaje y vincular a su organización en alianzas estratégicas de empleabilidad con Fundación Kinal.</w:t>
+        <w:t>• Perfil de Egreso: Líder empresarial capacitado en metodologías de supervisión formativa, con visión estratégica del talento operativo, capaz de erradicar el maltrato en sus áreas de trabajo, fortalecer las competencias técnicas de su personal y colaborar activamente con Fundación Kinal en iniciativas de empleabilidad y formación técnica.</w:t>
       </w:r>
     </w:p>
     <w:p>
@@ -935,7 +915,7 @@
           <w:color w:val="1A202C"/>
           <w:sz w:val="20"/>
         </w:rPr>
-        <w:t>El programa ha sido diseñado para maximizar el aprovechamiento del tiempo de los ejecutivos y representantes empresariales, articulando **1 sesión semanal virtual** a lo largo de un mes con **2 jornadas presenciales especiales** en las instalaciones de Fundación Kinal:</w:t>
+        <w:t>El programa articula **1 sesión semanal virtual** a lo largo de un mes con **2 jornadas presenciales especiales** en las instalaciones de Fundación Kinal, garantizando un formato ágil y de alto impacto para los ejecutivos:</w:t>
       </w:r>
     </w:p>
     <w:tbl>
@@ -997,7 +977,7 @@
                 <w:color w:val="FFFFFF"/>
                 <w:sz w:val="17"/>
               </w:rPr>
-              <w:t>Nombre del Módulo / Actividad</w:t>
+              <w:t>Eje Temático / Actividad</w:t>
             </w:r>
           </w:p>
         </w:tc>
@@ -1111,7 +1091,7 @@
                 <w:color w:val="1A202C"/>
                 <w:sz w:val="17"/>
               </w:rPr>
-              <w:t>Apertura Institucional, Presentación de la Iniciativa y Recorrido por Talleres de Kinal</w:t>
+              <w:t>Apertura Institucional, Presentación de la Iniciativa y Mesa de Diálogo 1: Necesidades de la Industria</w:t>
             </w:r>
           </w:p>
         </w:tc>
@@ -1163,7 +1143,7 @@
                 <w:color w:val="1A202C"/>
                 <w:sz w:val="17"/>
               </w:rPr>
-              <w:t>Presencial en Campus Kinal (Sábado o Mañana Ejecutiva)</w:t>
+              <w:t>Presencial en Campus Kinal (8:30 a 12:30 hrs)</w:t>
             </w:r>
           </w:p>
         </w:tc>
@@ -1189,7 +1169,7 @@
                 <w:color w:val="1A202C"/>
                 <w:sz w:val="17"/>
               </w:rPr>
-              <w:t>Encuadre de Vinculación y Diagnóstico Preliminar de Expectativas</w:t>
+              <w:t>Ficha Diagnóstica Inicial de Necesidades y Expectativas</w:t>
             </w:r>
           </w:p>
         </w:tc>
@@ -1240,7 +1220,7 @@
                 <w:color w:val="1A202C"/>
                 <w:sz w:val="17"/>
               </w:rPr>
-              <w:t>Manejo y Desarrollo de Personal Técnico: Retención, 'Missing Middle' y Curva de Aprendizaje</w:t>
+              <w:t>Manejo y Desarrollo de Personal Técnico: Atracción, Inducción Acelerada y Retención</w:t>
             </w:r>
           </w:p>
         </w:tc>
@@ -1313,7 +1293,7 @@
                 <w:color w:val="1A202C"/>
                 <w:sz w:val="17"/>
               </w:rPr>
-              <w:t>Mapa de Brechas Operativas y Plan de Inducción Técnica</w:t>
+              <w:t>Descriptor de Puesto por Competencias y Plan de Inducción</w:t>
             </w:r>
           </w:p>
         </w:tc>
@@ -1366,7 +1346,7 @@
                 <w:color w:val="1A202C"/>
                 <w:sz w:val="17"/>
               </w:rPr>
-              <w:t>Liderazgo y Factor Humano: Dignidad, Trabajo Bien Hecho y Erradicación del Maltrato</w:t>
+              <w:t>Liderazgo y Factor Humano: Dignidad en el Trabajo, Trabajo Bien Hecho y Erradicación del Maltrato</w:t>
             </w:r>
           </w:p>
         </w:tc>
@@ -1493,7 +1473,7 @@
                 <w:color w:val="1A202C"/>
                 <w:sz w:val="17"/>
               </w:rPr>
-              <w:t>Fortalecimiento de Competencias Técnicas: Estándares DQR 5-6, TSU y Formación Dual</w:t>
+              <w:t>Fortalecimiento de Competencias Técnicas: Mapeo de Destrezas, Evaluación y Aprendizaje Continuo</w:t>
             </w:r>
           </w:p>
         </w:tc>
@@ -1566,7 +1546,7 @@
                 <w:color w:val="1A202C"/>
                 <w:sz w:val="17"/>
               </w:rPr>
-              <w:t>Matriz de Competencias Operativas y Esquema de Rotación Dual</w:t>
+              <w:t>Matriz de Competencias Operativas y Plan de Capacitación en Piso</w:t>
             </w:r>
           </w:p>
         </w:tc>
@@ -1619,7 +1599,7 @@
                 <w:color w:val="1A202C"/>
                 <w:sz w:val="17"/>
               </w:rPr>
-              <w:t>Desarrollo de Mandos Medios y Necesidades Actuales de la Industria</w:t>
+              <w:t>Desarrollo de Mandos Medios: Herramientas para Supervisores, Feedback Asertivo y Micro-Charlas</w:t>
             </w:r>
           </w:p>
         </w:tc>
@@ -1695,7 +1675,7 @@
                 <w:color w:val="1A202C"/>
                 <w:sz w:val="17"/>
               </w:rPr>
-              <w:t>Plan de Fortalecimiento de Supervisores y Métricas Operativas (OEE/SSO)</w:t>
+              <w:t>Catálogo de 5 Micro-Charlas de Factor Humano para el Turno</w:t>
             </w:r>
           </w:p>
         </w:tc>
@@ -1749,7 +1729,7 @@
                 <w:color w:val="1A202C"/>
                 <w:sz w:val="17"/>
               </w:rPr>
-              <w:t>Plenaria de Diálogo Industria-Academia, Entrega de Diplomas y Reconocimientos</w:t>
+              <w:t>Mesa Redonda Plenaria: Sistematización de Demandas Industriales, Entrega de Diplomas y Reconocimientos</w:t>
             </w:r>
           </w:p>
         </w:tc>
@@ -1801,7 +1781,7 @@
                 <w:color w:val="1A202C"/>
                 <w:sz w:val="17"/>
               </w:rPr>
-              <w:t>Presencial en Campus Kinal (Sábado o Mañana Ejecutiva)</w:t>
+              <w:t>Presencial en Campus Kinal (8:30 a 12:30 hrs)</w:t>
             </w:r>
           </w:p>
         </w:tc>
@@ -1827,7 +1807,7 @@
                 <w:color w:val="1A202C"/>
                 <w:sz w:val="17"/>
               </w:rPr>
-              <w:t>Consolidado de Demandas Técnicas y Diplomas Oficiales Entregados</w:t>
+              <w:t>Diplomas Oficiales Entregados y Acuerdos de Vinculación</w:t>
             </w:r>
           </w:p>
         </w:tc>
@@ -1843,13 +1823,13 @@
           <w:color w:val="1A202C"/>
           <w:sz w:val="19"/>
         </w:rPr>
-        <w:t>Balance de la Carga Horaria y Formativa:</w:t>
+        <w:t>Balance Formativo:</w:t>
         <w:br/>
-        <w:t>• 8 Horas Presenciales Vivenciales (2 Jornadas Especiales en Kinal): Jornada Inicial de Apertura (4h) para presentar la iniciativa, networking y recorrido de laboratorios; Jornada de Cierre (4h) para plenaria de diálogo industria-academia, entrega solemne de diplomas y reconocimientos, y cóctel de vinculación.</w:t>
+        <w:t>• 8 Horas Presenciales Vivenciales (2 Jornadas Especiales en Kinal): Apertura institucional, recorrido guiado de talleres, networking y 2 mesas de diálogo sobre necesidades de la industria, culminando con la entrega protocolaria de diplomas y reconocimientos.</w:t>
         <w:br/>
-        <w:t>• 8 Horas Virtuales Sincrónicas en Microsoft Teams: 4 sesiones semanales de 2 horas (1 sesión por semana) dedicadas a herramientas de gestión, liderazgo, factor humano y mandos medios.</w:t>
+        <w:t>• 8 Horas Virtuales Sincrónicas en Microsoft Teams: 4 sesiones semanales de 2 horas (1 sesión por semana) dedicadas a herramientas gerenciales en manejo de personal, liderazgo humanista, competencias operativas y mandos medios.</w:t>
         <w:br/>
-        <w:t>• 4 Horas de Autodiagnóstico en Kinal.academy (Moodle): Ficha de levantamiento de necesidades de cualificación y plan de mejora operativa.</w:t>
+        <w:t>• 4 Horas de Autodiagnóstico en Kinal.academy (Moodle): Ficha diagnóstica de necesidades de cualificación y plan de mejora operativa para su equipo.</w:t>
         <w:br/>
         <w:t>• Total: 20 Horas Formativas Ejecutivas.</w:t>
       </w:r>
@@ -1866,122 +1846,26 @@
           <w:color w:val="003366"/>
           <w:sz w:val="30"/>
         </w:rPr>
-        <w:t>6. Articulación de los 5 Ejes Temáticos del Programa</w:t>
+        <w:t>6. Metodología Andragógica de Formación Gerencial</w:t>
       </w:r>
     </w:p>
     <w:p>
       <w:pPr>
-        <w:spacing w:before="40" w:after="80" w:line="276" w:lineRule="auto"/>
-        <w:ind w:left="288"/>
+        <w:spacing w:before="0" w:after="120" w:line="276" w:lineRule="auto"/>
       </w:pPr>
       <w:r>
         <w:rPr>
           <w:rFonts w:ascii="Calibri" w:hAnsi="Calibri"/>
-          <w:b/>
-          <w:color w:val="003366"/>
-          <w:sz w:val="19"/>
+          <w:color w:val="1A202C"/>
+          <w:sz w:val="20"/>
         </w:rPr>
-        <w:t xml:space="preserve">• 1. Manejo y Desarrollo de Personal: </w:t>
-      </w:r>
-      <w:r>
-        <w:rPr>
-          <w:rFonts w:ascii="Calibri" w:hAnsi="Calibri"/>
-          <w:color w:val="1A202C"/>
-          <w:sz w:val="19"/>
-        </w:rPr>
-        <w:t>Métodos modernos de atracción, onboarding e inducción técnica. Identificación temprana de talento operativo, diseño de curvas de aprendizaje y reducción de la rotación en líneas de producción y talleres.</w:t>
-      </w:r>
-    </w:p>
-    <w:p>
-      <w:pPr>
-        <w:spacing w:before="40" w:after="80" w:line="276" w:lineRule="auto"/>
-        <w:ind w:left="288"/>
-      </w:pPr>
-      <w:r>
-        <w:rPr>
-          <w:rFonts w:ascii="Calibri" w:hAnsi="Calibri"/>
-          <w:b/>
-          <w:color w:val="003366"/>
-          <w:sz w:val="19"/>
-        </w:rPr>
-        <w:t xml:space="preserve">• 2. Liderazgo y Factor Humano: </w:t>
-      </w:r>
-      <w:r>
-        <w:rPr>
-          <w:rFonts w:ascii="Calibri" w:hAnsi="Calibri"/>
-          <w:color w:val="1A202C"/>
-          <w:sz w:val="19"/>
-        </w:rPr>
-        <w:t>La filosofía del Factor Humano de Fundación Kinal aplicada a cuadrillas: dignidad de la persona, erradicación del maltrato verbal y autoritarismo, fomento del «trabajo bien hecho» y desarrollo de seguridad psicológica.</w:t>
-      </w:r>
-    </w:p>
-    <w:p>
-      <w:pPr>
-        <w:spacing w:before="40" w:after="80" w:line="276" w:lineRule="auto"/>
-        <w:ind w:left="288"/>
-      </w:pPr>
-      <w:r>
-        <w:rPr>
-          <w:rFonts w:ascii="Calibri" w:hAnsi="Calibri"/>
-          <w:b/>
-          <w:color w:val="003366"/>
-          <w:sz w:val="19"/>
-        </w:rPr>
-        <w:t xml:space="preserve">• 3. Fortalecimiento de Competencias Técnicas: </w:t>
-      </w:r>
-      <w:r>
-        <w:rPr>
-          <w:rFonts w:ascii="Calibri" w:hAnsi="Calibri"/>
-          <w:color w:val="1A202C"/>
-          <w:sz w:val="19"/>
-        </w:rPr>
-        <w:t>Mapeo de cualificaciones bajo el Marco Alemán DQR 5-6. Demostración práctica del valor del Técnico Superior Universitario (TSU) y estructuración de semilleros duales escuela-empresa.</w:t>
-      </w:r>
-    </w:p>
-    <w:p>
-      <w:pPr>
-        <w:spacing w:before="40" w:after="80" w:line="276" w:lineRule="auto"/>
-        <w:ind w:left="288"/>
-      </w:pPr>
-      <w:r>
-        <w:rPr>
-          <w:rFonts w:ascii="Calibri" w:hAnsi="Calibri"/>
-          <w:b/>
-          <w:color w:val="003366"/>
-          <w:sz w:val="19"/>
-        </w:rPr>
-        <w:t xml:space="preserve">• 4. Desarrollo de Mandos Medios: </w:t>
-      </w:r>
-      <w:r>
-        <w:rPr>
-          <w:rFonts w:ascii="Calibri" w:hAnsi="Calibri"/>
-          <w:color w:val="1A202C"/>
-          <w:sz w:val="19"/>
-        </w:rPr>
-        <w:t>Herramientas formativas para supervisores, jefes de taller y jefes de turno: comunicación asertiva, resolución de conflictos de equipo, liderazgo pedagógico en el puesto (*Ausbilder*) y medición de KPIs (OEE, SSO).</w:t>
-      </w:r>
-    </w:p>
-    <w:p>
-      <w:pPr>
-        <w:spacing w:before="40" w:after="80" w:line="276" w:lineRule="auto"/>
-        <w:ind w:left="288"/>
-      </w:pPr>
-      <w:r>
-        <w:rPr>
-          <w:rFonts w:ascii="Calibri" w:hAnsi="Calibri"/>
-          <w:b/>
-          <w:color w:val="003366"/>
-          <w:sz w:val="19"/>
-        </w:rPr>
-        <w:t xml:space="preserve">• 5. Necesidades Actuales de la Industria y Vinculación Bidireccional: </w:t>
-      </w:r>
-      <w:r>
-        <w:rPr>
-          <w:rFonts w:ascii="Calibri" w:hAnsi="Calibri"/>
-          <w:color w:val="1A202C"/>
-          <w:sz w:val="19"/>
-        </w:rPr>
-        <w:t>Espacios formales de diálogo estructurado donde las empresas participantes comparten con las autoridades de Kinal sus requerimientos inmediatos y futuros en tecnología, automatización y destrezas humanas.</w:t>
+        <w:t>El programa emplea un enfoque andragógico participativo adaptado a directivos y líderes de talento:</w:t>
+        <w:br/>
+        <w:t>1. Estudio de Casos Gerenciales: Análisis de situaciones críticas de piso de planta (resistencia al cambio, conflictos entre áreas de mantenimiento y producción, supervisores autoritarios, curvas lentas de onboarding).</w:t>
+        <w:br/>
+        <w:t>2. Mesas de Diálogo Industria-Kinal: Espacios formales donde la gerencia retroalimenta a la academia sobre los perfiles técnicos requeridos en el mercado.</w:t>
+        <w:br/>
+        <w:t>3. Caja de Herramientas de Gestión: Plantillas editables de descriptores por competencias, protocolos contra el maltrato y formatos de micro-charlas de valores listas para aplicar en la empresa.</w:t>
       </w:r>
     </w:p>
     <w:p>
@@ -2011,9 +1895,9 @@
         </w:rPr>
         <w:t>En la Jornada Presencial de Cierre en campus Kinal se realizará un acto protocolario especial con dos distinciones oficiales:</w:t>
         <w:br/>
-        <w:t>1. Diploma de Participación Individual: Otorgado al representante empresarial que cumplió con el 80% de asistencia a las sesiones sincrónicas y la entrega de su ficha diagnóstica (con nota mínima aprobatoria institucional de 75/100 puntos).</w:t>
+        <w:t>1. Diploma de Participación Individual: Otorgado al representante empresarial que cumplió con el 80% de asistencia a las sesiones sincrónicas y la entrega de sus productos aplicativos (con nota mínima aprobatoria institucional de 75/100 puntos).</w:t>
         <w:br/>
-        <w:t>2. Reconocimiento Empresarial Institucional: Galardón emitido por Fundación Kinal a la empresa participante, acreditándola como «Empresa Aliada en la Vinculación Técnica y Formación del Talento Humano», con acceso prioritario a la Bolsa de Egresados y convenios de formación dual.</w:t>
+        <w:t>2. Reconocimiento Empresarial Institucional: Galardón emitido por Fundación Kinal a la empresa participante, acreditándola como «Empresa Aliada en la Vinculación Técnica y Formación del Talento Humano», con acceso prioritario a la Bolsa de Egresados y convenios formativos.</w:t>
       </w:r>
     </w:p>
     <w:p>
@@ -2043,11 +1927,11 @@
         </w:rPr>
         <w:t>En cumplimiento de los estándares institucionales de Fundación Kinal:</w:t>
         <w:br/>
-        <w:t>• Plataforma Virtual Sincrónica: Microsoft Teams para las 4 sesiones semanales interactivas, con salas para dinámicas grupales y grabación de respaldo.</w:t>
+        <w:t>• Plataforma Virtual Sincrónica: Microsoft Teams para las 4 sesiones semanales interactivas, con salas de trabajo grupal y grabación de respaldo.</w:t>
         <w:br/>
         <w:t>• Plataforma LMS Oficial: Kinal.academy (Moodle) para la gestión del material de lectura, instrumentos de autodiagnóstico y levantamiento de necesidades de la industria.</w:t>
         <w:br/>
-        <w:t>• Instalaciones Presenciales en Kinal: Auditorio Ejecutivo climatizado con soporte audiovisual de alta fidelidad, salas de coworking directivo y visita inmersiva a los Laboratorios de Automatización Siemens, Mecatrónica CNC, Electrónica, Redes y Talleres Industriales.</w:t>
+        <w:t>• Instalaciones Presenciales en Kinal: Auditorio Ejecutivo climatizado con soporte audiovisual, salas de networking directivo y recorrido guiado por talleres y laboratorios de formación técnica.</w:t>
       </w:r>
     </w:p>
     <w:sectPr>
@@ -2075,7 +1959,7 @@
         <w:color w:val="4A5568"/>
         <w:sz w:val="17"/>
       </w:rPr>
-      <w:t>Fundación Kinal | Programa Ejecutivo de Vinculación en Talento Técnico y Factor Humano — Propuesta Oficial</w:t>
+      <w:t>Fundación Kinal | Programa Ejecutivo de Vinculación y Liderazgo — Propuesta Oficial</w:t>
     </w:r>
   </w:p>
 </w:ftr>

--- a/Talento_Tecnico/Propuesta_Diplomado_Talento_Tecnico_Kinal.docx
+++ b/Talento_Tecnico/Propuesta_Diplomado_Talento_Tecnico_Kinal.docx
@@ -56,7 +56,7 @@
           <w:color w:val="4A5568"/>
           <w:sz w:val="22"/>
         </w:rPr>
-        <w:t>Capacitación Gerencial y Diálogo Estratégico para Representantes de Empresas: Manejo de Personal, Liderazgo, Factor Humano, Fortalecimiento de Competencias y Necesidades Actuales de la Industria (1 Mes de Duración | Modalidad Virtual Semanal + 2 Jornadas Presenciales Especiales)</w:t>
+        <w:t>Capacitación Gerencial y Diálogo Estratégico para Representantes de Empresas: Manejo de Personal, Liderazgo, Factor Humano, Fortalecimiento de Competencias y Validación Técnica a Nivel Superior (1 Mes de Duración | Modalidad Virtual Semanal + 2 Jornadas Presenciales Especiales)</w:t>
       </w:r>
     </w:p>
     <w:tbl>
@@ -309,7 +309,7 @@
                 <w:color w:val="003366"/>
                 <w:sz w:val="19"/>
               </w:rPr>
-              <w:t>Jornadas Presenciales Especiales:</w:t>
+              <w:t>Organización Curricular:</w:t>
             </w:r>
           </w:p>
         </w:tc>
@@ -333,7 +333,7 @@
                 <w:color w:val="1A202C"/>
                 <w:sz w:val="19"/>
               </w:rPr>
-              <w:t>1) Sesión Inicial de Apertura, Presentación de la Iniciativa y Diálogo (Kinal) | 2) Jornada de Cierre, Plenaria de Necesidades Industriales y Entrega de Diplomas y Reconocimientos (Kinal)</w:t>
+              <w:t>6 Módulos Temáticos (Un módulo por sesión: Módulo 1 en Apertura, Módulos 2 a 5 en Virtuales, Módulo 6 en Cierre) con una Actividad Formativa Evaluable por sesión</w:t>
             </w:r>
           </w:p>
         </w:tc>
@@ -361,7 +361,7 @@
                 <w:color w:val="003366"/>
                 <w:sz w:val="19"/>
               </w:rPr>
-              <w:t>Los 5 Ejes Temáticos Oficiales:</w:t>
+              <w:t>Ejes Temáticos Oficiales:</w:t>
             </w:r>
           </w:p>
         </w:tc>
@@ -385,7 +385,7 @@
                 <w:color w:val="1A202C"/>
                 <w:sz w:val="19"/>
               </w:rPr>
-              <w:t>1. Manejo y desarrollo de personal | 2. Liderazgo y factor humano | 3. Fortalecimiento de competencias técnicas | 4. Desarrollo de mandos medios | 5. Necesidades actuales de la industria</w:t>
+              <w:t>Manejo y desarrollo de personal, Liderazgo y factor humano, Fortalecimiento de competencias técnicas y validación TSU, Desarrollo de mandos medios, y Necesidades actuales de la industria</w:t>
             </w:r>
           </w:p>
         </w:tc>
@@ -694,7 +694,7 @@
           <w:color w:val="003366"/>
           <w:sz w:val="30"/>
         </w:rPr>
-        <w:t>2. Fundamentación: Capacitación para Líderes y Vinculación con la Industria</w:t>
+        <w:t>2. Fundamentación Estratégica: El Nivel Técnico Superior como Respaldo Industrial</w:t>
       </w:r>
     </w:p>
     <w:p>
@@ -707,11 +707,16 @@
           <w:color w:val="1A202C"/>
           <w:sz w:val="20"/>
         </w:rPr>
-        <w:t>Este programa responde a una doble necesidad estratégica del sector empresarial y educativo guatemalteco:</w:t>
+        <w:t>La manufactura y los servicios técnicos contemporáneos en Guatemala han alcanzado niveles de sofisticación tecnológica (automatización de líneas, PLCs avanzados, instrumentación de precisión, redes industriales y mantenimiento predictivo) que vuelven obsoleto el aprendizaje puramente empírico e intuitivo.</w:t>
         <w:br/>
-        <w:t>1. Dotar a los Gerentes y Líderes de Herramientas Prácticas de Gestión Humana y Técnica: Los directivos y mandos medios enfrentan diariamente el reto de liderar cuadrillas operativas, acelerar curvas de aprendizaje, resolver conflictos de piso, evaluar competencias y reducir la rotación prematura de personal.</w:t>
         <w:br/>
-        <w:t>2. Conocer de Primera Mano las Necesidades Actuales de la Industria: Las tecnologías operativas (automatización, IoT industrial, robótica, redes y mantenimiento predictivo) demandan una constante actualización. Kinal abre este espacio de diálogo para escuchar a las empresas y retroalimentar la formación de sus estudiantes y egresados técnicos, fortaleciendo el vínculo escuela-empresa.</w:t>
+        <w:t>En este contexto, la industria requiere certidumbre y respaldo objetivo:</w:t>
+        <w:br/>
+        <w:t>• El Técnico Superior Universitario (TSU) como Mecanismo de Validación de Competencias: La acreditación técnica a nivel superior formaliza y avala que el personal operativo y de supervisión domina el cálculo aplicado, el diagnóstico analítico de fallas, la lectura de planos normalizados y los protocolos de seguridad industrial. El TSU no compite con la ingeniería de diseño ni sustituye al operario de rutina: se constituye en el respaldo técnico y metodológico más confiable para las jefaturas de planta.</w:t>
+        <w:br/>
+        <w:t>• Importancia de las Competencias a Nivel Superior en el Área Técnica: Formar mandos medios con competencias superiores técnicas permite cerrar la brecha entre la planeación gerencial y la ejecución en piso, reduciendo paradas no programadas, averías por impericia y retrabajos costosos.</w:t>
+        <w:br/>
+        <w:t>• Capacitación Gerencial para Auditar y Fortalecer Equipos: Los gerentes participantes adquieren herramientas objetivas para diagnosticar el nivel real de destrezas de sus colaboradores y estructurar planes de desarrollo técnico continuo en sus empresas.</w:t>
       </w:r>
     </w:p>
     <w:p>
@@ -726,137 +731,7 @@
           <w:color w:val="003366"/>
           <w:sz w:val="30"/>
         </w:rPr>
-        <w:t>3. Articulación de los 5 Ejes Temáticos del Programa</w:t>
-      </w:r>
-    </w:p>
-    <w:p>
-      <w:pPr>
-        <w:spacing w:before="40" w:after="80" w:line="276" w:lineRule="auto"/>
-        <w:ind w:left="288"/>
-      </w:pPr>
-      <w:r>
-        <w:rPr>
-          <w:rFonts w:ascii="Calibri" w:hAnsi="Calibri"/>
-          <w:b/>
-          <w:color w:val="003366"/>
-          <w:sz w:val="19"/>
-        </w:rPr>
-        <w:t xml:space="preserve">• 1. Manejo y Desarrollo de Personal: </w:t>
-      </w:r>
-      <w:r>
-        <w:rPr>
-          <w:rFonts w:ascii="Calibri" w:hAnsi="Calibri"/>
-          <w:color w:val="1A202C"/>
-          <w:sz w:val="19"/>
-        </w:rPr>
-        <w:t>Métodos directivos de atracción e inducción técnica acelerada (onboarding en 30-60-90 días). Gestión de la curva de aprendizaje en piso de planta, diseño de planes de carrera operativa y estrategias de fidelización para mitigar la rotación prematura.</w:t>
-      </w:r>
-    </w:p>
-    <w:p>
-      <w:pPr>
-        <w:spacing w:before="40" w:after="80" w:line="276" w:lineRule="auto"/>
-        <w:ind w:left="288"/>
-      </w:pPr>
-      <w:r>
-        <w:rPr>
-          <w:rFonts w:ascii="Calibri" w:hAnsi="Calibri"/>
-          <w:b/>
-          <w:color w:val="003366"/>
-          <w:sz w:val="19"/>
-        </w:rPr>
-        <w:t xml:space="preserve">• 2. Liderazgo y Factor Humano: </w:t>
-      </w:r>
-      <w:r>
-        <w:rPr>
-          <w:rFonts w:ascii="Calibri" w:hAnsi="Calibri"/>
-          <w:color w:val="1A202C"/>
-          <w:sz w:val="19"/>
-        </w:rPr>
-        <w:t>La filosofía del Factor Humano de Fundación Kinal aplicada a cuadrillas: dignidad de la persona, erradicación del maltrato verbal y el autoritarismo en talleres, seguridad psicológica para el reporte de averías/incidentes y cultura del «trabajo bien hecho».</w:t>
-      </w:r>
-    </w:p>
-    <w:p>
-      <w:pPr>
-        <w:spacing w:before="40" w:after="80" w:line="276" w:lineRule="auto"/>
-        <w:ind w:left="288"/>
-      </w:pPr>
-      <w:r>
-        <w:rPr>
-          <w:rFonts w:ascii="Calibri" w:hAnsi="Calibri"/>
-          <w:b/>
-          <w:color w:val="003366"/>
-          <w:sz w:val="19"/>
-        </w:rPr>
-        <w:t xml:space="preserve">• 3. Fortalecimiento de Competencias Técnicas: </w:t>
-      </w:r>
-      <w:r>
-        <w:rPr>
-          <w:rFonts w:ascii="Calibri" w:hAnsi="Calibri"/>
-          <w:color w:val="1A202C"/>
-          <w:sz w:val="19"/>
-        </w:rPr>
-        <w:t>Mapeo y diseño de matrices de competencias operativas observables (saber, saber hacer y saber ser). Evaluación técnica práctica en el puesto de trabajo y esquemas de aprendizaje continuo y formación dual escuela-empresa.</w:t>
-      </w:r>
-    </w:p>
-    <w:p>
-      <w:pPr>
-        <w:spacing w:before="40" w:after="80" w:line="276" w:lineRule="auto"/>
-        <w:ind w:left="288"/>
-      </w:pPr>
-      <w:r>
-        <w:rPr>
-          <w:rFonts w:ascii="Calibri" w:hAnsi="Calibri"/>
-          <w:b/>
-          <w:color w:val="003366"/>
-          <w:sz w:val="19"/>
-        </w:rPr>
-        <w:t xml:space="preserve">• 4. Desarrollo de Mandos Medios: </w:t>
-      </w:r>
-      <w:r>
-        <w:rPr>
-          <w:rFonts w:ascii="Calibri" w:hAnsi="Calibri"/>
-          <w:color w:val="1A202C"/>
-          <w:sz w:val="19"/>
-        </w:rPr>
-        <w:t>Herramientas formativas para supervisores de primera línea, jefes de taller y jefes de turno: comunicación asertiva, retroalimentación constructiva, resolución de conflictos de equipo, liderazgo pedagógico (*Ausbilder*) y 'Charlas de 10 minutos de Factor Humano'.</w:t>
-      </w:r>
-    </w:p>
-    <w:p>
-      <w:pPr>
-        <w:spacing w:before="40" w:after="80" w:line="276" w:lineRule="auto"/>
-        <w:ind w:left="288"/>
-      </w:pPr>
-      <w:r>
-        <w:rPr>
-          <w:rFonts w:ascii="Calibri" w:hAnsi="Calibri"/>
-          <w:b/>
-          <w:color w:val="003366"/>
-          <w:sz w:val="19"/>
-        </w:rPr>
-        <w:t xml:space="preserve">• 5. Necesidades Actuales de la Industria (Eje de Diálogo): </w:t>
-      </w:r>
-      <w:r>
-        <w:rPr>
-          <w:rFonts w:ascii="Calibri" w:hAnsi="Calibri"/>
-          <w:color w:val="1A202C"/>
-          <w:sz w:val="19"/>
-        </w:rPr>
-        <w:t>Espacio formal y estructurado de diálogo bidireccional en las dos jornadas presenciales especiales, donde las empresas comparten sus requerimientos tecnológicos, brechas operativas y destrezas demandadas para retroalimentar los planes formativos de Kinal.</w:t>
-      </w:r>
-    </w:p>
-    <w:p>
-      <w:pPr>
-        <w:keepNext/>
-        <w:spacing w:before="320" w:after="120"/>
-      </w:pPr>
-      <w:r>
-        <w:rPr>
-          <w:rFonts w:ascii="Calibri" w:hAnsi="Calibri"/>
-          <w:b/>
-          <w:color w:val="003366"/>
-          <w:sz w:val="30"/>
-        </w:rPr>
-        <w:t>4. Competencia General y Perfil de los Participantes</w:t>
+        <w:t>3. Competencia General y Perfil de los Participantes</w:t>
       </w:r>
     </w:p>
     <w:p>
@@ -872,7 +747,7 @@
         </w:rPr>
         <w:t>Competencia General del Programa:</w:t>
         <w:br/>
-        <w:t>El participante aplica herramientas gerenciales contemporáneas para el manejo, desarrollo y liderazgo de personal operativo y mandos medios, integrando la cultura del Factor Humano y el estándar del «trabajo bien hecho» en sus cuadrillas, y participa activamente en el diálogo de vinculación industria-academia para identificar y alinear las competencias técnicas y humanas requeridas por el sector productivo.</w:t>
+        <w:t>El participante formula e implementa estrategias gerenciales para el manejo, desarrollo y liderazgo de personal operativo y mandos medios, incorporando la cultura del Factor Humano y el estándar del «trabajo bien hecho», y utiliza los criterios del Técnico Superior Universitario (TSU) como marco de validación y fortalecimiento de competencias técnicas a nivel superior para responder a las necesidades actuales de la industria.</w:t>
       </w:r>
     </w:p>
     <w:p>
@@ -885,9 +760,9 @@
           <w:color w:val="1A202C"/>
           <w:sz w:val="20"/>
         </w:rPr>
-        <w:t>• Perfil de Ingreso: Gerentes Generales, Gerentes de Operaciones, Planta o Mantenimiento, Directores/Gerentes de Talento Humano y Recursos Humanos, Jefes de Reclutamiento y Supervisores Generales con responsabilidad sobre equipos técnicos en sectores como manufactura, agroindustria, alimentos, plásticos, telecomunicaciones, energía y servicios técnicos.</w:t>
+        <w:t>• Perfil de Ingreso: Gerentes Generales, Gerentes de Operaciones, Planta o Mantenimiento, Directores/Gerentes de Talento Humano y Recursos Humanos, Jefes de Reclutamiento y Supervisores Generales con responsabilidad sobre equipos técnicos en sectores industriales de Guatemala.</w:t>
         <w:br/>
-        <w:t>• Perfil de Egreso: Líder empresarial capacitado en metodologías de supervisión formativa, con visión estratégica del talento operativo, capaz de erradicar el maltrato en sus áreas de trabajo, fortalecer las competencias técnicas de su personal y colaborar activamente con Fundación Kinal en iniciativas de empleabilidad y formación técnica.</w:t>
+        <w:t>• Perfil de Egreso: Líder empresarial capacitado en metodologías de supervisión formativa, con capacidad para auditar competencias técnicas operativas con estándares de nivel superior, erradicar el maltrato en planta, estructurar semilleros de aprendizaje y vincular a su empresa con Fundación Kinal.</w:t>
       </w:r>
     </w:p>
     <w:p>
@@ -902,7 +777,7 @@
           <w:color w:val="003366"/>
           <w:sz w:val="30"/>
         </w:rPr>
-        <w:t>5. Estructura Formativa Oficial (1 Mes de Duración | Híbrido Ejecutivo)</w:t>
+        <w:t>4. Estructura Curricular: Un Módulo por Sesión y Actividades Evaluables</w:t>
       </w:r>
     </w:p>
     <w:p>
@@ -915,7 +790,7 @@
           <w:color w:val="1A202C"/>
           <w:sz w:val="20"/>
         </w:rPr>
-        <w:t>El programa articula **1 sesión semanal virtual** a lo largo de un mes con **2 jornadas presenciales especiales** en las instalaciones de Fundación Kinal, garantizando un formato ágil y de alto impacto para los ejecutivos:</w:t>
+        <w:t>El programa se organiza en **6 Módulos Formativos (un módulo por sesión)**, cada uno dotado de una **Actividad Formativa Evaluable** que asegura la transferencia inmediata de herramientas gerenciales a la empresa:</w:t>
       </w:r>
     </w:p>
     <w:tbl>
@@ -957,7 +832,7 @@
                 <w:color w:val="FFFFFF"/>
                 <w:sz w:val="17"/>
               </w:rPr>
-              <w:t>Encuentro / Modalidad</w:t>
+              <w:t>Módulo / Formato</w:t>
             </w:r>
           </w:p>
         </w:tc>
@@ -977,7 +852,7 @@
                 <w:color w:val="FFFFFF"/>
                 <w:sz w:val="17"/>
               </w:rPr>
-              <w:t>Eje Temático / Actividad</w:t>
+              <w:t>Nombre del Módulo</w:t>
             </w:r>
           </w:p>
         </w:tc>
@@ -1017,7 +892,7 @@
                 <w:color w:val="FFFFFF"/>
                 <w:sz w:val="17"/>
               </w:rPr>
-              <w:t>Formato / Plataforma</w:t>
+              <w:t>Modalidad / Plataforma</w:t>
             </w:r>
           </w:p>
         </w:tc>
@@ -1037,7 +912,7 @@
                 <w:color w:val="FFFFFF"/>
                 <w:sz w:val="17"/>
               </w:rPr>
-              <w:t>Producto Observable</w:t>
+              <w:t>Actividad Formativa Evaluable</w:t>
             </w:r>
           </w:p>
         </w:tc>
@@ -1065,7 +940,7 @@
                 <w:color w:val="1A202C"/>
                 <w:sz w:val="17"/>
               </w:rPr>
-              <w:t>Jornada Especial 1 (Presencial)</w:t>
+              <w:t>Módulo 1 (Presencial)</w:t>
             </w:r>
           </w:p>
         </w:tc>
@@ -1091,7 +966,7 @@
                 <w:color w:val="1A202C"/>
                 <w:sz w:val="17"/>
               </w:rPr>
-              <w:t>Apertura Institucional, Presentación de la Iniciativa y Mesa de Diálogo 1: Necesidades de la Industria</w:t>
+              <w:t>Apertura Institucional, Presentación de la Iniciativa y Diagnóstico de Necesidades Industriales</w:t>
             </w:r>
           </w:p>
         </w:tc>
@@ -1143,7 +1018,7 @@
                 <w:color w:val="1A202C"/>
                 <w:sz w:val="17"/>
               </w:rPr>
-              <w:t>Presencial en Campus Kinal (8:30 a 12:30 hrs)</w:t>
+              <w:t>Presencial en Campus Kinal</w:t>
             </w:r>
           </w:p>
         </w:tc>
@@ -1169,7 +1044,7 @@
                 <w:color w:val="1A202C"/>
                 <w:sz w:val="17"/>
               </w:rPr>
-              <w:t>Ficha Diagnóstica Inicial de Necesidades y Expectativas</w:t>
+              <w:t>Matriz Diagnóstica de Necesidades Industriales y Brechas Técnicas</w:t>
             </w:r>
           </w:p>
         </w:tc>
@@ -1196,7 +1071,7 @@
                 <w:color w:val="1A202C"/>
                 <w:sz w:val="17"/>
               </w:rPr>
-              <w:t>Semana 1 / Sesión Virtual 1</w:t>
+              <w:t>Módulo 2 (Virtual 1)</w:t>
             </w:r>
           </w:p>
         </w:tc>
@@ -1269,7 +1144,7 @@
                 <w:color w:val="1A202C"/>
                 <w:sz w:val="17"/>
               </w:rPr>
-              <w:t>Virtual Sincrónico (Microsoft Teams)</w:t>
+              <w:t>Virtual Sincrónico (Teams)</w:t>
             </w:r>
           </w:p>
         </w:tc>
@@ -1293,7 +1168,7 @@
                 <w:color w:val="1A202C"/>
                 <w:sz w:val="17"/>
               </w:rPr>
-              <w:t>Descriptor de Puesto por Competencias y Plan de Inducción</w:t>
+              <w:t>Descriptor de Puesto por Competencias y Plan de Onboarding (30-60-90 Días)</w:t>
             </w:r>
           </w:p>
         </w:tc>
@@ -1321,7 +1196,7 @@
                 <w:color w:val="1A202C"/>
                 <w:sz w:val="17"/>
               </w:rPr>
-              <w:t>Semana 2 / Sesión Virtual 2</w:t>
+              <w:t>Módulo 3 (Virtual 2)</w:t>
             </w:r>
           </w:p>
         </w:tc>
@@ -1346,7 +1221,7 @@
                 <w:color w:val="1A202C"/>
                 <w:sz w:val="17"/>
               </w:rPr>
-              <w:t>Liderazgo y Factor Humano: Dignidad en el Trabajo, Trabajo Bien Hecho y Erradicación del Maltrato</w:t>
+              <w:t>Liderazgo y Factor Humano en Cuadrillas: Dignidad, Trabajo Bien Hecho y Cero Maltrato</w:t>
             </w:r>
           </w:p>
         </w:tc>
@@ -1397,7 +1272,7 @@
                 <w:color w:val="1A202C"/>
                 <w:sz w:val="17"/>
               </w:rPr>
-              <w:t>Virtual Sincrónico (Microsoft Teams)</w:t>
+              <w:t>Virtual Sincrónico (Teams)</w:t>
             </w:r>
           </w:p>
         </w:tc>
@@ -1422,7 +1297,7 @@
                 <w:color w:val="1A202C"/>
                 <w:sz w:val="17"/>
               </w:rPr>
-              <w:t>Código de Convivencia Operativa y Protocolo Cero Maltrato</w:t>
+              <w:t>Código de Convivencia Operativa y Protocolo de Seguridad Psicológica</w:t>
             </w:r>
           </w:p>
         </w:tc>
@@ -1449,7 +1324,7 @@
                 <w:color w:val="1A202C"/>
                 <w:sz w:val="17"/>
               </w:rPr>
-              <w:t>Semana 3 / Sesión Virtual 3</w:t>
+              <w:t>Módulo 4 (Virtual 3)</w:t>
             </w:r>
           </w:p>
         </w:tc>
@@ -1473,7 +1348,7 @@
                 <w:color w:val="1A202C"/>
                 <w:sz w:val="17"/>
               </w:rPr>
-              <w:t>Fortalecimiento de Competencias Técnicas: Mapeo de Destrezas, Evaluación y Aprendizaje Continuo</w:t>
+              <w:t>Fortalecimiento de Competencias Técnicas: El Nivel Técnico Superior (TSU) como Respaldo</w:t>
             </w:r>
           </w:p>
         </w:tc>
@@ -1522,7 +1397,7 @@
                 <w:color w:val="1A202C"/>
                 <w:sz w:val="17"/>
               </w:rPr>
-              <w:t>Virtual Sincrónico (Microsoft Teams)</w:t>
+              <w:t>Virtual Sincrónico (Teams)</w:t>
             </w:r>
           </w:p>
         </w:tc>
@@ -1546,7 +1421,7 @@
                 <w:color w:val="1A202C"/>
                 <w:sz w:val="17"/>
               </w:rPr>
-              <w:t>Matriz de Competencias Operativas y Plan de Capacitación en Piso</w:t>
+              <w:t>Matriz de Validación Técnica de Planta bajo Estándar de Competencias TSU</w:t>
             </w:r>
           </w:p>
         </w:tc>
@@ -1574,7 +1449,7 @@
                 <w:color w:val="1A202C"/>
                 <w:sz w:val="17"/>
               </w:rPr>
-              <w:t>Semana 4 / Sesión Virtual 4</w:t>
+              <w:t>Módulo 5 (Virtual 4)</w:t>
             </w:r>
           </w:p>
         </w:tc>
@@ -1599,7 +1474,7 @@
                 <w:color w:val="1A202C"/>
                 <w:sz w:val="17"/>
               </w:rPr>
-              <w:t>Desarrollo de Mandos Medios: Herramientas para Supervisores, Feedback Asertivo y Micro-Charlas</w:t>
+              <w:t>Desarrollo de Mandos Medios: Supervisión de Primera Línea, Feedback y Charlas de Valores</w:t>
             </w:r>
           </w:p>
         </w:tc>
@@ -1650,7 +1525,7 @@
                 <w:color w:val="1A202C"/>
                 <w:sz w:val="17"/>
               </w:rPr>
-              <w:t>Virtual Sincrónico (Microsoft Teams)</w:t>
+              <w:t>Virtual Sincrónico (Teams)</w:t>
             </w:r>
           </w:p>
         </w:tc>
@@ -1675,7 +1550,7 @@
                 <w:color w:val="1A202C"/>
                 <w:sz w:val="17"/>
               </w:rPr>
-              <w:t>Catálogo de 5 Micro-Charlas de Factor Humano para el Turno</w:t>
+              <w:t>Plan de Coaching para Supervisores y Catálogo de 5 Micro-Charlas de Factor Humano</w:t>
             </w:r>
           </w:p>
         </w:tc>
@@ -1703,7 +1578,7 @@
                 <w:color w:val="1A202C"/>
                 <w:sz w:val="17"/>
               </w:rPr>
-              <w:t>Jornada Especial 2 (Presencial)</w:t>
+              <w:t>Módulo 6 (Presencial)</w:t>
             </w:r>
           </w:p>
         </w:tc>
@@ -1729,7 +1604,7 @@
                 <w:color w:val="1A202C"/>
                 <w:sz w:val="17"/>
               </w:rPr>
-              <w:t>Mesa Redonda Plenaria: Sistematización de Demandas Industriales, Entrega de Diplomas y Reconocimientos</w:t>
+              <w:t>Plenaria de Diálogo Industria-Academia, Acuerdos de Vinculación y Clausura</w:t>
             </w:r>
           </w:p>
         </w:tc>
@@ -1781,7 +1656,7 @@
                 <w:color w:val="1A202C"/>
                 <w:sz w:val="17"/>
               </w:rPr>
-              <w:t>Presencial en Campus Kinal (8:30 a 12:30 hrs)</w:t>
+              <w:t>Presencial en Campus Kinal</w:t>
             </w:r>
           </w:p>
         </w:tc>
@@ -1807,7 +1682,7 @@
                 <w:color w:val="1A202C"/>
                 <w:sz w:val="17"/>
               </w:rPr>
-              <w:t>Diplomas Oficiales Entregados y Acuerdos de Vinculación</w:t>
+              <w:t>Sustentación Plenaria del Plan de Acción y Entrega de Diplomas Oficiales</w:t>
             </w:r>
           </w:p>
         </w:tc>
@@ -1825,11 +1700,11 @@
         </w:rPr>
         <w:t>Balance Formativo:</w:t>
         <w:br/>
-        <w:t>• 8 Horas Presenciales Vivenciales (2 Jornadas Especiales en Kinal): Apertura institucional, recorrido guiado de talleres, networking y 2 mesas de diálogo sobre necesidades de la industria, culminando con la entrega protocolaria de diplomas y reconocimientos.</w:t>
+        <w:t>• 8 Horas Presenciales Vivenciales (Módulos 1 y 6 en Campus Kinal): Apertura institucional, inmersión en talleres técnicos, mesas de diálogo industria-academia, acuerdos de vinculación y entrega solemne de diplomas y reconocimientos.</w:t>
         <w:br/>
-        <w:t>• 8 Horas Virtuales Sincrónicas en Microsoft Teams: 4 sesiones semanales de 2 horas (1 sesión por semana) dedicadas a herramientas gerenciales en manejo de personal, liderazgo humanista, competencias operativas y mandos medios.</w:t>
+        <w:t>• 8 Horas Virtuales Sincrónicas en Microsoft Teams (Módulos 2 a 5): 4 sesiones semanales de 2 horas dedicadas a herramientas gerenciales en manejo de personal, liderazgo humanista, competencias técnicas nivel superior (TSU) y mandos medios.</w:t>
         <w:br/>
-        <w:t>• 4 Horas de Autodiagnóstico en Kinal.academy (Moodle): Ficha diagnóstica de necesidades de cualificación y plan de mejora operativa para su equipo.</w:t>
+        <w:t>• 4 Horas de Autodiagnóstico en Kinal.academy (Moodle): Consolidación de instrumentos de gestión técnica y plan de acción empresarial.</w:t>
         <w:br/>
         <w:t>• Total: 20 Horas Formativas Ejecutivas.</w:t>
       </w:r>
@@ -1846,7 +1721,7 @@
           <w:color w:val="003366"/>
           <w:sz w:val="30"/>
         </w:rPr>
-        <w:t>6. Metodología Andragógica de Formación Gerencial</w:t>
+        <w:t>5. Metodología Andragógica de Formación Gerencial</w:t>
       </w:r>
     </w:p>
     <w:p>
@@ -1859,13 +1734,13 @@
           <w:color w:val="1A202C"/>
           <w:sz w:val="20"/>
         </w:rPr>
-        <w:t>El programa emplea un enfoque andragógico participativo adaptado a directivos y líderes de talento:</w:t>
+        <w:t>El programa aplica un modelo andragógico dinámico diseñado para la alta dirección y líderes de área:</w:t>
         <w:br/>
-        <w:t>1. Estudio de Casos Gerenciales: Análisis de situaciones críticas de piso de planta (resistencia al cambio, conflictos entre áreas de mantenimiento y producción, supervisores autoritarios, curvas lentas de onboarding).</w:t>
+        <w:t>1. Dinámica de Casos Gerenciales: Discusión de escenarios reales de planta (retrasos de producción, supervisores autoritarios, resistencia al reporte de averías, curvas lentas de adaptación técnica).</w:t>
         <w:br/>
-        <w:t>2. Mesas de Diálogo Industria-Kinal: Espacios formales donde la gerencia retroalimenta a la academia sobre los perfiles técnicos requeridos en el mercado.</w:t>
+        <w:t>2. Entregables Prácticos por Módulo: Cada sesión culmina con una herramienta técnica directamente aplicable en la empresa del participante (descriptores, protocolos, matrices y micro-charlas).</w:t>
         <w:br/>
-        <w:t>3. Caja de Herramientas de Gestión: Plantillas editables de descriptores por competencias, protocolos contra el maltrato y formatos de micro-charlas de valores listas para aplicar en la empresa.</w:t>
+        <w:t>3. Espacios Formales de Diálogo Industria-Academia: Intercambio bidireccional donde los gerentes aportan retroalimentación crítica sobre las demandas actuales de cualificación técnica.</w:t>
       </w:r>
     </w:p>
     <w:p>
@@ -1880,7 +1755,7 @@
           <w:color w:val="003366"/>
           <w:sz w:val="30"/>
         </w:rPr>
-        <w:t>7. Acreditación Institucional, Diplomas y Reconocimientos</w:t>
+        <w:t>6. Acreditación Institucional, Diplomas y Reconocimientos</w:t>
       </w:r>
     </w:p>
     <w:p>
@@ -1893,11 +1768,11 @@
           <w:color w:val="1A202C"/>
           <w:sz w:val="20"/>
         </w:rPr>
-        <w:t>En la Jornada Presencial de Cierre en campus Kinal se realizará un acto protocolario especial con dos distinciones oficiales:</w:t>
+        <w:t>En el Módulo 6 (Jornada Presencial de Cierre) en campus Kinal se realizará la ceremonia de clausura con dos acreditaciones oficiales:</w:t>
         <w:br/>
-        <w:t>1. Diploma de Participación Individual: Otorgado al representante empresarial que cumplió con el 80% de asistencia a las sesiones sincrónicas y la entrega de sus productos aplicativos (con nota mínima aprobatoria institucional de 75/100 puntos).</w:t>
+        <w:t>1. Diploma de Participación Individual: Otorgado al representante empresarial que cumplió con el 80% de asistencia a las sesiones sincrónicas y la entrega de sus actividades formativas (nota mínima aprobatoria de 75/100 puntos).</w:t>
         <w:br/>
-        <w:t>2. Reconocimiento Empresarial Institucional: Galardón emitido por Fundación Kinal a la empresa participante, acreditándola como «Empresa Aliada en la Vinculación Técnica y Formación del Talento Humano», con acceso prioritario a la Bolsa de Egresados y convenios formativos.</w:t>
+        <w:t>2. Reconocimiento Empresarial Institucional: Galardón otorgado por Fundación Kinal a la empresa participante, acreditándola como «Empresa Aliada en la Vinculación Técnica y Formación del Talento Humano».</w:t>
       </w:r>
     </w:p>
     <w:p>
@@ -1912,7 +1787,7 @@
           <w:color w:val="003366"/>
           <w:sz w:val="30"/>
         </w:rPr>
-        <w:t>8. Ecosistema Digital e Infraestructura Institucional</w:t>
+        <w:t>7. Ecosistema Digital e Infraestructura Institucional</w:t>
       </w:r>
     </w:p>
     <w:p>
@@ -1927,11 +1802,11 @@
         </w:rPr>
         <w:t>En cumplimiento de los estándares institucionales de Fundación Kinal:</w:t>
         <w:br/>
-        <w:t>• Plataforma Virtual Sincrónica: Microsoft Teams para las 4 sesiones semanales interactivas, con salas de trabajo grupal y grabación de respaldo.</w:t>
+        <w:t>• Plataforma Virtual Sincrónica: Microsoft Teams para las sesiones virtuales semanales, con salas de trabajo grupal y repositorio de grabaciones.</w:t>
         <w:br/>
-        <w:t>• Plataforma LMS Oficial: Kinal.academy (Moodle) para la gestión del material de lectura, instrumentos de autodiagnóstico y levantamiento de necesidades de la industria.</w:t>
+        <w:t>• Plataforma LMS Oficial: Kinal.academy (Moodle) para la descarga de lecturas, plantillas gerenciales y entrega de actividades evaluables.</w:t>
         <w:br/>
-        <w:t>• Instalaciones Presenciales en Kinal: Auditorio Ejecutivo climatizado con soporte audiovisual, salas de networking directivo y recorrido guiado por talleres y laboratorios de formación técnica.</w:t>
+        <w:t>• Instalaciones Presenciales en Kinal: Auditorio Ejecutivo climatizado con soporte multimedia, salas de trabajo directivo y recorrido por los talleres y laboratorios de formación técnica.</w:t>
       </w:r>
     </w:p>
     <w:sectPr>

--- a/Talento_Tecnico/Propuesta_Diplomado_Talento_Tecnico_Kinal.docx
+++ b/Talento_Tecnico/Propuesta_Diplomado_Talento_Tecnico_Kinal.docx
@@ -4,34 +4,21 @@
   <w:body>
     <w:p>
       <w:pPr>
-        <w:spacing w:before="300" w:after="40" w:line="276" w:lineRule="auto"/>
+        <w:spacing w:before="0" w:after="40" w:line="276" w:lineRule="auto"/>
       </w:pPr>
       <w:r>
         <w:rPr>
           <w:rFonts w:ascii="Calibri" w:hAnsi="Calibri"/>
           <w:b/>
           <w:color w:val="003366"/>
-          <w:sz w:val="28"/>
+          <w:sz w:val="22"/>
         </w:rPr>
-        <w:t>FUNDACIÓN KINAL</w:t>
+        <w:t>FUNDACIÓN KINAL — DIRECCIÓN DE VINCULACIÓN EMPRESARIAL</w:t>
       </w:r>
     </w:p>
     <w:p>
       <w:pPr>
-        <w:spacing w:before="0" w:after="360" w:line="276" w:lineRule="auto"/>
-      </w:pPr>
-      <w:r>
-        <w:rPr>
-          <w:rFonts w:ascii="Calibri" w:hAnsi="Calibri"/>
-          <w:color w:val="4A5568"/>
-          <w:sz w:val="22"/>
-        </w:rPr>
-        <w:t>Dirección de Vinculación Empresarial — Centro de Desarrollo Gerencial y Técnico</w:t>
-      </w:r>
-    </w:p>
-    <w:p>
-      <w:pPr>
-        <w:spacing w:before="200" w:after="160" w:line="276" w:lineRule="auto"/>
+        <w:spacing w:before="0" w:after="80" w:line="276" w:lineRule="auto"/>
       </w:pPr>
       <w:r>
         <w:rPr>
@@ -40,7 +27,7 @@
           <w:color w:val="003366"/>
           <w:sz w:val="32"/>
         </w:rPr>
-        <w:t>PROPUESTA FORMATIVA INSTITUCIONAL:</w:t>
+        <w:t>PROPUESTA FORMATIVA Y DE VINCULACIÓN EMPRESARIAL:</w:t>
         <w:br/>
         <w:t>PROGRAMA EJECUTIVO DE VINCULACIÓN Y LIDERAZGO: GESTIÓN DEL TALENTO TÉCNICO Y MANDOS MEDIOS</w:t>
       </w:r>
@@ -56,7 +43,7 @@
           <w:color w:val="4A5568"/>
           <w:sz w:val="22"/>
         </w:rPr>
-        <w:t>Capacitación Gerencial y Diálogo Estratégico para Representantes de Empresas: Manejo de Personal, Liderazgo, Factor Humano, Fortalecimiento de Competencias y Validación Técnica a Nivel Superior (1 Mes de Duración | Modalidad Virtual Semanal + 2 Jornadas Presenciales Especiales)</w:t>
+        <w:t>Capacitación Gerencial y Diálogo Estratégico para Representantes de Empresas: Liderazgo y Factor Humano, Manejo de Personal, Mandos Medios y Validación Técnica Superior (Total: 8 Horas | 4 Sesiones de 2 Horas: 2 Presenciales en Kinal + 2 Virtuales en Teams)</w:t>
       </w:r>
     </w:p>
     <w:tbl>
@@ -68,10 +55,10 @@
         <w:tblBorders>
           <w:top w:val="single" w:sz="6" w:space="0" w:color="CBD5E0"/>
           <w:bottom w:val="single" w:sz="6" w:space="0" w:color="CBD5E0"/>
+          <w:left w:val="none"/>
+          <w:right w:val="none"/>
           <w:insideH w:val="single" w:sz="6" w:space="0" w:color="CBD5E0"/>
           <w:insideV w:val="none"/>
-          <w:left w:val="none"/>
-          <w:right w:val="none"/>
         </w:tblBorders>
       </w:tblPr>
       <w:tblGrid>
@@ -85,8 +72,8 @@
             <w:shd w:fill="F7FAFC"/>
             <w:tcMar>
               <w:top w:w="60" w:type="dxa"/>
+              <w:left w:w="80" w:type="dxa"/>
               <w:bottom w:w="60" w:type="dxa"/>
-              <w:left w:w="80" w:type="dxa"/>
               <w:right w:w="80" w:type="dxa"/>
             </w:tcMar>
           </w:tcPr>
@@ -110,8 +97,8 @@
             <w:tcW w:type="dxa" w:w="4680"/>
             <w:tcMar>
               <w:top w:w="60" w:type="dxa"/>
+              <w:left w:w="80" w:type="dxa"/>
               <w:bottom w:w="60" w:type="dxa"/>
-              <w:left w:w="80" w:type="dxa"/>
               <w:right w:w="80" w:type="dxa"/>
             </w:tcMar>
           </w:tcPr>
@@ -137,8 +124,8 @@
             <w:shd w:fill="F7FAFC"/>
             <w:tcMar>
               <w:top w:w="60" w:type="dxa"/>
+              <w:left w:w="80" w:type="dxa"/>
               <w:bottom w:w="60" w:type="dxa"/>
-              <w:left w:w="80" w:type="dxa"/>
               <w:right w:w="80" w:type="dxa"/>
             </w:tcMar>
           </w:tcPr>
@@ -162,8 +149,8 @@
             <w:tcW w:type="dxa" w:w="4680"/>
             <w:tcMar>
               <w:top w:w="60" w:type="dxa"/>
+              <w:left w:w="80" w:type="dxa"/>
               <w:bottom w:w="60" w:type="dxa"/>
-              <w:left w:w="80" w:type="dxa"/>
               <w:right w:w="80" w:type="dxa"/>
             </w:tcMar>
           </w:tcPr>
@@ -189,8 +176,8 @@
             <w:shd w:fill="F7FAFC"/>
             <w:tcMar>
               <w:top w:w="60" w:type="dxa"/>
+              <w:left w:w="80" w:type="dxa"/>
               <w:bottom w:w="60" w:type="dxa"/>
-              <w:left w:w="80" w:type="dxa"/>
               <w:right w:w="80" w:type="dxa"/>
             </w:tcMar>
           </w:tcPr>
@@ -214,8 +201,8 @@
             <w:tcW w:type="dxa" w:w="4680"/>
             <w:tcMar>
               <w:top w:w="60" w:type="dxa"/>
+              <w:left w:w="80" w:type="dxa"/>
               <w:bottom w:w="60" w:type="dxa"/>
-              <w:left w:w="80" w:type="dxa"/>
               <w:right w:w="80" w:type="dxa"/>
             </w:tcMar>
           </w:tcPr>
@@ -229,7 +216,7 @@
                 <w:color w:val="1A202C"/>
                 <w:sz w:val="19"/>
               </w:rPr>
-              <w:t>1 mes de duración (4 semanas) | 16 horas de contacto sincrónico/presencial + 4 horas de autodiagnóstico empresarial (20 horas formativas ejecutivas totales)</w:t>
+              <w:t>Total: 8 Horas Formativas Ejecutivas de Contacto Directo (4 sesiones de 2 horas)</w:t>
             </w:r>
           </w:p>
         </w:tc>
@@ -241,8 +228,8 @@
             <w:shd w:fill="F7FAFC"/>
             <w:tcMar>
               <w:top w:w="60" w:type="dxa"/>
+              <w:left w:w="80" w:type="dxa"/>
               <w:bottom w:w="60" w:type="dxa"/>
-              <w:left w:w="80" w:type="dxa"/>
               <w:right w:w="80" w:type="dxa"/>
             </w:tcMar>
           </w:tcPr>
@@ -266,8 +253,8 @@
             <w:tcW w:type="dxa" w:w="4680"/>
             <w:tcMar>
               <w:top w:w="60" w:type="dxa"/>
+              <w:left w:w="80" w:type="dxa"/>
               <w:bottom w:w="60" w:type="dxa"/>
-              <w:left w:w="80" w:type="dxa"/>
               <w:right w:w="80" w:type="dxa"/>
             </w:tcMar>
           </w:tcPr>
@@ -281,7 +268,7 @@
                 <w:color w:val="1A202C"/>
                 <w:sz w:val="19"/>
               </w:rPr>
-              <w:t>Híbrida: 1 sesión virtual semanal de 2 horas en Microsoft Teams (8h virtuales) + 2 jornadas presenciales especiales en campus Kinal (8h presenciales)</w:t>
+              <w:t>Híbrida: Sesión 1 Presencial en Kinal (2h), Sesión 2 Virtual en Teams (2h), Sesión 3 Virtual en Teams (2h) y Sesión 4 Presencial de Cierre en Kinal (2h)</w:t>
             </w:r>
           </w:p>
         </w:tc>
@@ -293,8 +280,8 @@
             <w:shd w:fill="F7FAFC"/>
             <w:tcMar>
               <w:top w:w="60" w:type="dxa"/>
+              <w:left w:w="80" w:type="dxa"/>
               <w:bottom w:w="60" w:type="dxa"/>
-              <w:left w:w="80" w:type="dxa"/>
               <w:right w:w="80" w:type="dxa"/>
             </w:tcMar>
           </w:tcPr>
@@ -318,8 +305,8 @@
             <w:tcW w:type="dxa" w:w="4680"/>
             <w:tcMar>
               <w:top w:w="60" w:type="dxa"/>
+              <w:left w:w="80" w:type="dxa"/>
               <w:bottom w:w="60" w:type="dxa"/>
-              <w:left w:w="80" w:type="dxa"/>
               <w:right w:w="80" w:type="dxa"/>
             </w:tcMar>
           </w:tcPr>
@@ -333,7 +320,7 @@
                 <w:color w:val="1A202C"/>
                 <w:sz w:val="19"/>
               </w:rPr>
-              <w:t>6 Módulos Temáticos (Un módulo por sesión: Módulo 1 en Apertura, Módulos 2 a 5 en Virtuales, Módulo 6 en Cierre) con una Actividad Formativa Evaluable por sesión</w:t>
+              <w:t>4 Módulos Temáticos (Un módulo por sesión: Módulo 1 Presencial, Módulos 2 y 3 Virtuales, Módulo 4 Presencial de Cierre) con una Actividad Formativa Evaluable por sesión</w:t>
             </w:r>
           </w:p>
         </w:tc>
@@ -345,8 +332,8 @@
             <w:shd w:fill="F7FAFC"/>
             <w:tcMar>
               <w:top w:w="60" w:type="dxa"/>
+              <w:left w:w="80" w:type="dxa"/>
               <w:bottom w:w="60" w:type="dxa"/>
-              <w:left w:w="80" w:type="dxa"/>
               <w:right w:w="80" w:type="dxa"/>
             </w:tcMar>
           </w:tcPr>
@@ -361,7 +348,7 @@
                 <w:color w:val="003366"/>
                 <w:sz w:val="19"/>
               </w:rPr>
-              <w:t>Ejes Temáticos Oficiales:</w:t>
+              <w:t>Temas Oficiales Abordados:</w:t>
             </w:r>
           </w:p>
         </w:tc>
@@ -370,8 +357,8 @@
             <w:tcW w:type="dxa" w:w="4680"/>
             <w:tcMar>
               <w:top w:w="60" w:type="dxa"/>
+              <w:left w:w="80" w:type="dxa"/>
               <w:bottom w:w="60" w:type="dxa"/>
-              <w:left w:w="80" w:type="dxa"/>
               <w:right w:w="80" w:type="dxa"/>
             </w:tcMar>
           </w:tcPr>
@@ -385,7 +372,7 @@
                 <w:color w:val="1A202C"/>
                 <w:sz w:val="19"/>
               </w:rPr>
-              <w:t>Manejo y desarrollo de personal, Liderazgo y factor humano, Fortalecimiento de competencias técnicas y validación TSU, Desarrollo de mandos medios, y Necesidades actuales de la industria</w:t>
+              <w:t>Factor humano y liderazgo, Manejo y desarrollo de personal, Mandos medios, Fortalecimiento de competencias técnicas y validación TSU, y Necesidades actuales de la industria</w:t>
             </w:r>
           </w:p>
         </w:tc>
@@ -397,8 +384,8 @@
             <w:shd w:fill="F7FAFC"/>
             <w:tcMar>
               <w:top w:w="60" w:type="dxa"/>
+              <w:left w:w="80" w:type="dxa"/>
               <w:bottom w:w="60" w:type="dxa"/>
-              <w:left w:w="80" w:type="dxa"/>
               <w:right w:w="80" w:type="dxa"/>
             </w:tcMar>
           </w:tcPr>
@@ -422,8 +409,8 @@
             <w:tcW w:type="dxa" w:w="4680"/>
             <w:tcMar>
               <w:top w:w="60" w:type="dxa"/>
+              <w:left w:w="80" w:type="dxa"/>
               <w:bottom w:w="60" w:type="dxa"/>
-              <w:left w:w="80" w:type="dxa"/>
               <w:right w:w="80" w:type="dxa"/>
             </w:tcMar>
           </w:tcPr>
@@ -449,8 +436,8 @@
             <w:shd w:fill="F7FAFC"/>
             <w:tcMar>
               <w:top w:w="60" w:type="dxa"/>
+              <w:left w:w="80" w:type="dxa"/>
               <w:bottom w:w="60" w:type="dxa"/>
-              <w:left w:w="80" w:type="dxa"/>
               <w:right w:w="80" w:type="dxa"/>
             </w:tcMar>
           </w:tcPr>
@@ -474,8 +461,8 @@
             <w:tcW w:type="dxa" w:w="4680"/>
             <w:tcMar>
               <w:top w:w="60" w:type="dxa"/>
+              <w:left w:w="80" w:type="dxa"/>
               <w:bottom w:w="60" w:type="dxa"/>
-              <w:left w:w="80" w:type="dxa"/>
               <w:right w:w="80" w:type="dxa"/>
             </w:tcMar>
           </w:tcPr>
@@ -503,14 +490,14 @@
     <w:p>
       <w:pPr>
         <w:keepNext/>
-        <w:spacing w:before="320" w:after="120"/>
+        <w:spacing w:before="280" w:after="120"/>
       </w:pPr>
       <w:r>
         <w:rPr>
           <w:rFonts w:ascii="Calibri" w:hAnsi="Calibri"/>
           <w:b/>
           <w:color w:val="003366"/>
-          <w:sz w:val="30"/>
+          <w:sz w:val="28"/>
         </w:rPr>
         <w:t>1. Marco Institucional e Ideario de Fundación Kinal</w:t>
       </w:r>
@@ -544,14 +531,14 @@
             <w:tcW w:type="dxa" w:w="9360"/>
             <w:shd w:fill="F7FAFC"/>
             <w:tcMar>
-              <w:top w:w="120" w:type="dxa"/>
-              <w:bottom w:w="120" w:type="dxa"/>
-              <w:left w:w="180" w:type="dxa"/>
-              <w:right w:w="120" w:type="dxa"/>
+              <w:top w:w="100" w:type="dxa"/>
+              <w:left w:w="140" w:type="dxa"/>
+              <w:bottom w:w="100" w:type="dxa"/>
+              <w:right w:w="140" w:type="dxa"/>
             </w:tcMar>
             <w:tcBorders>
+              <w:top w:val="none"/>
               <w:left w:val="single" w:sz="24" w:space="0" w:color="003366"/>
-              <w:top w:val="none"/>
               <w:bottom w:val="none"/>
               <w:right w:val="none"/>
             </w:tcBorders>
@@ -565,7 +552,7 @@
                 <w:rFonts w:ascii="Calibri" w:hAnsi="Calibri"/>
                 <w:b/>
                 <w:color w:val="003366"/>
-                <w:sz w:val="20"/>
+                <w:sz w:val="19"/>
               </w:rPr>
               <w:t xml:space="preserve">Misión Institucional de Kinal: </w:t>
             </w:r>
@@ -574,7 +561,7 @@
                 <w:rFonts w:ascii="Calibri" w:hAnsi="Calibri"/>
                 <w:i/>
                 <w:color w:val="2D3748"/>
-                <w:sz w:val="20"/>
+                <w:sz w:val="19"/>
               </w:rPr>
               <w:t>«Formar a jóvenes y adultos a través de una educación integral, con énfasis en las áreas técnicas y tecnológicas, influyendo positivamente en su trabajo, su familia y la sociedad».</w:t>
             </w:r>
@@ -584,7 +571,7 @@
     </w:tbl>
     <w:p>
       <w:pPr>
-        <w:spacing w:before="0" w:after="80"/>
+        <w:spacing w:after="120"/>
       </w:pPr>
     </w:p>
     <w:tbl>
@@ -603,14 +590,14 @@
             <w:tcW w:type="dxa" w:w="9360"/>
             <w:shd w:fill="F7FAFC"/>
             <w:tcMar>
-              <w:top w:w="120" w:type="dxa"/>
-              <w:bottom w:w="120" w:type="dxa"/>
-              <w:left w:w="180" w:type="dxa"/>
-              <w:right w:w="120" w:type="dxa"/>
+              <w:top w:w="100" w:type="dxa"/>
+              <w:left w:w="140" w:type="dxa"/>
+              <w:bottom w:w="100" w:type="dxa"/>
+              <w:right w:w="140" w:type="dxa"/>
             </w:tcMar>
             <w:tcBorders>
+              <w:top w:val="none"/>
               <w:left w:val="single" w:sz="24" w:space="0" w:color="003366"/>
-              <w:top w:val="none"/>
               <w:bottom w:val="none"/>
               <w:right w:val="none"/>
             </w:tcBorders>
@@ -624,7 +611,7 @@
                 <w:rFonts w:ascii="Calibri" w:hAnsi="Calibri"/>
                 <w:b/>
                 <w:color w:val="003366"/>
-                <w:sz w:val="20"/>
+                <w:sz w:val="19"/>
               </w:rPr>
               <w:t xml:space="preserve">Valores Nucleares de Kinal: </w:t>
             </w:r>
@@ -633,7 +620,7 @@
                 <w:rFonts w:ascii="Calibri" w:hAnsi="Calibri"/>
                 <w:i/>
                 <w:color w:val="2D3748"/>
-                <w:sz w:val="20"/>
+                <w:sz w:val="19"/>
               </w:rPr>
               <w:t>«Visión cristiana de la vida. Respeto a la dignidad de la persona. Espíritu de servicio. Trabajo bien hecho. Libertad personal responsable».</w:t>
             </w:r>
@@ -643,20 +630,20 @@
     </w:tbl>
     <w:p>
       <w:pPr>
-        <w:spacing w:before="0" w:after="80"/>
+        <w:spacing w:after="120"/>
       </w:pPr>
     </w:p>
     <w:p>
       <w:pPr>
         <w:keepNext/>
-        <w:spacing w:before="240" w:after="80"/>
+        <w:spacing w:before="220" w:after="80"/>
       </w:pPr>
       <w:r>
         <w:rPr>
           <w:rFonts w:ascii="Calibri" w:hAnsi="Calibri"/>
           <w:b/>
           <w:color w:val="003366"/>
-          <w:sz w:val="25"/>
+          <w:sz w:val="23"/>
         </w:rPr>
         <w:t>1.1 El Factor Humano: Liderazgo y Dignidad en el Ámbito Operativo</w:t>
       </w:r>
@@ -671,7 +658,7 @@
           <w:color w:val="1A202C"/>
           <w:sz w:val="20"/>
         </w:rPr>
-        <w:t>En Fundación Kinal, el **Factor Humano** es una rama de formación humana laica y universal que acompaña a todos los procesos formativos y de vinculación con la empresa. En este programa para líderes empresariales, el Factor Humano se traduce en herramientas gerenciales concretas:</w:t>
+        <w:t>En Fundación Kinal, el **Factor Humano** es una rama de formación humana laica y universal que acompaña a todos los procesos formativos y de vinculación con la empresa. En este programa para líderes empresariales, el Factor Humano se traduce en herramientas gerenciales concretas impartidas desde la primera sesión presencial:</w:t>
         <w:br/>
         <w:t>• Respeto Irrenunciable a la Dignidad de la Persona: Desterrar en forma definitiva el maltrato verbal, el autoritarismo, el sarcasmo y los climas hostiles en cuadrillas de planta y taller. Reconocer que los operarios y mandos medios merecen un liderazgo justo, formador y empático.</w:t>
         <w:br/>
@@ -679,20 +666,20 @@
         <w:br/>
         <w:t>• Libertad Personal Responsable: Desarrollar colaboradores maduros y autónomos que actúan por convicción técnica y moral, reduciendo la necesidad de supervisión policiaca.</w:t>
         <w:br/>
-        <w:t>• Espíritu de Servicio y Solidaridad: La cooperación activa entre departamentos (producción, mantenimiento y calidad) para derribar silos organizacionales y construir un clima de colaboración genuina.</w:t>
+        <w:t>• Espíritu de Servicio y Solidaridad: La cooperación activa entre áreas (producción, mantenimiento y calidad) para derribar silos organizacionales y construir un clima de colaboración genuina.</w:t>
       </w:r>
     </w:p>
     <w:p>
       <w:pPr>
         <w:keepNext/>
-        <w:spacing w:before="320" w:after="120"/>
+        <w:spacing w:before="280" w:after="120"/>
       </w:pPr>
       <w:r>
         <w:rPr>
           <w:rFonts w:ascii="Calibri" w:hAnsi="Calibri"/>
           <w:b/>
           <w:color w:val="003366"/>
-          <w:sz w:val="30"/>
+          <w:sz w:val="28"/>
         </w:rPr>
         <w:t>2. Fundamentación Estratégica: El Nivel Técnico Superior como Respaldo Industrial</w:t>
       </w:r>
@@ -722,14 +709,14 @@
     <w:p>
       <w:pPr>
         <w:keepNext/>
-        <w:spacing w:before="320" w:after="120"/>
+        <w:spacing w:before="280" w:after="120"/>
       </w:pPr>
       <w:r>
         <w:rPr>
           <w:rFonts w:ascii="Calibri" w:hAnsi="Calibri"/>
           <w:b/>
           <w:color w:val="003366"/>
-          <w:sz w:val="30"/>
+          <w:sz w:val="28"/>
         </w:rPr>
         <w:t>3. Competencia General y Perfil de los Participantes</w:t>
       </w:r>
@@ -747,7 +734,7 @@
         </w:rPr>
         <w:t>Competencia General del Programa:</w:t>
         <w:br/>
-        <w:t>El participante formula e implementa estrategias gerenciales para el manejo, desarrollo y liderazgo de personal operativo y mandos medios, incorporando la cultura del Factor Humano y el estándar del «trabajo bien hecho», y utiliza los criterios del Técnico Superior Universitario (TSU) como marco de validación y fortalecimiento de competencias técnicas a nivel superior para responder a las necesidades actuales de la industria.</w:t>
+        <w:t>El participante formula e implementa estrategias gerenciales para el manejo, desarrollo y liderazgo de personal operativo y mandos medios, incorporando la cultura del Factor Humano y el estándar del «trabajo bien hecho», y utiliza los criterios del Técnico Superior Universitario (TSU) como marco de validación y fortalecimiento de competencias técnicas a nivel superior para responder con calidad y rigor a las necesidades actuales de la industria.</w:t>
       </w:r>
     </w:p>
     <w:p>
@@ -768,16 +755,16 @@
     <w:p>
       <w:pPr>
         <w:keepNext/>
-        <w:spacing w:before="320" w:after="120"/>
+        <w:spacing w:before="280" w:after="120"/>
       </w:pPr>
       <w:r>
         <w:rPr>
           <w:rFonts w:ascii="Calibri" w:hAnsi="Calibri"/>
           <w:b/>
           <w:color w:val="003366"/>
-          <w:sz w:val="30"/>
+          <w:sz w:val="28"/>
         </w:rPr>
-        <w:t>4. Estructura Curricular: Un Módulo por Sesión y Actividades Evaluables</w:t>
+        <w:t>4. Estructura Curricular: Un Módulo por Sesión y Actividades Evaluables (Total 8 Horas)</w:t>
       </w:r>
     </w:p>
     <w:p>
@@ -790,7 +777,7 @@
           <w:color w:val="1A202C"/>
           <w:sz w:val="20"/>
         </w:rPr>
-        <w:t>El programa se organiza en **6 Módulos Formativos (un módulo por sesión)**, cada uno dotado de una **Actividad Formativa Evaluable** que asegura la transferencia inmediata de herramientas gerenciales a la empresa:</w:t>
+        <w:t>El programa se organiza en **4 Módulos Formativos (un módulo por sesión de 2 horas)**, cada uno dotado de una **Actividad Formativa Evaluable** (25 puntos cada una, sumando 100 puntos totales) que asegura la transferencia inmediata de herramientas gerenciales a la empresa:</w:t>
       </w:r>
     </w:p>
     <w:tbl>
@@ -802,10 +789,10 @@
         <w:tblBorders>
           <w:top w:val="single" w:sz="4" w:space="0" w:color="CBD5E0"/>
           <w:bottom w:val="single" w:sz="4" w:space="0" w:color="CBD5E0"/>
+          <w:left w:val="none"/>
+          <w:right w:val="none"/>
           <w:insideH w:val="single" w:sz="4" w:space="0" w:color="CBD5E0"/>
           <w:insideV w:val="none"/>
-          <w:left w:val="none"/>
-          <w:right w:val="none"/>
         </w:tblBorders>
       </w:tblPr>
       <w:tblGrid>
@@ -832,7 +819,7 @@
                 <w:color w:val="FFFFFF"/>
                 <w:sz w:val="17"/>
               </w:rPr>
-              <w:t>Módulo / Formato</w:t>
+              <w:t>Módulo / Sesión</w:t>
             </w:r>
           </w:p>
         </w:tc>
@@ -924,8 +911,8 @@
             <w:shd w:fill="EBF8FF"/>
             <w:tcMar>
               <w:top w:w="50" w:type="dxa"/>
+              <w:left w:w="60" w:type="dxa"/>
               <w:bottom w:w="50" w:type="dxa"/>
-              <w:left w:w="60" w:type="dxa"/>
               <w:right w:w="60" w:type="dxa"/>
             </w:tcMar>
           </w:tcPr>
@@ -940,7 +927,7 @@
                 <w:color w:val="1A202C"/>
                 <w:sz w:val="17"/>
               </w:rPr>
-              <w:t>Módulo 1 (Presencial)</w:t>
+              <w:t>Módulo 1 (Presencial 1)</w:t>
             </w:r>
           </w:p>
         </w:tc>
@@ -950,8 +937,8 @@
             <w:shd w:fill="EBF8FF"/>
             <w:tcMar>
               <w:top w:w="50" w:type="dxa"/>
+              <w:left w:w="60" w:type="dxa"/>
               <w:bottom w:w="50" w:type="dxa"/>
-              <w:left w:w="60" w:type="dxa"/>
               <w:right w:w="60" w:type="dxa"/>
             </w:tcMar>
           </w:tcPr>
@@ -966,7 +953,7 @@
                 <w:color w:val="1A202C"/>
                 <w:sz w:val="17"/>
               </w:rPr>
-              <w:t>Apertura Institucional, Presentación de la Iniciativa y Diagnóstico de Necesidades Industriales</w:t>
+              <w:t>Apertura Institucional, Liderazgo y Factor Humano en Cuadrillas de Trabajo</w:t>
             </w:r>
           </w:p>
         </w:tc>
@@ -976,8 +963,8 @@
             <w:shd w:fill="EBF8FF"/>
             <w:tcMar>
               <w:top w:w="50" w:type="dxa"/>
+              <w:left w:w="60" w:type="dxa"/>
               <w:bottom w:w="50" w:type="dxa"/>
-              <w:left w:w="60" w:type="dxa"/>
               <w:right w:w="60" w:type="dxa"/>
             </w:tcMar>
           </w:tcPr>
@@ -992,7 +979,7 @@
                 <w:color w:val="1A202C"/>
                 <w:sz w:val="17"/>
               </w:rPr>
-              <w:t>4 Horas</w:t>
+              <w:t>2 Horas</w:t>
             </w:r>
           </w:p>
         </w:tc>
@@ -1002,8 +989,8 @@
             <w:shd w:fill="EBF8FF"/>
             <w:tcMar>
               <w:top w:w="50" w:type="dxa"/>
+              <w:left w:w="60" w:type="dxa"/>
               <w:bottom w:w="50" w:type="dxa"/>
-              <w:left w:w="60" w:type="dxa"/>
               <w:right w:w="60" w:type="dxa"/>
             </w:tcMar>
           </w:tcPr>
@@ -1028,8 +1015,8 @@
             <w:shd w:fill="EBF8FF"/>
             <w:tcMar>
               <w:top w:w="50" w:type="dxa"/>
+              <w:left w:w="60" w:type="dxa"/>
               <w:bottom w:w="50" w:type="dxa"/>
-              <w:left w:w="60" w:type="dxa"/>
               <w:right w:w="60" w:type="dxa"/>
             </w:tcMar>
           </w:tcPr>
@@ -1044,7 +1031,7 @@
                 <w:color w:val="1A202C"/>
                 <w:sz w:val="17"/>
               </w:rPr>
-              <w:t>Matriz Diagnóstica de Necesidades Industriales y Brechas Técnicas</w:t>
+              <w:t>Código de Convivencia Operativa y Protocolo de Seguridad Psicológica y Cero Maltrato (25 Pts)</w:t>
             </w:r>
           </w:p>
         </w:tc>
@@ -1055,8 +1042,8 @@
             <w:tcW w:type="dxa" w:w="1872"/>
             <w:tcMar>
               <w:top w:w="50" w:type="dxa"/>
+              <w:left w:w="60" w:type="dxa"/>
               <w:bottom w:w="50" w:type="dxa"/>
-              <w:left w:w="60" w:type="dxa"/>
               <w:right w:w="60" w:type="dxa"/>
             </w:tcMar>
           </w:tcPr>
@@ -1080,8 +1067,8 @@
             <w:tcW w:type="dxa" w:w="1872"/>
             <w:tcMar>
               <w:top w:w="50" w:type="dxa"/>
+              <w:left w:w="60" w:type="dxa"/>
               <w:bottom w:w="50" w:type="dxa"/>
-              <w:left w:w="60" w:type="dxa"/>
               <w:right w:w="60" w:type="dxa"/>
             </w:tcMar>
           </w:tcPr>
@@ -1095,7 +1082,7 @@
                 <w:color w:val="1A202C"/>
                 <w:sz w:val="17"/>
               </w:rPr>
-              <w:t>Manejo y Desarrollo de Personal Técnico: Atracción, Inducción Acelerada y Retención</w:t>
+              <w:t>Manejo de Personal Técnico y Desarrollo de Mandos Medios en Planta</w:t>
             </w:r>
           </w:p>
         </w:tc>
@@ -1104,8 +1091,8 @@
             <w:tcW w:type="dxa" w:w="1872"/>
             <w:tcMar>
               <w:top w:w="50" w:type="dxa"/>
+              <w:left w:w="60" w:type="dxa"/>
               <w:bottom w:w="50" w:type="dxa"/>
-              <w:left w:w="60" w:type="dxa"/>
               <w:right w:w="60" w:type="dxa"/>
             </w:tcMar>
           </w:tcPr>
@@ -1129,8 +1116,8 @@
             <w:tcW w:type="dxa" w:w="1872"/>
             <w:tcMar>
               <w:top w:w="50" w:type="dxa"/>
+              <w:left w:w="60" w:type="dxa"/>
               <w:bottom w:w="50" w:type="dxa"/>
-              <w:left w:w="60" w:type="dxa"/>
               <w:right w:w="60" w:type="dxa"/>
             </w:tcMar>
           </w:tcPr>
@@ -1153,8 +1140,8 @@
             <w:tcW w:type="dxa" w:w="1872"/>
             <w:tcMar>
               <w:top w:w="50" w:type="dxa"/>
+              <w:left w:w="60" w:type="dxa"/>
               <w:bottom w:w="50" w:type="dxa"/>
-              <w:left w:w="60" w:type="dxa"/>
               <w:right w:w="60" w:type="dxa"/>
             </w:tcMar>
           </w:tcPr>
@@ -1168,7 +1155,7 @@
                 <w:color w:val="1A202C"/>
                 <w:sz w:val="17"/>
               </w:rPr>
-              <w:t>Descriptor de Puesto por Competencias y Plan de Onboarding (30-60-90 Días)</w:t>
+              <w:t>Descriptor por Competencias, Plan Onboarding 30-60-90 y 3 Micro-Charlas de Factor Humano (25 Pts)</w:t>
             </w:r>
           </w:p>
         </w:tc>
@@ -1180,8 +1167,8 @@
             <w:shd w:fill="F7FAFC"/>
             <w:tcMar>
               <w:top w:w="50" w:type="dxa"/>
+              <w:left w:w="60" w:type="dxa"/>
               <w:bottom w:w="50" w:type="dxa"/>
-              <w:left w:w="60" w:type="dxa"/>
               <w:right w:w="60" w:type="dxa"/>
             </w:tcMar>
           </w:tcPr>
@@ -1206,8 +1193,8 @@
             <w:shd w:fill="F7FAFC"/>
             <w:tcMar>
               <w:top w:w="50" w:type="dxa"/>
+              <w:left w:w="60" w:type="dxa"/>
               <w:bottom w:w="50" w:type="dxa"/>
-              <w:left w:w="60" w:type="dxa"/>
               <w:right w:w="60" w:type="dxa"/>
             </w:tcMar>
           </w:tcPr>
@@ -1221,7 +1208,7 @@
                 <w:color w:val="1A202C"/>
                 <w:sz w:val="17"/>
               </w:rPr>
-              <w:t>Liderazgo y Factor Humano en Cuadrillas: Dignidad, Trabajo Bien Hecho y Cero Maltrato</w:t>
+              <w:t>Fortalecimiento y Validación de Competencias: Nivel Técnico Superior (TSU)</w:t>
             </w:r>
           </w:p>
         </w:tc>
@@ -1231,8 +1218,8 @@
             <w:shd w:fill="F7FAFC"/>
             <w:tcMar>
               <w:top w:w="50" w:type="dxa"/>
+              <w:left w:w="60" w:type="dxa"/>
               <w:bottom w:w="50" w:type="dxa"/>
-              <w:left w:w="60" w:type="dxa"/>
               <w:right w:w="60" w:type="dxa"/>
             </w:tcMar>
           </w:tcPr>
@@ -1257,8 +1244,8 @@
             <w:shd w:fill="F7FAFC"/>
             <w:tcMar>
               <w:top w:w="50" w:type="dxa"/>
+              <w:left w:w="60" w:type="dxa"/>
               <w:bottom w:w="50" w:type="dxa"/>
-              <w:left w:w="60" w:type="dxa"/>
               <w:right w:w="60" w:type="dxa"/>
             </w:tcMar>
           </w:tcPr>
@@ -1282,8 +1269,8 @@
             <w:shd w:fill="F7FAFC"/>
             <w:tcMar>
               <w:top w:w="50" w:type="dxa"/>
+              <w:left w:w="60" w:type="dxa"/>
               <w:bottom w:w="50" w:type="dxa"/>
-              <w:left w:w="60" w:type="dxa"/>
               <w:right w:w="60" w:type="dxa"/>
             </w:tcMar>
           </w:tcPr>
@@ -1297,7 +1284,7 @@
                 <w:color w:val="1A202C"/>
                 <w:sz w:val="17"/>
               </w:rPr>
-              <w:t>Código de Convivencia Operativa y Protocolo de Seguridad Psicológica</w:t>
+              <w:t>Guía de Evaluación Práctica en Puesto y Matriz de Validación Técnica bajo Estándar TSU (25 Pts)</w:t>
             </w:r>
           </w:p>
         </w:tc>
@@ -1306,10 +1293,11 @@
         <w:tc>
           <w:tcPr>
             <w:tcW w:type="dxa" w:w="1872"/>
+            <w:shd w:fill="EBF8FF"/>
             <w:tcMar>
               <w:top w:w="50" w:type="dxa"/>
+              <w:left w:w="60" w:type="dxa"/>
               <w:bottom w:w="50" w:type="dxa"/>
-              <w:left w:w="60" w:type="dxa"/>
               <w:right w:w="60" w:type="dxa"/>
             </w:tcMar>
           </w:tcPr>
@@ -1324,17 +1312,18 @@
                 <w:color w:val="1A202C"/>
                 <w:sz w:val="17"/>
               </w:rPr>
-              <w:t>Módulo 4 (Virtual 3)</w:t>
+              <w:t>Módulo 4 (Presencial 2)</w:t>
             </w:r>
           </w:p>
         </w:tc>
         <w:tc>
           <w:tcPr>
             <w:tcW w:type="dxa" w:w="1872"/>
+            <w:shd w:fill="EBF8FF"/>
             <w:tcMar>
               <w:top w:w="50" w:type="dxa"/>
+              <w:left w:w="60" w:type="dxa"/>
               <w:bottom w:w="50" w:type="dxa"/>
-              <w:left w:w="60" w:type="dxa"/>
               <w:right w:w="60" w:type="dxa"/>
             </w:tcMar>
           </w:tcPr>
@@ -1345,20 +1334,22 @@
             <w:r>
               <w:rPr>
                 <w:rFonts w:ascii="Calibri" w:hAnsi="Calibri"/>
+                <w:b/>
                 <w:color w:val="1A202C"/>
                 <w:sz w:val="17"/>
               </w:rPr>
-              <w:t>Fortalecimiento de Competencias Técnicas: El Nivel Técnico Superior (TSU) como Respaldo</w:t>
+              <w:t>Sistematización de Demandas Industriales, Acuerdos de Vinculación y Clausura</w:t>
             </w:r>
           </w:p>
         </w:tc>
         <w:tc>
           <w:tcPr>
             <w:tcW w:type="dxa" w:w="1872"/>
+            <w:shd w:fill="EBF8FF"/>
             <w:tcMar>
               <w:top w:w="50" w:type="dxa"/>
+              <w:left w:w="60" w:type="dxa"/>
               <w:bottom w:w="50" w:type="dxa"/>
-              <w:left w:w="60" w:type="dxa"/>
               <w:right w:w="60" w:type="dxa"/>
             </w:tcMar>
           </w:tcPr>
@@ -1380,268 +1371,11 @@
         <w:tc>
           <w:tcPr>
             <w:tcW w:type="dxa" w:w="1872"/>
-            <w:tcMar>
-              <w:top w:w="50" w:type="dxa"/>
-              <w:bottom w:w="50" w:type="dxa"/>
-              <w:left w:w="60" w:type="dxa"/>
-              <w:right w:w="60" w:type="dxa"/>
-            </w:tcMar>
-          </w:tcPr>
-          <w:p>
-            <w:pPr>
-              <w:spacing w:before="0" w:after="0" w:line="276" w:lineRule="auto"/>
-            </w:pPr>
-            <w:r>
-              <w:rPr>
-                <w:rFonts w:ascii="Calibri" w:hAnsi="Calibri"/>
-                <w:color w:val="1A202C"/>
-                <w:sz w:val="17"/>
-              </w:rPr>
-              <w:t>Virtual Sincrónico (Teams)</w:t>
-            </w:r>
-          </w:p>
-        </w:tc>
-        <w:tc>
-          <w:tcPr>
-            <w:tcW w:type="dxa" w:w="1872"/>
-            <w:tcMar>
-              <w:top w:w="50" w:type="dxa"/>
-              <w:bottom w:w="50" w:type="dxa"/>
-              <w:left w:w="60" w:type="dxa"/>
-              <w:right w:w="60" w:type="dxa"/>
-            </w:tcMar>
-          </w:tcPr>
-          <w:p>
-            <w:pPr>
-              <w:spacing w:before="0" w:after="0" w:line="276" w:lineRule="auto"/>
-            </w:pPr>
-            <w:r>
-              <w:rPr>
-                <w:rFonts w:ascii="Calibri" w:hAnsi="Calibri"/>
-                <w:color w:val="1A202C"/>
-                <w:sz w:val="17"/>
-              </w:rPr>
-              <w:t>Matriz de Validación Técnica de Planta bajo Estándar de Competencias TSU</w:t>
-            </w:r>
-          </w:p>
-        </w:tc>
-      </w:tr>
-      <w:tr>
-        <w:tc>
-          <w:tcPr>
-            <w:tcW w:type="dxa" w:w="1872"/>
-            <w:shd w:fill="F7FAFC"/>
-            <w:tcMar>
-              <w:top w:w="50" w:type="dxa"/>
-              <w:bottom w:w="50" w:type="dxa"/>
-              <w:left w:w="60" w:type="dxa"/>
-              <w:right w:w="60" w:type="dxa"/>
-            </w:tcMar>
-          </w:tcPr>
-          <w:p>
-            <w:pPr>
-              <w:spacing w:before="0" w:after="0" w:line="276" w:lineRule="auto"/>
-            </w:pPr>
-            <w:r>
-              <w:rPr>
-                <w:rFonts w:ascii="Calibri" w:hAnsi="Calibri"/>
-                <w:b/>
-                <w:color w:val="1A202C"/>
-                <w:sz w:val="17"/>
-              </w:rPr>
-              <w:t>Módulo 5 (Virtual 4)</w:t>
-            </w:r>
-          </w:p>
-        </w:tc>
-        <w:tc>
-          <w:tcPr>
-            <w:tcW w:type="dxa" w:w="1872"/>
-            <w:shd w:fill="F7FAFC"/>
-            <w:tcMar>
-              <w:top w:w="50" w:type="dxa"/>
-              <w:bottom w:w="50" w:type="dxa"/>
-              <w:left w:w="60" w:type="dxa"/>
-              <w:right w:w="60" w:type="dxa"/>
-            </w:tcMar>
-          </w:tcPr>
-          <w:p>
-            <w:pPr>
-              <w:spacing w:before="0" w:after="0" w:line="276" w:lineRule="auto"/>
-            </w:pPr>
-            <w:r>
-              <w:rPr>
-                <w:rFonts w:ascii="Calibri" w:hAnsi="Calibri"/>
-                <w:color w:val="1A202C"/>
-                <w:sz w:val="17"/>
-              </w:rPr>
-              <w:t>Desarrollo de Mandos Medios: Supervisión de Primera Línea, Feedback y Charlas de Valores</w:t>
-            </w:r>
-          </w:p>
-        </w:tc>
-        <w:tc>
-          <w:tcPr>
-            <w:tcW w:type="dxa" w:w="1872"/>
-            <w:shd w:fill="F7FAFC"/>
-            <w:tcMar>
-              <w:top w:w="50" w:type="dxa"/>
-              <w:bottom w:w="50" w:type="dxa"/>
-              <w:left w:w="60" w:type="dxa"/>
-              <w:right w:w="60" w:type="dxa"/>
-            </w:tcMar>
-          </w:tcPr>
-          <w:p>
-            <w:pPr>
-              <w:spacing w:before="0" w:after="0" w:line="276" w:lineRule="auto"/>
-            </w:pPr>
-            <w:r>
-              <w:rPr>
-                <w:rFonts w:ascii="Calibri" w:hAnsi="Calibri"/>
-                <w:b/>
-                <w:color w:val="1A202C"/>
-                <w:sz w:val="17"/>
-              </w:rPr>
-              <w:t>2 Horas</w:t>
-            </w:r>
-          </w:p>
-        </w:tc>
-        <w:tc>
-          <w:tcPr>
-            <w:tcW w:type="dxa" w:w="1872"/>
-            <w:shd w:fill="F7FAFC"/>
-            <w:tcMar>
-              <w:top w:w="50" w:type="dxa"/>
-              <w:bottom w:w="50" w:type="dxa"/>
-              <w:left w:w="60" w:type="dxa"/>
-              <w:right w:w="60" w:type="dxa"/>
-            </w:tcMar>
-          </w:tcPr>
-          <w:p>
-            <w:pPr>
-              <w:spacing w:before="0" w:after="0" w:line="276" w:lineRule="auto"/>
-            </w:pPr>
-            <w:r>
-              <w:rPr>
-                <w:rFonts w:ascii="Calibri" w:hAnsi="Calibri"/>
-                <w:color w:val="1A202C"/>
-                <w:sz w:val="17"/>
-              </w:rPr>
-              <w:t>Virtual Sincrónico (Teams)</w:t>
-            </w:r>
-          </w:p>
-        </w:tc>
-        <w:tc>
-          <w:tcPr>
-            <w:tcW w:type="dxa" w:w="1872"/>
-            <w:shd w:fill="F7FAFC"/>
-            <w:tcMar>
-              <w:top w:w="50" w:type="dxa"/>
-              <w:bottom w:w="50" w:type="dxa"/>
-              <w:left w:w="60" w:type="dxa"/>
-              <w:right w:w="60" w:type="dxa"/>
-            </w:tcMar>
-          </w:tcPr>
-          <w:p>
-            <w:pPr>
-              <w:spacing w:before="0" w:after="0" w:line="276" w:lineRule="auto"/>
-            </w:pPr>
-            <w:r>
-              <w:rPr>
-                <w:rFonts w:ascii="Calibri" w:hAnsi="Calibri"/>
-                <w:color w:val="1A202C"/>
-                <w:sz w:val="17"/>
-              </w:rPr>
-              <w:t>Plan de Coaching para Supervisores y Catálogo de 5 Micro-Charlas de Factor Humano</w:t>
-            </w:r>
-          </w:p>
-        </w:tc>
-      </w:tr>
-      <w:tr>
-        <w:tc>
-          <w:tcPr>
-            <w:tcW w:type="dxa" w:w="1872"/>
             <w:shd w:fill="EBF8FF"/>
             <w:tcMar>
               <w:top w:w="50" w:type="dxa"/>
+              <w:left w:w="60" w:type="dxa"/>
               <w:bottom w:w="50" w:type="dxa"/>
-              <w:left w:w="60" w:type="dxa"/>
-              <w:right w:w="60" w:type="dxa"/>
-            </w:tcMar>
-          </w:tcPr>
-          <w:p>
-            <w:pPr>
-              <w:spacing w:before="0" w:after="0" w:line="276" w:lineRule="auto"/>
-            </w:pPr>
-            <w:r>
-              <w:rPr>
-                <w:rFonts w:ascii="Calibri" w:hAnsi="Calibri"/>
-                <w:b/>
-                <w:color w:val="1A202C"/>
-                <w:sz w:val="17"/>
-              </w:rPr>
-              <w:t>Módulo 6 (Presencial)</w:t>
-            </w:r>
-          </w:p>
-        </w:tc>
-        <w:tc>
-          <w:tcPr>
-            <w:tcW w:type="dxa" w:w="1872"/>
-            <w:shd w:fill="EBF8FF"/>
-            <w:tcMar>
-              <w:top w:w="50" w:type="dxa"/>
-              <w:bottom w:w="50" w:type="dxa"/>
-              <w:left w:w="60" w:type="dxa"/>
-              <w:right w:w="60" w:type="dxa"/>
-            </w:tcMar>
-          </w:tcPr>
-          <w:p>
-            <w:pPr>
-              <w:spacing w:before="0" w:after="0" w:line="276" w:lineRule="auto"/>
-            </w:pPr>
-            <w:r>
-              <w:rPr>
-                <w:rFonts w:ascii="Calibri" w:hAnsi="Calibri"/>
-                <w:b/>
-                <w:color w:val="1A202C"/>
-                <w:sz w:val="17"/>
-              </w:rPr>
-              <w:t>Plenaria de Diálogo Industria-Academia, Acuerdos de Vinculación y Clausura</w:t>
-            </w:r>
-          </w:p>
-        </w:tc>
-        <w:tc>
-          <w:tcPr>
-            <w:tcW w:type="dxa" w:w="1872"/>
-            <w:shd w:fill="EBF8FF"/>
-            <w:tcMar>
-              <w:top w:w="50" w:type="dxa"/>
-              <w:bottom w:w="50" w:type="dxa"/>
-              <w:left w:w="60" w:type="dxa"/>
-              <w:right w:w="60" w:type="dxa"/>
-            </w:tcMar>
-          </w:tcPr>
-          <w:p>
-            <w:pPr>
-              <w:spacing w:before="0" w:after="0" w:line="276" w:lineRule="auto"/>
-            </w:pPr>
-            <w:r>
-              <w:rPr>
-                <w:rFonts w:ascii="Calibri" w:hAnsi="Calibri"/>
-                <w:b/>
-                <w:color w:val="1A202C"/>
-                <w:sz w:val="17"/>
-              </w:rPr>
-              <w:t>4 Horas</w:t>
-            </w:r>
-          </w:p>
-        </w:tc>
-        <w:tc>
-          <w:tcPr>
-            <w:tcW w:type="dxa" w:w="1872"/>
-            <w:shd w:fill="EBF8FF"/>
-            <w:tcMar>
-              <w:top w:w="50" w:type="dxa"/>
-              <w:bottom w:w="50" w:type="dxa"/>
-              <w:left w:w="60" w:type="dxa"/>
               <w:right w:w="60" w:type="dxa"/>
             </w:tcMar>
           </w:tcPr>
@@ -1666,8 +1400,8 @@
             <w:shd w:fill="EBF8FF"/>
             <w:tcMar>
               <w:top w:w="50" w:type="dxa"/>
+              <w:left w:w="60" w:type="dxa"/>
               <w:bottom w:w="50" w:type="dxa"/>
-              <w:left w:w="60" w:type="dxa"/>
               <w:right w:w="60" w:type="dxa"/>
             </w:tcMar>
           </w:tcPr>
@@ -1682,7 +1416,7 @@
                 <w:color w:val="1A202C"/>
                 <w:sz w:val="17"/>
               </w:rPr>
-              <w:t>Sustentación Plenaria del Plan de Acción y Entrega de Diplomas Oficiales</w:t>
+              <w:t>Sustentación Plenaria de la Ficha Diagnóstica y Firma de Acuerdos de Vinculación (25 Pts)</w:t>
             </w:r>
           </w:p>
         </w:tc>
@@ -1698,28 +1432,26 @@
           <w:color w:val="1A202C"/>
           <w:sz w:val="19"/>
         </w:rPr>
-        <w:t>Balance Formativo:</w:t>
+        <w:t>Balance Formativo (Total: 8 Horas):</w:t>
         <w:br/>
-        <w:t>• 8 Horas Presenciales Vivenciales (Módulos 1 y 6 en Campus Kinal): Apertura institucional, inmersión en talleres técnicos, mesas de diálogo industria-academia, acuerdos de vinculación y entrega solemne de diplomas y reconocimientos.</w:t>
+        <w:t>• 4 Horas Presenciales Vivenciales en Campus Kinal (Sesiones 1 y 4 de 2h cada una): Apertura institucional, inmersión en Factor Humano y liderazgo, diálogo industria-academia, acuerdos de vinculación y entrega solemne de diplomas y reconocimientos.</w:t>
         <w:br/>
-        <w:t>• 8 Horas Virtuales Sincrónicas en Microsoft Teams (Módulos 2 a 5): 4 sesiones semanales de 2 horas dedicadas a herramientas gerenciales en manejo de personal, liderazgo humanista, competencias técnicas nivel superior (TSU) y mandos medios.</w:t>
+        <w:t>• 4 Horas Virtuales Sincrónicas en Microsoft Teams (Sesiones 2 y 3 de 2h cada una): Metodologías para atracción de talento técnico, desarrollo de mandos medios, matrices de competencias operativas y validación técnica a nivel superior (TSU).</w:t>
         <w:br/>
-        <w:t>• 4 Horas de Autodiagnóstico en Kinal.academy (Moodle): Consolidación de instrumentos de gestión técnica y plan de acción empresarial.</w:t>
-        <w:br/>
-        <w:t>• Total: 20 Horas Formativas Ejecutivas.</w:t>
+        <w:t>• Plataforma LMS de Apoyo: Kinal.academy (Moodle) para la descarga de plantillas y entrega de actividades evaluables.</w:t>
       </w:r>
     </w:p>
     <w:p>
       <w:pPr>
         <w:keepNext/>
-        <w:spacing w:before="320" w:after="120"/>
+        <w:spacing w:before="280" w:after="120"/>
       </w:pPr>
       <w:r>
         <w:rPr>
           <w:rFonts w:ascii="Calibri" w:hAnsi="Calibri"/>
           <w:b/>
           <w:color w:val="003366"/>
-          <w:sz w:val="30"/>
+          <w:sz w:val="28"/>
         </w:rPr>
         <w:t>5. Metodología Andragógica de Formación Gerencial</w:t>
       </w:r>
@@ -1738,7 +1470,7 @@
         <w:br/>
         <w:t>1. Dinámica de Casos Gerenciales: Discusión de escenarios reales de planta (retrasos de producción, supervisores autoritarios, resistencia al reporte de averías, curvas lentas de adaptación técnica).</w:t>
         <w:br/>
-        <w:t>2. Entregables Prácticos por Módulo: Cada sesión culmina con una herramienta técnica directamente aplicable en la empresa del participante (descriptores, protocolos, matrices y micro-charlas).</w:t>
+        <w:t>2. Entregables Prácticos por Módulo: Cada sesión de 2 horas culmina con una herramienta técnica directamente aplicable en la empresa del participante (descriptores, protocolos, matrices y micro-charlas).</w:t>
         <w:br/>
         <w:t>3. Espacios Formales de Diálogo Industria-Academia: Intercambio bidireccional donde los gerentes aportan retroalimentación crítica sobre las demandas actuales de cualificación técnica.</w:t>
       </w:r>
@@ -1746,14 +1478,14 @@
     <w:p>
       <w:pPr>
         <w:keepNext/>
-        <w:spacing w:before="320" w:after="120"/>
+        <w:spacing w:before="280" w:after="120"/>
       </w:pPr>
       <w:r>
         <w:rPr>
           <w:rFonts w:ascii="Calibri" w:hAnsi="Calibri"/>
           <w:b/>
           <w:color w:val="003366"/>
-          <w:sz w:val="30"/>
+          <w:sz w:val="28"/>
         </w:rPr>
         <w:t>6. Acreditación Institucional, Diplomas y Reconocimientos</w:t>
       </w:r>
@@ -1768,9 +1500,9 @@
           <w:color w:val="1A202C"/>
           <w:sz w:val="20"/>
         </w:rPr>
-        <w:t>En el Módulo 6 (Jornada Presencial de Cierre) en campus Kinal se realizará la ceremonia de clausura con dos acreditaciones oficiales:</w:t>
+        <w:t>En el Módulo 4 (Sesión Presencial de Cierre) en campus Kinal se realizará la ceremonia de clausura con dos acreditaciones oficiales:</w:t>
         <w:br/>
-        <w:t>1. Diploma de Participación Individual: Otorgado al representante empresarial que cumplió con el 80% de asistencia a las sesiones sincrónicas y la entrega de sus actividades formativas (nota mínima aprobatoria de 75/100 puntos).</w:t>
+        <w:t>1. Diploma de Participación Individual: Otorgado al representante empresarial que cumplió con el 80% de asistencia y la aprobación de las 4 actividades formativas evaluables (nota mínima institucional de 75/100 puntos).</w:t>
         <w:br/>
         <w:t>2. Reconocimiento Empresarial Institucional: Galardón otorgado por Fundación Kinal a la empresa participante, acreditándola como «Empresa Aliada en la Vinculación Técnica y Formación del Talento Humano».</w:t>
       </w:r>
@@ -1778,14 +1510,14 @@
     <w:p>
       <w:pPr>
         <w:keepNext/>
-        <w:spacing w:before="320" w:after="120"/>
+        <w:spacing w:before="280" w:after="120"/>
       </w:pPr>
       <w:r>
         <w:rPr>
           <w:rFonts w:ascii="Calibri" w:hAnsi="Calibri"/>
           <w:b/>
           <w:color w:val="003366"/>
-          <w:sz w:val="30"/>
+          <w:sz w:val="28"/>
         </w:rPr>
         <w:t>7. Ecosistema Digital e Infraestructura Institucional</w:t>
       </w:r>
@@ -1802,17 +1534,17 @@
         </w:rPr>
         <w:t>En cumplimiento de los estándares institucionales de Fundación Kinal:</w:t>
         <w:br/>
-        <w:t>• Plataforma Virtual Sincrónica: Microsoft Teams para las sesiones virtuales semanales, con salas de trabajo grupal y repositorio de grabaciones.</w:t>
+        <w:t>• Plataforma Virtual Sincrónica: Microsoft Teams para las sesiones virtuales 2 y 3, con salas de trabajo grupal y repositorio de grabaciones.</w:t>
         <w:br/>
         <w:t>• Plataforma LMS Oficial: Kinal.academy (Moodle) para la descarga de lecturas, plantillas gerenciales y entrega de actividades evaluables.</w:t>
         <w:br/>
-        <w:t>• Instalaciones Presenciales en Kinal: Auditorio Ejecutivo climatizado con soporte multimedia, salas de trabajo directivo y recorrido por los talleres y laboratorios de formación técnica.</w:t>
+        <w:t>• Instalaciones Presenciales en Kinal: Auditorio Ejecutivo climatizado para las sesiones presenciales 1 (Apertura y Factor Humano) y 4 (Sistematización y Clausura).</w:t>
       </w:r>
     </w:p>
     <w:sectPr>
       <w:footerReference w:type="default" r:id="rId9"/>
       <w:pgSz w:w="12240" w:h="15840"/>
-      <w:pgMar w:top="1440" w:right="1440" w:bottom="1440" w:left="1440" w:header="720" w:footer="720" w:gutter="0"/>
+      <w:pgMar w:top="1296" w:right="1440" w:bottom="1296" w:left="1440" w:header="720" w:footer="720" w:gutter="0"/>
       <w:cols w:space="720"/>
       <w:docGrid w:linePitch="360"/>
     </w:sectPr>
@@ -1834,7 +1566,7 @@
         <w:color w:val="4A5568"/>
         <w:sz w:val="17"/>
       </w:rPr>
-      <w:t>Fundación Kinal | Programa Ejecutivo de Vinculación y Liderazgo — Propuesta Oficial</w:t>
+      <w:t>Fundación Kinal | Programa Ejecutivo de Vinculación y Liderazgo — Propuesta Oficial (8 Horas)</w:t>
     </w:r>
   </w:p>
 </w:ftr>
